--- a/Task_Docx/10092912_Day36.docx
+++ b/Task_Docx/10092912_Day36.docx
@@ -163,13 +163,8 @@
           <w:numId w:val="1"/>
         </w:numPr>
       </w:pPr>
-      <w:proofErr w:type="spellStart"/>
-      <w:r>
-        <w:t>etcd</w:t>
-      </w:r>
-      <w:proofErr w:type="spellEnd"/>
-      <w:r>
-        <w:t xml:space="preserve"> – Stores Kubernetes cluster configuration and state information.</w:t>
+      <w:r>
+        <w:t>etcd – Stores Kubernetes cluster configuration and state information.</w:t>
       </w:r>
     </w:p>
     <w:p>
@@ -204,13 +199,8 @@
           <w:numId w:val="2"/>
         </w:numPr>
       </w:pPr>
-      <w:proofErr w:type="spellStart"/>
-      <w:r>
-        <w:t>kubelet</w:t>
-      </w:r>
-      <w:proofErr w:type="spellEnd"/>
-      <w:r>
-        <w:t xml:space="preserve"> – Communicates with the Control Plane and manages Pods on the node.</w:t>
+      <w:r>
+        <w:t>kubelet – Communicates with the Control Plane and manages Pods on the node.</w:t>
       </w:r>
     </w:p>
     <w:p>
@@ -231,13 +221,8 @@
           <w:numId w:val="2"/>
         </w:numPr>
       </w:pPr>
-      <w:proofErr w:type="spellStart"/>
-      <w:r>
-        <w:t>kube</w:t>
-      </w:r>
-      <w:proofErr w:type="spellEnd"/>
-      <w:r>
-        <w:t>-proxy – Helps provide networking and communication for Kubernetes Services.</w:t>
+      <w:r>
+        <w:t>kube-proxy – Helps provide networking and communication for Kubernetes Services.</w:t>
       </w:r>
     </w:p>
     <w:p>
@@ -542,9 +527,16 @@
           <w:b/>
           <w:bCs/>
         </w:rPr>
-        <w:t xml:space="preserve">Compare the use cases for </w:t>
-      </w:r>
-      <w:proofErr w:type="spellStart"/>
+        <w:t>Compare the use cases for ClusterIP, NodePort, and LoadBalancer Services.</w:t>
+      </w:r>
+    </w:p>
+    <w:p>
+      <w:pPr>
+        <w:rPr>
+          <w:b/>
+          <w:bCs/>
+        </w:rPr>
+      </w:pPr>
       <w:r>
         <w:rPr>
           <w:b/>
@@ -552,72 +544,10 @@
         </w:rPr>
         <w:t>ClusterIP</w:t>
       </w:r>
-      <w:proofErr w:type="spellEnd"/>
-      <w:r>
-        <w:rPr>
-          <w:b/>
-          <w:bCs/>
-        </w:rPr>
-        <w:t xml:space="preserve">, </w:t>
-      </w:r>
-      <w:proofErr w:type="spellStart"/>
-      <w:r>
-        <w:rPr>
-          <w:b/>
-          <w:bCs/>
-        </w:rPr>
-        <w:t>NodePort</w:t>
-      </w:r>
-      <w:proofErr w:type="spellEnd"/>
-      <w:r>
-        <w:rPr>
-          <w:b/>
-          <w:bCs/>
-        </w:rPr>
-        <w:t xml:space="preserve">, and </w:t>
-      </w:r>
-      <w:proofErr w:type="spellStart"/>
-      <w:r>
-        <w:rPr>
-          <w:b/>
-          <w:bCs/>
-        </w:rPr>
-        <w:t>LoadBalancer</w:t>
-      </w:r>
-      <w:proofErr w:type="spellEnd"/>
-      <w:r>
-        <w:rPr>
-          <w:b/>
-          <w:bCs/>
-        </w:rPr>
-        <w:t xml:space="preserve"> Services.</w:t>
-      </w:r>
-    </w:p>
-    <w:p>
-      <w:pPr>
-        <w:rPr>
-          <w:b/>
-          <w:bCs/>
-        </w:rPr>
-      </w:pPr>
-      <w:proofErr w:type="spellStart"/>
-      <w:r>
-        <w:rPr>
-          <w:b/>
-          <w:bCs/>
-        </w:rPr>
-        <w:t>ClusterIP</w:t>
-      </w:r>
-      <w:proofErr w:type="spellEnd"/>
-    </w:p>
-    <w:p>
-      <w:proofErr w:type="spellStart"/>
-      <w:r>
-        <w:t>ClusterIP</w:t>
-      </w:r>
-      <w:proofErr w:type="spellEnd"/>
-      <w:r>
-        <w:t xml:space="preserve"> is the default Kubernetes Service type.</w:t>
+    </w:p>
+    <w:p>
+      <w:r>
+        <w:t>ClusterIP is the default Kubernetes Service type.</w:t>
       </w:r>
     </w:p>
     <w:p>
@@ -654,22 +584,16 @@
     </w:p>
     <w:p>
       <w:r>
-        <w:t xml:space="preserve">type: </w:t>
-      </w:r>
-      <w:proofErr w:type="spellStart"/>
-      <w:r>
-        <w:t>ClusterIP</w:t>
-      </w:r>
-      <w:proofErr w:type="spellEnd"/>
-    </w:p>
-    <w:p>
-      <w:pPr>
-        <w:rPr>
-          <w:b/>
-          <w:bCs/>
-        </w:rPr>
-      </w:pPr>
-      <w:proofErr w:type="spellStart"/>
+        <w:t>type: ClusterIP</w:t>
+      </w:r>
+    </w:p>
+    <w:p>
+      <w:pPr>
+        <w:rPr>
+          <w:b/>
+          <w:bCs/>
+        </w:rPr>
+      </w:pPr>
       <w:r>
         <w:rPr>
           <w:b/>
@@ -677,16 +601,10 @@
         </w:rPr>
         <w:t>NodePort</w:t>
       </w:r>
-      <w:proofErr w:type="spellEnd"/>
-    </w:p>
-    <w:p>
-      <w:proofErr w:type="spellStart"/>
-      <w:r>
-        <w:t>NodePort</w:t>
-      </w:r>
-      <w:proofErr w:type="spellEnd"/>
-      <w:r>
-        <w:t xml:space="preserve"> exposes a Service through a specific port on each Worker Node.</w:t>
+    </w:p>
+    <w:p>
+      <w:r>
+        <w:t>NodePort exposes a Service through a specific port on each Worker Node.</w:t>
       </w:r>
     </w:p>
     <w:p>
@@ -723,22 +641,16 @@
     </w:p>
     <w:p>
       <w:r>
-        <w:t xml:space="preserve">type: </w:t>
-      </w:r>
-      <w:proofErr w:type="spellStart"/>
-      <w:r>
-        <w:t>NodePort</w:t>
-      </w:r>
-      <w:proofErr w:type="spellEnd"/>
-    </w:p>
-    <w:p>
-      <w:pPr>
-        <w:rPr>
-          <w:b/>
-          <w:bCs/>
-        </w:rPr>
-      </w:pPr>
-      <w:proofErr w:type="spellStart"/>
+        <w:t>type: NodePort</w:t>
+      </w:r>
+    </w:p>
+    <w:p>
+      <w:pPr>
+        <w:rPr>
+          <w:b/>
+          <w:bCs/>
+        </w:rPr>
+      </w:pPr>
       <w:r>
         <w:rPr>
           <w:b/>
@@ -746,16 +658,10 @@
         </w:rPr>
         <w:t>LoadBalancer</w:t>
       </w:r>
-      <w:proofErr w:type="spellEnd"/>
-    </w:p>
-    <w:p>
-      <w:proofErr w:type="spellStart"/>
-      <w:r>
-        <w:t>LoadBalancer</w:t>
-      </w:r>
-      <w:proofErr w:type="spellEnd"/>
-      <w:r>
-        <w:t xml:space="preserve"> exposes a Service externally through a cloud or external load balancer.</w:t>
+    </w:p>
+    <w:p>
+      <w:r>
+        <w:t>LoadBalancer exposes a Service externally through a cloud or external load balancer.</w:t>
       </w:r>
     </w:p>
     <w:p>
@@ -792,13 +698,8 @@
     </w:p>
     <w:p>
       <w:r>
-        <w:t xml:space="preserve">type: </w:t>
-      </w:r>
-      <w:proofErr w:type="spellStart"/>
-      <w:r>
-        <w:t>LoadBalancer</w:t>
-      </w:r>
-      <w:proofErr w:type="spellEnd"/>
+        <w:t>type: LoadBalancer</w:t>
+      </w:r>
     </w:p>
     <w:p>
       <w:pPr>
@@ -892,42 +793,33 @@
           <w:numId w:val="9"/>
         </w:numPr>
       </w:pPr>
-      <w:proofErr w:type="spellStart"/>
-      <w:r>
+      <w:r>
+        <w:t>ReplicaSet management</w:t>
+      </w:r>
+    </w:p>
+    <w:p>
+      <w:r>
+        <w:t>Example:</w:t>
+      </w:r>
+    </w:p>
+    <w:p>
+      <w:r>
+        <w:t>Deployment</w:t>
+      </w:r>
+      <w:r>
+        <w:br/>
+        <w:t>|</w:t>
+      </w:r>
+      <w:r>
+        <w:br/>
         <w:t>ReplicaSet</w:t>
       </w:r>
-      <w:proofErr w:type="spellEnd"/>
-      <w:r>
-        <w:t xml:space="preserve"> management</w:t>
-      </w:r>
-    </w:p>
-    <w:p>
-      <w:r>
-        <w:t>Example:</w:t>
-      </w:r>
-    </w:p>
-    <w:p>
-      <w:r>
-        <w:t>Deployment</w:t>
-      </w:r>
       <w:r>
         <w:br/>
         <w:t>|</w:t>
       </w:r>
       <w:r>
         <w:br/>
-      </w:r>
-      <w:proofErr w:type="spellStart"/>
-      <w:r>
-        <w:t>ReplicaSet</w:t>
-      </w:r>
-      <w:proofErr w:type="spellEnd"/>
-      <w:r>
-        <w:br/>
-        <w:t>|</w:t>
-      </w:r>
-      <w:r>
-        <w:br/>
         <w:t>+---- Pod 1</w:t>
       </w:r>
       <w:r>
@@ -965,13 +857,8 @@
       </w:r>
     </w:p>
     <w:p>
-      <w:proofErr w:type="spellStart"/>
-      <w:r>
-        <w:t>kubectl</w:t>
-      </w:r>
-      <w:proofErr w:type="spellEnd"/>
-      <w:r>
-        <w:t xml:space="preserve"> scale deployment bookstore --replicas=5</w:t>
+      <w:r>
+        <w:t>kubectl scale deployment bookstore --replicas=5</w:t>
       </w:r>
     </w:p>
     <w:p>
@@ -981,15 +868,7 @@
     </w:p>
     <w:p>
       <w:r>
-        <w:t xml:space="preserve">Kubernetes can also perform automatic scaling using the Horizontal Pod </w:t>
-      </w:r>
-      <w:proofErr w:type="spellStart"/>
-      <w:r>
-        <w:t>Autoscaler</w:t>
-      </w:r>
-      <w:proofErr w:type="spellEnd"/>
-      <w:r>
-        <w:t xml:space="preserve"> (HPA). HPA can increase or decrease the number of Pods based on metrics such as CPU and memory utilization.</w:t>
+        <w:t>Kubernetes can also perform automatic scaling using the Horizontal Pod Autoscaler (HPA). HPA can increase or decrease the number of Pods based on metrics such as CPU and memory utilization.</w:t>
       </w:r>
     </w:p>
     <w:p>
@@ -1141,43 +1020,21 @@
           <w:b/>
           <w:bCs/>
         </w:rPr>
-        <w:t xml:space="preserve">How do </w:t>
-      </w:r>
-      <w:proofErr w:type="spellStart"/>
-      <w:r>
-        <w:rPr>
-          <w:b/>
-          <w:bCs/>
-        </w:rPr>
-        <w:t>ConfigMaps</w:t>
-      </w:r>
-      <w:proofErr w:type="spellEnd"/>
-      <w:r>
-        <w:rPr>
-          <w:b/>
-          <w:bCs/>
-        </w:rPr>
-        <w:t xml:space="preserve"> and Secrets differ in purpose and usage?</w:t>
-      </w:r>
-    </w:p>
-    <w:p>
-      <w:proofErr w:type="spellStart"/>
-      <w:r>
-        <w:t>ConfigMaps</w:t>
-      </w:r>
-      <w:proofErr w:type="spellEnd"/>
-      <w:r>
-        <w:t xml:space="preserve"> and Secrets are both used to provide configuration information to applications.</w:t>
-      </w:r>
-    </w:p>
-    <w:p>
-      <w:pPr>
-        <w:rPr>
-          <w:b/>
-          <w:bCs/>
-        </w:rPr>
-      </w:pPr>
-      <w:proofErr w:type="spellStart"/>
+        <w:t>How do ConfigMaps and Secrets differ in purpose and usage?</w:t>
+      </w:r>
+    </w:p>
+    <w:p>
+      <w:r>
+        <w:t>ConfigMaps and Secrets are both used to provide configuration information to applications.</w:t>
+      </w:r>
+    </w:p>
+    <w:p>
+      <w:pPr>
+        <w:rPr>
+          <w:b/>
+          <w:bCs/>
+        </w:rPr>
+      </w:pPr>
       <w:r>
         <w:rPr>
           <w:b/>
@@ -1185,19 +1042,10 @@
         </w:rPr>
         <w:t>ConfigMap</w:t>
       </w:r>
-      <w:proofErr w:type="spellEnd"/>
-    </w:p>
-    <w:p>
-      <w:r>
-        <w:t xml:space="preserve">A </w:t>
-      </w:r>
-      <w:proofErr w:type="spellStart"/>
-      <w:r>
-        <w:t>ConfigMap</w:t>
-      </w:r>
-      <w:proofErr w:type="spellEnd"/>
-      <w:r>
-        <w:t xml:space="preserve"> is used for non-sensitive configuration data.</w:t>
+    </w:p>
+    <w:p>
+      <w:r>
+        <w:t>A ConfigMap is used for non-sensitive configuration data.</w:t>
       </w:r>
     </w:p>
     <w:p>
@@ -1268,13 +1116,8 @@
     </w:p>
     <w:p>
       <w:r>
-        <w:t xml:space="preserve">DATABASE_HOST: </w:t>
-      </w:r>
-      <w:proofErr w:type="spellStart"/>
-      <w:r>
-        <w:t>mysql</w:t>
-      </w:r>
-      <w:proofErr w:type="spellEnd"/>
+        <w:t>DATABASE_HOST: mysql</w:t>
+      </w:r>
       <w:r>
         <w:br/>
         <w:t>APP_ENV: production</w:t>
@@ -1735,14 +1578,9 @@
       <w:r>
         <w:br/>
       </w:r>
-      <w:proofErr w:type="spellStart"/>
       <w:r>
         <w:lastRenderedPageBreak/>
-        <w:t>cpu</w:t>
-      </w:r>
-      <w:proofErr w:type="spellEnd"/>
-      <w:r>
-        <w:t>: "500m"</w:t>
+        <w:t>cpu: "500m"</w:t>
       </w:r>
       <w:r>
         <w:br/>
@@ -1796,21 +1634,12 @@
           <w:bCs/>
         </w:rPr>
       </w:pPr>
-      <w:proofErr w:type="spellStart"/>
-      <w:r>
-        <w:rPr>
-          <w:b/>
-          <w:bCs/>
-        </w:rPr>
-        <w:t>ReplicaSets</w:t>
-      </w:r>
-      <w:proofErr w:type="spellEnd"/>
-      <w:r>
-        <w:rPr>
-          <w:b/>
-          <w:bCs/>
-        </w:rPr>
-        <w:t xml:space="preserve"> and Deployments</w:t>
+      <w:r>
+        <w:rPr>
+          <w:b/>
+          <w:bCs/>
+        </w:rPr>
+        <w:t>ReplicaSets and Deployments</w:t>
       </w:r>
     </w:p>
     <w:p>
@@ -2032,15 +1861,7 @@
         </w:numPr>
       </w:pPr>
       <w:r>
-        <w:t xml:space="preserve">Deployments and </w:t>
-      </w:r>
-      <w:proofErr w:type="spellStart"/>
-      <w:r>
-        <w:t>ReplicaSets</w:t>
-      </w:r>
-      <w:proofErr w:type="spellEnd"/>
-      <w:r>
-        <w:t xml:space="preserve"> for workload management</w:t>
+        <w:t>Deployments and ReplicaSets for workload management</w:t>
       </w:r>
     </w:p>
     <w:p>
@@ -2094,13 +1915,8 @@
       </w:r>
     </w:p>
     <w:p>
-      <w:proofErr w:type="spellStart"/>
-      <w:r>
-        <w:t>ConfigMap</w:t>
-      </w:r>
-      <w:proofErr w:type="spellEnd"/>
-      <w:r>
-        <w:t xml:space="preserve"> – Stores non-sensitive configuration.</w:t>
+      <w:r>
+        <w:t>ConfigMap – Stores non-sensitive configuration.</w:t>
       </w:r>
     </w:p>
     <w:p>
@@ -2545,7 +2361,6 @@
           <w14:ligatures w14:val="none"/>
         </w:rPr>
       </w:pPr>
-      <w:proofErr w:type="spellStart"/>
       <w:r>
         <w:rPr>
           <w:rFonts w:ascii="Arial" w:eastAsia="Times New Roman" w:hAnsi="Arial" w:cs="Arial"/>
@@ -2556,10 +2371,17 @@
           <w:lang w:eastAsia="en-IN"/>
           <w14:ligatures w14:val="none"/>
         </w:rPr>
-        <w:t>wsl</w:t>
-      </w:r>
-      <w:proofErr w:type="spellEnd"/>
-      <w:r>
+        <w:t>wsl --install</w:t>
+      </w:r>
+    </w:p>
+    <w:p>
+      <w:pPr>
+        <w:numPr>
+          <w:ilvl w:val="0"/>
+          <w:numId w:val="18"/>
+        </w:numPr>
+        <w:spacing w:before="240" w:after="240" w:line="240" w:lineRule="auto"/>
+        <w:textAlignment w:val="baseline"/>
         <w:rPr>
           <w:rFonts w:ascii="Arial" w:eastAsia="Times New Roman" w:hAnsi="Arial" w:cs="Arial"/>
           <w:color w:val="000000"/>
@@ -2569,17 +2391,8 @@
           <w:lang w:eastAsia="en-IN"/>
           <w14:ligatures w14:val="none"/>
         </w:rPr>
-        <w:t xml:space="preserve"> --install</w:t>
-      </w:r>
-    </w:p>
-    <w:p>
-      <w:pPr>
-        <w:numPr>
-          <w:ilvl w:val="0"/>
-          <w:numId w:val="18"/>
-        </w:numPr>
-        <w:spacing w:before="240" w:after="240" w:line="240" w:lineRule="auto"/>
-        <w:textAlignment w:val="baseline"/>
+      </w:pPr>
+      <w:r>
         <w:rPr>
           <w:rFonts w:ascii="Arial" w:eastAsia="Times New Roman" w:hAnsi="Arial" w:cs="Arial"/>
           <w:color w:val="000000"/>
@@ -2589,6 +2402,19 @@
           <w:lang w:eastAsia="en-IN"/>
           <w14:ligatures w14:val="none"/>
         </w:rPr>
+        <w:t>Set default version: PRASUNA&gt;wsl --set-default-version 2</w:t>
+      </w:r>
+    </w:p>
+    <w:p>
+      <w:pPr>
+        <w:spacing w:before="240" w:after="240" w:line="240" w:lineRule="auto"/>
+        <w:ind w:left="720"/>
+        <w:rPr>
+          <w:rFonts w:ascii="Times New Roman" w:eastAsia="Times New Roman" w:hAnsi="Times New Roman" w:cs="Times New Roman"/>
+          <w:kern w:val="0"/>
+          <w:lang w:eastAsia="en-IN"/>
+          <w14:ligatures w14:val="none"/>
+        </w:rPr>
       </w:pPr>
       <w:r>
         <w:rPr>
@@ -2600,9 +2426,31 @@
           <w:lang w:eastAsia="en-IN"/>
           <w14:ligatures w14:val="none"/>
         </w:rPr>
-        <w:t>Set default version: PRASUNA&gt;</w:t>
-      </w:r>
-      <w:proofErr w:type="spellStart"/>
+        <w:t>wsl --version → chek for  version</w:t>
+      </w:r>
+    </w:p>
+    <w:p>
+      <w:pPr>
+        <w:spacing w:after="0" w:line="240" w:lineRule="auto"/>
+        <w:rPr>
+          <w:rFonts w:ascii="Times New Roman" w:eastAsia="Times New Roman" w:hAnsi="Times New Roman" w:cs="Times New Roman"/>
+          <w:kern w:val="0"/>
+          <w:lang w:eastAsia="en-IN"/>
+          <w14:ligatures w14:val="none"/>
+        </w:rPr>
+      </w:pPr>
+    </w:p>
+    <w:p>
+      <w:pPr>
+        <w:spacing w:before="240" w:after="240" w:line="240" w:lineRule="auto"/>
+        <w:ind w:left="720"/>
+        <w:rPr>
+          <w:rFonts w:ascii="Times New Roman" w:eastAsia="Times New Roman" w:hAnsi="Times New Roman" w:cs="Times New Roman"/>
+          <w:kern w:val="0"/>
+          <w:lang w:eastAsia="en-IN"/>
+          <w14:ligatures w14:val="none"/>
+        </w:rPr>
+      </w:pPr>
       <w:r>
         <w:rPr>
           <w:rFonts w:ascii="Arial" w:eastAsia="Times New Roman" w:hAnsi="Arial" w:cs="Arial"/>
@@ -2613,9 +2461,19 @@
           <w:lang w:eastAsia="en-IN"/>
           <w14:ligatures w14:val="none"/>
         </w:rPr>
-        <w:t>wsl</w:t>
-      </w:r>
-      <w:proofErr w:type="spellEnd"/>
+        <w:t>Step 2:</w:t>
+      </w:r>
+    </w:p>
+    <w:p>
+      <w:pPr>
+        <w:spacing w:before="240" w:after="240" w:line="240" w:lineRule="auto"/>
+        <w:rPr>
+          <w:rFonts w:ascii="Times New Roman" w:eastAsia="Times New Roman" w:hAnsi="Times New Roman" w:cs="Times New Roman"/>
+          <w:kern w:val="0"/>
+          <w:lang w:eastAsia="en-IN"/>
+          <w14:ligatures w14:val="none"/>
+        </w:rPr>
+      </w:pPr>
       <w:r>
         <w:rPr>
           <w:rFonts w:ascii="Arial" w:eastAsia="Times New Roman" w:hAnsi="Arial" w:cs="Arial"/>
@@ -2626,13 +2484,12 @@
           <w:lang w:eastAsia="en-IN"/>
           <w14:ligatures w14:val="none"/>
         </w:rPr>
-        <w:t xml:space="preserve"> --set-default-version 2</w:t>
+        <w:t>Check for docker install</w:t>
       </w:r>
     </w:p>
     <w:p>
       <w:pPr>
         <w:spacing w:before="240" w:after="240" w:line="240" w:lineRule="auto"/>
-        <w:ind w:left="720"/>
         <w:rPr>
           <w:rFonts w:ascii="Times New Roman" w:eastAsia="Times New Roman" w:hAnsi="Times New Roman" w:cs="Times New Roman"/>
           <w:kern w:val="0"/>
@@ -2640,7 +2497,6 @@
           <w14:ligatures w14:val="none"/>
         </w:rPr>
       </w:pPr>
-      <w:proofErr w:type="spellStart"/>
       <w:r>
         <w:rPr>
           <w:rFonts w:ascii="Arial" w:eastAsia="Times New Roman" w:hAnsi="Arial" w:cs="Arial"/>
@@ -2651,9 +2507,50 @@
           <w:lang w:eastAsia="en-IN"/>
           <w14:ligatures w14:val="none"/>
         </w:rPr>
-        <w:t>wsl</w:t>
-      </w:r>
-      <w:proofErr w:type="spellEnd"/>
+        <w:t>Step 3:</w:t>
+      </w:r>
+    </w:p>
+    <w:p>
+      <w:pPr>
+        <w:spacing w:before="280" w:after="80" w:line="240" w:lineRule="auto"/>
+        <w:outlineLvl w:val="2"/>
+        <w:rPr>
+          <w:rFonts w:ascii="Times New Roman" w:eastAsia="Times New Roman" w:hAnsi="Times New Roman" w:cs="Times New Roman"/>
+          <w:b/>
+          <w:bCs/>
+          <w:kern w:val="0"/>
+          <w:sz w:val="27"/>
+          <w:szCs w:val="27"/>
+          <w:lang w:eastAsia="en-IN"/>
+          <w14:ligatures w14:val="none"/>
+        </w:rPr>
+      </w:pPr>
+      <w:r>
+        <w:rPr>
+          <w:rFonts w:ascii="Arial" w:eastAsia="Times New Roman" w:hAnsi="Arial" w:cs="Arial"/>
+          <w:b/>
+          <w:bCs/>
+          <w:color w:val="000000"/>
+          <w:kern w:val="0"/>
+          <w:sz w:val="26"/>
+          <w:szCs w:val="26"/>
+          <w:lang w:eastAsia="en-IN"/>
+          <w14:ligatures w14:val="none"/>
+        </w:rPr>
+        <w:lastRenderedPageBreak/>
+        <w:t>Enable Kubernetes in Docker Desktop</w:t>
+      </w:r>
+    </w:p>
+    <w:p>
+      <w:pPr>
+        <w:spacing w:after="0" w:line="240" w:lineRule="auto"/>
+        <w:rPr>
+          <w:rFonts w:ascii="Times New Roman" w:eastAsia="Times New Roman" w:hAnsi="Times New Roman" w:cs="Times New Roman"/>
+          <w:kern w:val="0"/>
+          <w:lang w:eastAsia="en-IN"/>
+          <w14:ligatures w14:val="none"/>
+        </w:rPr>
+      </w:pPr>
       <w:r>
         <w:rPr>
           <w:rFonts w:ascii="Arial" w:eastAsia="Times New Roman" w:hAnsi="Arial" w:cs="Arial"/>
@@ -2664,9 +2561,19 @@
           <w:lang w:eastAsia="en-IN"/>
           <w14:ligatures w14:val="none"/>
         </w:rPr>
-        <w:t xml:space="preserve"> --version → </w:t>
-      </w:r>
-      <w:proofErr w:type="spellStart"/>
+        <w:t>Most Common Setup</w:t>
+      </w:r>
+    </w:p>
+    <w:p>
+      <w:pPr>
+        <w:spacing w:before="240" w:after="240" w:line="240" w:lineRule="auto"/>
+        <w:rPr>
+          <w:rFonts w:ascii="Times New Roman" w:eastAsia="Times New Roman" w:hAnsi="Times New Roman" w:cs="Times New Roman"/>
+          <w:kern w:val="0"/>
+          <w:lang w:eastAsia="en-IN"/>
+          <w14:ligatures w14:val="none"/>
+        </w:rPr>
+      </w:pPr>
       <w:r>
         <w:rPr>
           <w:rFonts w:ascii="Arial" w:eastAsia="Times New Roman" w:hAnsi="Arial" w:cs="Arial"/>
@@ -2677,9 +2584,8 @@
           <w:lang w:eastAsia="en-IN"/>
           <w14:ligatures w14:val="none"/>
         </w:rPr>
-        <w:t>chek</w:t>
-      </w:r>
-      <w:proofErr w:type="spellEnd"/>
+        <w:t>Docker Desktop can run a single</w:t>
+      </w:r>
       <w:r>
         <w:rPr>
           <w:rFonts w:ascii="Arial" w:eastAsia="Times New Roman" w:hAnsi="Arial" w:cs="Arial"/>
@@ -2690,9 +2596,20 @@
           <w:lang w:eastAsia="en-IN"/>
           <w14:ligatures w14:val="none"/>
         </w:rPr>
-        <w:t xml:space="preserve"> </w:t>
-      </w:r>
-      <w:proofErr w:type="gramStart"/>
+        <w:noBreakHyphen/>
+        <w:t>node Kubernetes cluster.</w:t>
+      </w:r>
+    </w:p>
+    <w:p>
+      <w:pPr>
+        <w:spacing w:before="240" w:after="240" w:line="240" w:lineRule="auto"/>
+        <w:rPr>
+          <w:rFonts w:ascii="Times New Roman" w:eastAsia="Times New Roman" w:hAnsi="Times New Roman" w:cs="Times New Roman"/>
+          <w:kern w:val="0"/>
+          <w:lang w:eastAsia="en-IN"/>
+          <w14:ligatures w14:val="none"/>
+        </w:rPr>
+      </w:pPr>
       <w:r>
         <w:rPr>
           <w:rFonts w:ascii="Arial" w:eastAsia="Times New Roman" w:hAnsi="Arial" w:cs="Arial"/>
@@ -2703,33 +2620,17 @@
           <w:lang w:eastAsia="en-IN"/>
           <w14:ligatures w14:val="none"/>
         </w:rPr>
-        <w:t>for  version</w:t>
-      </w:r>
-      <w:proofErr w:type="gramEnd"/>
-    </w:p>
-    <w:p>
-      <w:pPr>
-        <w:spacing w:after="0" w:line="240" w:lineRule="auto"/>
-        <w:rPr>
-          <w:rFonts w:ascii="Times New Roman" w:eastAsia="Times New Roman" w:hAnsi="Times New Roman" w:cs="Times New Roman"/>
-          <w:kern w:val="0"/>
-          <w:lang w:eastAsia="en-IN"/>
-          <w14:ligatures w14:val="none"/>
-        </w:rPr>
-      </w:pPr>
-    </w:p>
-    <w:p>
-      <w:pPr>
-        <w:spacing w:before="240" w:after="240" w:line="240" w:lineRule="auto"/>
-        <w:ind w:left="720"/>
-        <w:rPr>
-          <w:rFonts w:ascii="Times New Roman" w:eastAsia="Times New Roman" w:hAnsi="Times New Roman" w:cs="Times New Roman"/>
-          <w:kern w:val="0"/>
-          <w:lang w:eastAsia="en-IN"/>
-          <w14:ligatures w14:val="none"/>
-        </w:rPr>
-      </w:pPr>
-      <w:r>
+        <w:t>Docker Desktop → Settings → Kubernetes</w:t>
+      </w:r>
+    </w:p>
+    <w:p>
+      <w:pPr>
+        <w:numPr>
+          <w:ilvl w:val="0"/>
+          <w:numId w:val="19"/>
+        </w:numPr>
+        <w:spacing w:before="240" w:after="0" w:line="240" w:lineRule="auto"/>
+        <w:textAlignment w:val="baseline"/>
         <w:rPr>
           <w:rFonts w:ascii="Arial" w:eastAsia="Times New Roman" w:hAnsi="Arial" w:cs="Arial"/>
           <w:color w:val="000000"/>
@@ -2739,18 +2640,6 @@
           <w:lang w:eastAsia="en-IN"/>
           <w14:ligatures w14:val="none"/>
         </w:rPr>
-        <w:t>Step 2:</w:t>
-      </w:r>
-    </w:p>
-    <w:p>
-      <w:pPr>
-        <w:spacing w:before="240" w:after="240" w:line="240" w:lineRule="auto"/>
-        <w:rPr>
-          <w:rFonts w:ascii="Times New Roman" w:eastAsia="Times New Roman" w:hAnsi="Times New Roman" w:cs="Times New Roman"/>
-          <w:kern w:val="0"/>
-          <w:lang w:eastAsia="en-IN"/>
-          <w14:ligatures w14:val="none"/>
-        </w:rPr>
       </w:pPr>
       <w:r>
         <w:rPr>
@@ -2762,20 +2651,31 @@
           <w:lang w:eastAsia="en-IN"/>
           <w14:ligatures w14:val="none"/>
         </w:rPr>
-        <w:t>Check for docker install</w:t>
-      </w:r>
-    </w:p>
-    <w:p>
-      <w:pPr>
-        <w:spacing w:before="240" w:after="240" w:line="240" w:lineRule="auto"/>
-        <w:rPr>
-          <w:rFonts w:ascii="Times New Roman" w:eastAsia="Times New Roman" w:hAnsi="Times New Roman" w:cs="Times New Roman"/>
+        <w:t xml:space="preserve">Check </w:t>
+      </w:r>
+      <w:r>
+        <w:rPr>
+          <w:rFonts w:ascii="Arial" w:eastAsia="Times New Roman" w:hAnsi="Arial" w:cs="Arial"/>
+          <w:b/>
+          <w:bCs/>
+          <w:color w:val="000000"/>
           <w:kern w:val="0"/>
+          <w:sz w:val="22"/>
+          <w:szCs w:val="22"/>
           <w:lang w:eastAsia="en-IN"/>
           <w14:ligatures w14:val="none"/>
         </w:rPr>
-      </w:pPr>
-      <w:r>
+        <w:t>Enable Kubernetes</w:t>
+      </w:r>
+    </w:p>
+    <w:p>
+      <w:pPr>
+        <w:numPr>
+          <w:ilvl w:val="0"/>
+          <w:numId w:val="19"/>
+        </w:numPr>
+        <w:spacing w:after="0" w:line="240" w:lineRule="auto"/>
+        <w:textAlignment w:val="baseline"/>
         <w:rPr>
           <w:rFonts w:ascii="Arial" w:eastAsia="Times New Roman" w:hAnsi="Arial" w:cs="Arial"/>
           <w:color w:val="000000"/>
@@ -2785,49 +2685,6 @@
           <w:lang w:eastAsia="en-IN"/>
           <w14:ligatures w14:val="none"/>
         </w:rPr>
-        <w:t>Step 3:</w:t>
-      </w:r>
-    </w:p>
-    <w:p>
-      <w:pPr>
-        <w:spacing w:before="280" w:after="80" w:line="240" w:lineRule="auto"/>
-        <w:outlineLvl w:val="2"/>
-        <w:rPr>
-          <w:rFonts w:ascii="Times New Roman" w:eastAsia="Times New Roman" w:hAnsi="Times New Roman" w:cs="Times New Roman"/>
-          <w:b/>
-          <w:bCs/>
-          <w:kern w:val="0"/>
-          <w:sz w:val="27"/>
-          <w:szCs w:val="27"/>
-          <w:lang w:eastAsia="en-IN"/>
-          <w14:ligatures w14:val="none"/>
-        </w:rPr>
-      </w:pPr>
-      <w:r>
-        <w:rPr>
-          <w:rFonts w:ascii="Arial" w:eastAsia="Times New Roman" w:hAnsi="Arial" w:cs="Arial"/>
-          <w:b/>
-          <w:bCs/>
-          <w:color w:val="000000"/>
-          <w:kern w:val="0"/>
-          <w:sz w:val="26"/>
-          <w:szCs w:val="26"/>
-          <w:lang w:eastAsia="en-IN"/>
-          <w14:ligatures w14:val="none"/>
-        </w:rPr>
-        <w:lastRenderedPageBreak/>
-        <w:t>Enable Kubernetes in Docker Desktop</w:t>
-      </w:r>
-    </w:p>
-    <w:p>
-      <w:pPr>
-        <w:spacing w:after="0" w:line="240" w:lineRule="auto"/>
-        <w:rPr>
-          <w:rFonts w:ascii="Times New Roman" w:eastAsia="Times New Roman" w:hAnsi="Times New Roman" w:cs="Times New Roman"/>
-          <w:kern w:val="0"/>
-          <w:lang w:eastAsia="en-IN"/>
-          <w14:ligatures w14:val="none"/>
-        </w:rPr>
       </w:pPr>
       <w:r>
         <w:rPr>
@@ -2839,20 +2696,17 @@
           <w:lang w:eastAsia="en-IN"/>
           <w14:ligatures w14:val="none"/>
         </w:rPr>
-        <w:t>Most Common Setup</w:t>
-      </w:r>
-    </w:p>
-    <w:p>
-      <w:pPr>
-        <w:spacing w:before="240" w:after="240" w:line="240" w:lineRule="auto"/>
-        <w:rPr>
-          <w:rFonts w:ascii="Times New Roman" w:eastAsia="Times New Roman" w:hAnsi="Times New Roman" w:cs="Times New Roman"/>
-          <w:kern w:val="0"/>
-          <w:lang w:eastAsia="en-IN"/>
-          <w14:ligatures w14:val="none"/>
-        </w:rPr>
-      </w:pPr>
-      <w:r>
+        <w:t>Apply &amp; restart Docker Desktop</w:t>
+      </w:r>
+    </w:p>
+    <w:p>
+      <w:pPr>
+        <w:numPr>
+          <w:ilvl w:val="0"/>
+          <w:numId w:val="19"/>
+        </w:numPr>
+        <w:spacing w:after="240" w:line="240" w:lineRule="auto"/>
+        <w:textAlignment w:val="baseline"/>
         <w:rPr>
           <w:rFonts w:ascii="Arial" w:eastAsia="Times New Roman" w:hAnsi="Arial" w:cs="Arial"/>
           <w:color w:val="000000"/>
@@ -2862,8 +2716,7 @@
           <w:lang w:eastAsia="en-IN"/>
           <w14:ligatures w14:val="none"/>
         </w:rPr>
-        <w:t>Docker Desktop can run a single</w:t>
-      </w:r>
+      </w:pPr>
       <w:r>
         <w:rPr>
           <w:rFonts w:ascii="Arial" w:eastAsia="Times New Roman" w:hAnsi="Arial" w:cs="Arial"/>
@@ -2874,8 +2727,46 @@
           <w:lang w:eastAsia="en-IN"/>
           <w14:ligatures w14:val="none"/>
         </w:rPr>
-        <w:noBreakHyphen/>
-        <w:t>node Kubernetes cluster.</w:t>
+        <w:t xml:space="preserve">Wait until Kubernetes shows as </w:t>
+      </w:r>
+      <w:r>
+        <w:rPr>
+          <w:rFonts w:ascii="Arial" w:eastAsia="Times New Roman" w:hAnsi="Arial" w:cs="Arial"/>
+          <w:b/>
+          <w:bCs/>
+          <w:color w:val="000000"/>
+          <w:kern w:val="0"/>
+          <w:sz w:val="22"/>
+          <w:szCs w:val="22"/>
+          <w:lang w:eastAsia="en-IN"/>
+          <w14:ligatures w14:val="none"/>
+        </w:rPr>
+        <w:t>Running</w:t>
+      </w:r>
+    </w:p>
+    <w:p>
+      <w:pPr>
+        <w:spacing w:before="240" w:after="240" w:line="240" w:lineRule="auto"/>
+        <w:rPr>
+          <w:rFonts w:ascii="Times New Roman" w:eastAsia="Times New Roman" w:hAnsi="Times New Roman" w:cs="Times New Roman"/>
+          <w:kern w:val="0"/>
+          <w:lang w:eastAsia="en-IN"/>
+          <w14:ligatures w14:val="none"/>
+        </w:rPr>
+      </w:pPr>
+      <w:r>
+        <w:rPr>
+          <w:rFonts w:ascii="Arial" w:eastAsia="Times New Roman" w:hAnsi="Arial" w:cs="Arial"/>
+          <w:b/>
+          <w:bCs/>
+          <w:color w:val="000000"/>
+          <w:kern w:val="0"/>
+          <w:sz w:val="22"/>
+          <w:szCs w:val="22"/>
+          <w:lang w:eastAsia="en-IN"/>
+          <w14:ligatures w14:val="none"/>
+        </w:rPr>
+        <w:t>Check </w:t>
       </w:r>
     </w:p>
     <w:p>
@@ -2898,17 +2789,20 @@
           <w:lang w:eastAsia="en-IN"/>
           <w14:ligatures w14:val="none"/>
         </w:rPr>
-        <w:t>Docker Desktop → Settings → Kubernetes</w:t>
-      </w:r>
-    </w:p>
-    <w:p>
-      <w:pPr>
-        <w:numPr>
-          <w:ilvl w:val="0"/>
-          <w:numId w:val="19"/>
-        </w:numPr>
-        <w:spacing w:before="240" w:after="0" w:line="240" w:lineRule="auto"/>
-        <w:textAlignment w:val="baseline"/>
+        <w:t>kubectl version --client</w:t>
+      </w:r>
+    </w:p>
+    <w:p>
+      <w:pPr>
+        <w:spacing w:before="240" w:after="240" w:line="240" w:lineRule="auto"/>
+        <w:rPr>
+          <w:rFonts w:ascii="Times New Roman" w:eastAsia="Times New Roman" w:hAnsi="Times New Roman" w:cs="Times New Roman"/>
+          <w:kern w:val="0"/>
+          <w:lang w:eastAsia="en-IN"/>
+          <w14:ligatures w14:val="none"/>
+        </w:rPr>
+      </w:pPr>
+      <w:r>
         <w:rPr>
           <w:rFonts w:ascii="Arial" w:eastAsia="Times New Roman" w:hAnsi="Arial" w:cs="Arial"/>
           <w:color w:val="000000"/>
@@ -2918,6 +2812,18 @@
           <w:lang w:eastAsia="en-IN"/>
           <w14:ligatures w14:val="none"/>
         </w:rPr>
+        <w:t>kubectl get nodes</w:t>
+      </w:r>
+    </w:p>
+    <w:p>
+      <w:pPr>
+        <w:spacing w:before="240" w:after="240" w:line="240" w:lineRule="auto"/>
+        <w:rPr>
+          <w:rFonts w:ascii="Times New Roman" w:eastAsia="Times New Roman" w:hAnsi="Times New Roman" w:cs="Times New Roman"/>
+          <w:kern w:val="0"/>
+          <w:lang w:eastAsia="en-IN"/>
+          <w14:ligatures w14:val="none"/>
+        </w:rPr>
       </w:pPr>
       <w:r>
         <w:rPr>
@@ -2929,7 +2835,7 @@
           <w:lang w:eastAsia="en-IN"/>
           <w14:ligatures w14:val="none"/>
         </w:rPr>
-        <w:t xml:space="preserve">Check </w:t>
+        <w:t xml:space="preserve">You should see your local node listed as </w:t>
       </w:r>
       <w:r>
         <w:rPr>
@@ -2943,17 +2849,9 @@
           <w:lang w:eastAsia="en-IN"/>
           <w14:ligatures w14:val="none"/>
         </w:rPr>
-        <w:t>Enable Kubernetes</w:t>
-      </w:r>
-    </w:p>
-    <w:p>
-      <w:pPr>
-        <w:numPr>
-          <w:ilvl w:val="0"/>
-          <w:numId w:val="19"/>
-        </w:numPr>
-        <w:spacing w:after="0" w:line="240" w:lineRule="auto"/>
-        <w:textAlignment w:val="baseline"/>
+        <w:t>Ready</w:t>
+      </w:r>
+      <w:r>
         <w:rPr>
           <w:rFonts w:ascii="Arial" w:eastAsia="Times New Roman" w:hAnsi="Arial" w:cs="Arial"/>
           <w:color w:val="000000"/>
@@ -2963,6 +2861,18 @@
           <w:lang w:eastAsia="en-IN"/>
           <w14:ligatures w14:val="none"/>
         </w:rPr>
+        <w:t>.</w:t>
+      </w:r>
+    </w:p>
+    <w:p>
+      <w:pPr>
+        <w:spacing w:before="240" w:after="240" w:line="240" w:lineRule="auto"/>
+        <w:rPr>
+          <w:rFonts w:ascii="Times New Roman" w:eastAsia="Times New Roman" w:hAnsi="Times New Roman" w:cs="Times New Roman"/>
+          <w:kern w:val="0"/>
+          <w:lang w:eastAsia="en-IN"/>
+          <w14:ligatures w14:val="none"/>
+        </w:rPr>
       </w:pPr>
       <w:r>
         <w:rPr>
@@ -2974,17 +2884,31 @@
           <w:lang w:eastAsia="en-IN"/>
           <w14:ligatures w14:val="none"/>
         </w:rPr>
-        <w:t>Apply &amp; restart Docker Desktop</w:t>
-      </w:r>
-    </w:p>
-    <w:p>
-      <w:pPr>
-        <w:numPr>
-          <w:ilvl w:val="0"/>
-          <w:numId w:val="19"/>
-        </w:numPr>
-        <w:spacing w:after="240" w:line="240" w:lineRule="auto"/>
-        <w:textAlignment w:val="baseline"/>
+        <w:t>This confirms Kubernetes is active inside Docker Desktop.</w:t>
+      </w:r>
+    </w:p>
+    <w:p>
+      <w:pPr>
+        <w:spacing w:after="0" w:line="240" w:lineRule="auto"/>
+        <w:rPr>
+          <w:rFonts w:ascii="Times New Roman" w:eastAsia="Times New Roman" w:hAnsi="Times New Roman" w:cs="Times New Roman"/>
+          <w:kern w:val="0"/>
+          <w:lang w:eastAsia="en-IN"/>
+          <w14:ligatures w14:val="none"/>
+        </w:rPr>
+      </w:pPr>
+    </w:p>
+    <w:p>
+      <w:pPr>
+        <w:spacing w:before="240" w:after="240" w:line="240" w:lineRule="auto"/>
+        <w:rPr>
+          <w:rFonts w:ascii="Times New Roman" w:eastAsia="Times New Roman" w:hAnsi="Times New Roman" w:cs="Times New Roman"/>
+          <w:kern w:val="0"/>
+          <w:lang w:eastAsia="en-IN"/>
+          <w14:ligatures w14:val="none"/>
+        </w:rPr>
+      </w:pPr>
+      <w:r>
         <w:rPr>
           <w:rFonts w:ascii="Arial" w:eastAsia="Times New Roman" w:hAnsi="Arial" w:cs="Arial"/>
           <w:color w:val="000000"/>
@@ -2994,6 +2918,48 @@
           <w:lang w:eastAsia="en-IN"/>
           <w14:ligatures w14:val="none"/>
         </w:rPr>
+        <w:t>Step 4L:</w:t>
+      </w:r>
+    </w:p>
+    <w:p>
+      <w:pPr>
+        <w:spacing w:before="280" w:after="80" w:line="240" w:lineRule="auto"/>
+        <w:outlineLvl w:val="2"/>
+        <w:rPr>
+          <w:rFonts w:ascii="Times New Roman" w:eastAsia="Times New Roman" w:hAnsi="Times New Roman" w:cs="Times New Roman"/>
+          <w:b/>
+          <w:bCs/>
+          <w:kern w:val="0"/>
+          <w:sz w:val="27"/>
+          <w:szCs w:val="27"/>
+          <w:lang w:eastAsia="en-IN"/>
+          <w14:ligatures w14:val="none"/>
+        </w:rPr>
+      </w:pPr>
+      <w:r>
+        <w:rPr>
+          <w:rFonts w:ascii="Arial" w:eastAsia="Times New Roman" w:hAnsi="Arial" w:cs="Arial"/>
+          <w:b/>
+          <w:bCs/>
+          <w:color w:val="000000"/>
+          <w:kern w:val="0"/>
+          <w:sz w:val="26"/>
+          <w:szCs w:val="26"/>
+          <w:lang w:eastAsia="en-IN"/>
+          <w14:ligatures w14:val="none"/>
+        </w:rPr>
+        <w:t>Install kubectl CLI</w:t>
+      </w:r>
+    </w:p>
+    <w:p>
+      <w:pPr>
+        <w:spacing w:before="240" w:after="240" w:line="240" w:lineRule="auto"/>
+        <w:rPr>
+          <w:rFonts w:ascii="Times New Roman" w:eastAsia="Times New Roman" w:hAnsi="Times New Roman" w:cs="Times New Roman"/>
+          <w:kern w:val="0"/>
+          <w:lang w:eastAsia="en-IN"/>
+          <w14:ligatures w14:val="none"/>
+        </w:rPr>
       </w:pPr>
       <w:r>
         <w:rPr>
@@ -3005,59 +2971,8 @@
           <w:lang w:eastAsia="en-IN"/>
           <w14:ligatures w14:val="none"/>
         </w:rPr>
-        <w:t xml:space="preserve">Wait until Kubernetes shows as </w:t>
-      </w:r>
-      <w:r>
-        <w:rPr>
-          <w:rFonts w:ascii="Arial" w:eastAsia="Times New Roman" w:hAnsi="Arial" w:cs="Arial"/>
-          <w:b/>
-          <w:bCs/>
-          <w:color w:val="000000"/>
-          <w:kern w:val="0"/>
-          <w:sz w:val="22"/>
-          <w:szCs w:val="22"/>
-          <w:lang w:eastAsia="en-IN"/>
-          <w14:ligatures w14:val="none"/>
-        </w:rPr>
-        <w:t>Running</w:t>
-      </w:r>
-    </w:p>
-    <w:p>
-      <w:pPr>
-        <w:spacing w:before="240" w:after="240" w:line="240" w:lineRule="auto"/>
-        <w:rPr>
-          <w:rFonts w:ascii="Times New Roman" w:eastAsia="Times New Roman" w:hAnsi="Times New Roman" w:cs="Times New Roman"/>
-          <w:kern w:val="0"/>
-          <w:lang w:eastAsia="en-IN"/>
-          <w14:ligatures w14:val="none"/>
-        </w:rPr>
-      </w:pPr>
-      <w:r>
-        <w:rPr>
-          <w:rFonts w:ascii="Arial" w:eastAsia="Times New Roman" w:hAnsi="Arial" w:cs="Arial"/>
-          <w:b/>
-          <w:bCs/>
-          <w:color w:val="000000"/>
-          <w:kern w:val="0"/>
-          <w:sz w:val="22"/>
-          <w:szCs w:val="22"/>
-          <w:lang w:eastAsia="en-IN"/>
-          <w14:ligatures w14:val="none"/>
-        </w:rPr>
-        <w:t>Check </w:t>
-      </w:r>
-    </w:p>
-    <w:p>
-      <w:pPr>
-        <w:spacing w:before="240" w:after="240" w:line="240" w:lineRule="auto"/>
-        <w:rPr>
-          <w:rFonts w:ascii="Times New Roman" w:eastAsia="Times New Roman" w:hAnsi="Times New Roman" w:cs="Times New Roman"/>
-          <w:kern w:val="0"/>
-          <w:lang w:eastAsia="en-IN"/>
-          <w14:ligatures w14:val="none"/>
-        </w:rPr>
-      </w:pPr>
-      <w:proofErr w:type="spellStart"/>
+        <w:t>kubectl is the command</w:t>
+      </w:r>
       <w:r>
         <w:rPr>
           <w:rFonts w:ascii="Arial" w:eastAsia="Times New Roman" w:hAnsi="Arial" w:cs="Arial"/>
@@ -3068,9 +2983,20 @@
           <w:lang w:eastAsia="en-IN"/>
           <w14:ligatures w14:val="none"/>
         </w:rPr>
-        <w:t>kubectl</w:t>
-      </w:r>
-      <w:proofErr w:type="spellEnd"/>
+        <w:noBreakHyphen/>
+        <w:t>line tool to interact with Kubernetes.</w:t>
+      </w:r>
+    </w:p>
+    <w:p>
+      <w:pPr>
+        <w:spacing w:before="240" w:after="240" w:line="240" w:lineRule="auto"/>
+        <w:rPr>
+          <w:rFonts w:ascii="Times New Roman" w:eastAsia="Times New Roman" w:hAnsi="Times New Roman" w:cs="Times New Roman"/>
+          <w:kern w:val="0"/>
+          <w:lang w:eastAsia="en-IN"/>
+          <w14:ligatures w14:val="none"/>
+        </w:rPr>
+      </w:pPr>
       <w:r>
         <w:rPr>
           <w:rFonts w:ascii="Arial" w:eastAsia="Times New Roman" w:hAnsi="Arial" w:cs="Arial"/>
@@ -3081,21 +3007,17 @@
           <w:lang w:eastAsia="en-IN"/>
           <w14:ligatures w14:val="none"/>
         </w:rPr>
-        <w:t xml:space="preserve"> version --client</w:t>
-      </w:r>
-    </w:p>
-    <w:p>
-      <w:pPr>
-        <w:spacing w:before="240" w:after="240" w:line="240" w:lineRule="auto"/>
-        <w:rPr>
-          <w:rFonts w:ascii="Times New Roman" w:eastAsia="Times New Roman" w:hAnsi="Times New Roman" w:cs="Times New Roman"/>
-          <w:kern w:val="0"/>
-          <w:lang w:eastAsia="en-IN"/>
-          <w14:ligatures w14:val="none"/>
-        </w:rPr>
-      </w:pPr>
-      <w:proofErr w:type="spellStart"/>
-      <w:r>
+        <w:t>Windows Terminal / PowerShell</w:t>
+      </w:r>
+    </w:p>
+    <w:p>
+      <w:pPr>
+        <w:numPr>
+          <w:ilvl w:val="0"/>
+          <w:numId w:val="20"/>
+        </w:numPr>
+        <w:spacing w:before="240" w:after="0" w:line="240" w:lineRule="auto"/>
+        <w:textAlignment w:val="baseline"/>
         <w:rPr>
           <w:rFonts w:ascii="Arial" w:eastAsia="Times New Roman" w:hAnsi="Arial" w:cs="Arial"/>
           <w:color w:val="000000"/>
@@ -3105,9 +3027,7 @@
           <w:lang w:eastAsia="en-IN"/>
           <w14:ligatures w14:val="none"/>
         </w:rPr>
-        <w:t>kubectl</w:t>
-      </w:r>
-      <w:proofErr w:type="spellEnd"/>
+      </w:pPr>
       <w:r>
         <w:rPr>
           <w:rFonts w:ascii="Arial" w:eastAsia="Times New Roman" w:hAnsi="Arial" w:cs="Arial"/>
@@ -3118,20 +3038,17 @@
           <w:lang w:eastAsia="en-IN"/>
           <w14:ligatures w14:val="none"/>
         </w:rPr>
-        <w:t xml:space="preserve"> get nodes</w:t>
-      </w:r>
-    </w:p>
-    <w:p>
-      <w:pPr>
-        <w:spacing w:before="240" w:after="240" w:line="240" w:lineRule="auto"/>
-        <w:rPr>
-          <w:rFonts w:ascii="Times New Roman" w:eastAsia="Times New Roman" w:hAnsi="Times New Roman" w:cs="Times New Roman"/>
-          <w:kern w:val="0"/>
-          <w:lang w:eastAsia="en-IN"/>
-          <w14:ligatures w14:val="none"/>
-        </w:rPr>
-      </w:pPr>
-      <w:r>
+        <w:t>Install via Chocolatey: &gt;choco install kubernetes-cli</w:t>
+      </w:r>
+    </w:p>
+    <w:p>
+      <w:pPr>
+        <w:numPr>
+          <w:ilvl w:val="0"/>
+          <w:numId w:val="20"/>
+        </w:numPr>
+        <w:spacing w:before="100" w:beforeAutospacing="1" w:after="100" w:afterAutospacing="1" w:line="240" w:lineRule="auto"/>
+        <w:textAlignment w:val="baseline"/>
         <w:rPr>
           <w:rFonts w:ascii="Arial" w:eastAsia="Times New Roman" w:hAnsi="Arial" w:cs="Arial"/>
           <w:color w:val="000000"/>
@@ -3141,23 +3058,16 @@
           <w:lang w:eastAsia="en-IN"/>
           <w14:ligatures w14:val="none"/>
         </w:rPr>
-        <w:t xml:space="preserve">You should see your local node listed as </w:t>
-      </w:r>
-      <w:r>
-        <w:rPr>
-          <w:rFonts w:ascii="Arial" w:eastAsia="Times New Roman" w:hAnsi="Arial" w:cs="Arial"/>
-          <w:b/>
-          <w:bCs/>
-          <w:color w:val="000000"/>
-          <w:kern w:val="0"/>
-          <w:sz w:val="22"/>
-          <w:szCs w:val="22"/>
-          <w:lang w:eastAsia="en-IN"/>
-          <w14:ligatures w14:val="none"/>
-        </w:rPr>
-        <w:t>Ready</w:t>
-      </w:r>
-      <w:r>
+      </w:pPr>
+    </w:p>
+    <w:p>
+      <w:pPr>
+        <w:numPr>
+          <w:ilvl w:val="0"/>
+          <w:numId w:val="20"/>
+        </w:numPr>
+        <w:spacing w:after="240" w:line="240" w:lineRule="auto"/>
+        <w:textAlignment w:val="baseline"/>
         <w:rPr>
           <w:rFonts w:ascii="Arial" w:eastAsia="Times New Roman" w:hAnsi="Arial" w:cs="Arial"/>
           <w:color w:val="000000"/>
@@ -3167,18 +3077,6 @@
           <w:lang w:eastAsia="en-IN"/>
           <w14:ligatures w14:val="none"/>
         </w:rPr>
-        <w:t>.</w:t>
-      </w:r>
-    </w:p>
-    <w:p>
-      <w:pPr>
-        <w:spacing w:before="240" w:after="240" w:line="240" w:lineRule="auto"/>
-        <w:rPr>
-          <w:rFonts w:ascii="Times New Roman" w:eastAsia="Times New Roman" w:hAnsi="Times New Roman" w:cs="Times New Roman"/>
-          <w:kern w:val="0"/>
-          <w:lang w:eastAsia="en-IN"/>
-          <w14:ligatures w14:val="none"/>
-        </w:rPr>
       </w:pPr>
       <w:r>
         <w:rPr>
@@ -3190,7 +3088,7 @@
           <w:lang w:eastAsia="en-IN"/>
           <w14:ligatures w14:val="none"/>
         </w:rPr>
-        <w:t>This confirms Kubernetes is active inside Docker Desktop.</w:t>
+        <w:t>Verify : kubectl version --client</w:t>
       </w:r>
     </w:p>
     <w:p>
@@ -3206,7 +3104,7 @@
     </w:p>
     <w:p>
       <w:pPr>
-        <w:spacing w:before="240" w:after="240" w:line="240" w:lineRule="auto"/>
+        <w:spacing w:after="0" w:line="240" w:lineRule="auto"/>
         <w:rPr>
           <w:rFonts w:ascii="Times New Roman" w:eastAsia="Times New Roman" w:hAnsi="Times New Roman" w:cs="Times New Roman"/>
           <w:kern w:val="0"/>
@@ -3224,7 +3122,7 @@
           <w:lang w:eastAsia="en-IN"/>
           <w14:ligatures w14:val="none"/>
         </w:rPr>
-        <w:t>Step 4L:</w:t>
+        <w:t>Step 5:</w:t>
       </w:r>
     </w:p>
     <w:p>
@@ -3254,37 +3152,7 @@
           <w:lang w:eastAsia="en-IN"/>
           <w14:ligatures w14:val="none"/>
         </w:rPr>
-        <w:t xml:space="preserve">Install </w:t>
-      </w:r>
-      <w:proofErr w:type="spellStart"/>
-      <w:r>
-        <w:rPr>
-          <w:rFonts w:ascii="Arial" w:eastAsia="Times New Roman" w:hAnsi="Arial" w:cs="Arial"/>
-          <w:b/>
-          <w:bCs/>
-          <w:color w:val="000000"/>
-          <w:kern w:val="0"/>
-          <w:sz w:val="26"/>
-          <w:szCs w:val="26"/>
-          <w:lang w:eastAsia="en-IN"/>
-          <w14:ligatures w14:val="none"/>
-        </w:rPr>
-        <w:t>kubectl</w:t>
-      </w:r>
-      <w:proofErr w:type="spellEnd"/>
-      <w:r>
-        <w:rPr>
-          <w:rFonts w:ascii="Arial" w:eastAsia="Times New Roman" w:hAnsi="Arial" w:cs="Arial"/>
-          <w:b/>
-          <w:bCs/>
-          <w:color w:val="000000"/>
-          <w:kern w:val="0"/>
-          <w:sz w:val="26"/>
-          <w:szCs w:val="26"/>
-          <w:lang w:eastAsia="en-IN"/>
-          <w14:ligatures w14:val="none"/>
-        </w:rPr>
-        <w:t xml:space="preserve"> CLI</w:t>
+        <w:t>Verify Cluster Setup</w:t>
       </w:r>
     </w:p>
     <w:p>
@@ -3297,7 +3165,6 @@
           <w14:ligatures w14:val="none"/>
         </w:rPr>
       </w:pPr>
-      <w:proofErr w:type="spellStart"/>
       <w:r>
         <w:rPr>
           <w:rFonts w:ascii="Arial" w:eastAsia="Times New Roman" w:hAnsi="Arial" w:cs="Arial"/>
@@ -3308,9 +3175,19 @@
           <w:lang w:eastAsia="en-IN"/>
           <w14:ligatures w14:val="none"/>
         </w:rPr>
-        <w:t>kubectl</w:t>
-      </w:r>
-      <w:proofErr w:type="spellEnd"/>
+        <w:t>Confirm Kubernetes is running correctly.</w:t>
+      </w:r>
+    </w:p>
+    <w:p>
+      <w:pPr>
+        <w:spacing w:before="240" w:after="240" w:line="240" w:lineRule="auto"/>
+        <w:rPr>
+          <w:rFonts w:ascii="Times New Roman" w:eastAsia="Times New Roman" w:hAnsi="Times New Roman" w:cs="Times New Roman"/>
+          <w:kern w:val="0"/>
+          <w:lang w:eastAsia="en-IN"/>
+          <w14:ligatures w14:val="none"/>
+        </w:rPr>
+      </w:pPr>
       <w:r>
         <w:rPr>
           <w:rFonts w:ascii="Arial" w:eastAsia="Times New Roman" w:hAnsi="Arial" w:cs="Arial"/>
@@ -3321,9 +3198,17 @@
           <w:lang w:eastAsia="en-IN"/>
           <w14:ligatures w14:val="none"/>
         </w:rPr>
-        <w:t xml:space="preserve"> is the command</w:t>
-      </w:r>
-      <w:r>
+        <w:t>Windows Terminal / PowerShell</w:t>
+      </w:r>
+    </w:p>
+    <w:p>
+      <w:pPr>
+        <w:numPr>
+          <w:ilvl w:val="0"/>
+          <w:numId w:val="21"/>
+        </w:numPr>
+        <w:spacing w:before="240" w:after="0" w:line="240" w:lineRule="auto"/>
+        <w:textAlignment w:val="baseline"/>
         <w:rPr>
           <w:rFonts w:ascii="Arial" w:eastAsia="Times New Roman" w:hAnsi="Arial" w:cs="Arial"/>
           <w:color w:val="000000"/>
@@ -3333,19 +3218,6 @@
           <w:lang w:eastAsia="en-IN"/>
           <w14:ligatures w14:val="none"/>
         </w:rPr>
-        <w:noBreakHyphen/>
-        <w:t>line tool to interact with Kubernetes.</w:t>
-      </w:r>
-    </w:p>
-    <w:p>
-      <w:pPr>
-        <w:spacing w:before="240" w:after="240" w:line="240" w:lineRule="auto"/>
-        <w:rPr>
-          <w:rFonts w:ascii="Times New Roman" w:eastAsia="Times New Roman" w:hAnsi="Times New Roman" w:cs="Times New Roman"/>
-          <w:kern w:val="0"/>
-          <w:lang w:eastAsia="en-IN"/>
-          <w14:ligatures w14:val="none"/>
-        </w:rPr>
       </w:pPr>
       <w:r>
         <w:rPr>
@@ -3357,16 +3229,16 @@
           <w:lang w:eastAsia="en-IN"/>
           <w14:ligatures w14:val="none"/>
         </w:rPr>
-        <w:t>Windows Terminal / PowerShell</w:t>
+        <w:t>Run kubectl cluster-info</w:t>
       </w:r>
     </w:p>
     <w:p>
       <w:pPr>
         <w:numPr>
           <w:ilvl w:val="0"/>
-          <w:numId w:val="20"/>
+          <w:numId w:val="21"/>
         </w:numPr>
-        <w:spacing w:before="240" w:after="0" w:line="240" w:lineRule="auto"/>
+        <w:spacing w:after="240" w:line="240" w:lineRule="auto"/>
         <w:textAlignment w:val="baseline"/>
         <w:rPr>
           <w:rFonts w:ascii="Arial" w:eastAsia="Times New Roman" w:hAnsi="Arial" w:cs="Arial"/>
@@ -3388,9 +3260,19 @@
           <w:lang w:eastAsia="en-IN"/>
           <w14:ligatures w14:val="none"/>
         </w:rPr>
-        <w:t>Install via Chocolatey: &gt;</w:t>
-      </w:r>
-      <w:proofErr w:type="spellStart"/>
+        <w:t>Run kubectl get nodes → should show docker-desktop node as Ready</w:t>
+      </w:r>
+    </w:p>
+    <w:p>
+      <w:pPr>
+        <w:spacing w:after="0" w:line="240" w:lineRule="auto"/>
+        <w:rPr>
+          <w:rFonts w:ascii="Times New Roman" w:eastAsia="Times New Roman" w:hAnsi="Times New Roman" w:cs="Times New Roman"/>
+          <w:kern w:val="0"/>
+          <w:lang w:eastAsia="en-IN"/>
+          <w14:ligatures w14:val="none"/>
+        </w:rPr>
+      </w:pPr>
       <w:r>
         <w:rPr>
           <w:rFonts w:ascii="Arial" w:eastAsia="Times New Roman" w:hAnsi="Arial" w:cs="Arial"/>
@@ -3401,9 +3283,60 @@
           <w:lang w:eastAsia="en-IN"/>
           <w14:ligatures w14:val="none"/>
         </w:rPr>
-        <w:t>choco</w:t>
-      </w:r>
-      <w:proofErr w:type="spellEnd"/>
+        <w:t>STep 6:</w:t>
+      </w:r>
+    </w:p>
+    <w:p>
+      <w:pPr>
+        <w:spacing w:after="0" w:line="240" w:lineRule="auto"/>
+        <w:rPr>
+          <w:rFonts w:ascii="Times New Roman" w:eastAsia="Times New Roman" w:hAnsi="Times New Roman" w:cs="Times New Roman"/>
+          <w:kern w:val="0"/>
+          <w:lang w:eastAsia="en-IN"/>
+          <w14:ligatures w14:val="none"/>
+        </w:rPr>
+      </w:pPr>
+    </w:p>
+    <w:p>
+      <w:pPr>
+        <w:spacing w:before="280" w:after="80" w:line="240" w:lineRule="auto"/>
+        <w:outlineLvl w:val="2"/>
+        <w:rPr>
+          <w:rFonts w:ascii="Times New Roman" w:eastAsia="Times New Roman" w:hAnsi="Times New Roman" w:cs="Times New Roman"/>
+          <w:b/>
+          <w:bCs/>
+          <w:kern w:val="0"/>
+          <w:sz w:val="27"/>
+          <w:szCs w:val="27"/>
+          <w:lang w:eastAsia="en-IN"/>
+          <w14:ligatures w14:val="none"/>
+        </w:rPr>
+      </w:pPr>
+      <w:r>
+        <w:rPr>
+          <w:rFonts w:ascii="Arial" w:eastAsia="Times New Roman" w:hAnsi="Arial" w:cs="Arial"/>
+          <w:b/>
+          <w:bCs/>
+          <w:color w:val="000000"/>
+          <w:kern w:val="0"/>
+          <w:sz w:val="26"/>
+          <w:szCs w:val="26"/>
+          <w:lang w:eastAsia="en-IN"/>
+          <w14:ligatures w14:val="none"/>
+        </w:rPr>
+        <w:t>Optional: Use Minikube</w:t>
+      </w:r>
+    </w:p>
+    <w:p>
+      <w:pPr>
+        <w:spacing w:after="0" w:line="240" w:lineRule="auto"/>
+        <w:rPr>
+          <w:rFonts w:ascii="Times New Roman" w:eastAsia="Times New Roman" w:hAnsi="Times New Roman" w:cs="Times New Roman"/>
+          <w:kern w:val="0"/>
+          <w:lang w:eastAsia="en-IN"/>
+          <w14:ligatures w14:val="none"/>
+        </w:rPr>
+      </w:pPr>
       <w:r>
         <w:rPr>
           <w:rFonts w:ascii="Arial" w:eastAsia="Times New Roman" w:hAnsi="Arial" w:cs="Arial"/>
@@ -3414,9 +3347,19 @@
           <w:lang w:eastAsia="en-IN"/>
           <w14:ligatures w14:val="none"/>
         </w:rPr>
-        <w:t xml:space="preserve"> install </w:t>
-      </w:r>
-      <w:proofErr w:type="spellStart"/>
+        <w:t>Alternative Method</w:t>
+      </w:r>
+    </w:p>
+    <w:p>
+      <w:pPr>
+        <w:spacing w:before="240" w:after="240" w:line="240" w:lineRule="auto"/>
+        <w:rPr>
+          <w:rFonts w:ascii="Times New Roman" w:eastAsia="Times New Roman" w:hAnsi="Times New Roman" w:cs="Times New Roman"/>
+          <w:kern w:val="0"/>
+          <w:lang w:eastAsia="en-IN"/>
+          <w14:ligatures w14:val="none"/>
+        </w:rPr>
+      </w:pPr>
       <w:r>
         <w:rPr>
           <w:rFonts w:ascii="Arial" w:eastAsia="Times New Roman" w:hAnsi="Arial" w:cs="Arial"/>
@@ -3427,9 +3370,19 @@
           <w:lang w:eastAsia="en-IN"/>
           <w14:ligatures w14:val="none"/>
         </w:rPr>
-        <w:t>kubernetes</w:t>
-      </w:r>
-      <w:proofErr w:type="spellEnd"/>
+        <w:t>Minikube provides a flexible local Kubernetes cluster.</w:t>
+      </w:r>
+    </w:p>
+    <w:p>
+      <w:pPr>
+        <w:spacing w:before="240" w:after="240" w:line="240" w:lineRule="auto"/>
+        <w:rPr>
+          <w:rFonts w:ascii="Times New Roman" w:eastAsia="Times New Roman" w:hAnsi="Times New Roman" w:cs="Times New Roman"/>
+          <w:kern w:val="0"/>
+          <w:lang w:eastAsia="en-IN"/>
+          <w14:ligatures w14:val="none"/>
+        </w:rPr>
+      </w:pPr>
       <w:r>
         <w:rPr>
           <w:rFonts w:ascii="Arial" w:eastAsia="Times New Roman" w:hAnsi="Arial" w:cs="Arial"/>
@@ -3440,16 +3393,17 @@
           <w:lang w:eastAsia="en-IN"/>
           <w14:ligatures w14:val="none"/>
         </w:rPr>
-        <w:t>-cli</w:t>
+        <w:lastRenderedPageBreak/>
+        <w:t>Windows Terminal / PowerShell</w:t>
       </w:r>
     </w:p>
     <w:p>
       <w:pPr>
         <w:numPr>
           <w:ilvl w:val="0"/>
-          <w:numId w:val="20"/>
+          <w:numId w:val="22"/>
         </w:numPr>
-        <w:spacing w:before="100" w:beforeAutospacing="1" w:after="100" w:afterAutospacing="1" w:line="240" w:lineRule="auto"/>
+        <w:spacing w:before="240" w:after="0" w:line="240" w:lineRule="auto"/>
         <w:textAlignment w:val="baseline"/>
         <w:rPr>
           <w:rFonts w:ascii="Arial" w:eastAsia="Times New Roman" w:hAnsi="Arial" w:cs="Arial"/>
@@ -3461,15 +3415,7 @@
           <w14:ligatures w14:val="none"/>
         </w:rPr>
       </w:pPr>
-    </w:p>
-    <w:p>
-      <w:pPr>
-        <w:numPr>
-          <w:ilvl w:val="0"/>
-          <w:numId w:val="20"/>
-        </w:numPr>
-        <w:spacing w:after="240" w:line="240" w:lineRule="auto"/>
-        <w:textAlignment w:val="baseline"/>
+      <w:r>
         <w:rPr>
           <w:rFonts w:ascii="Arial" w:eastAsia="Times New Roman" w:hAnsi="Arial" w:cs="Arial"/>
           <w:color w:val="000000"/>
@@ -3479,9 +3425,17 @@
           <w:lang w:eastAsia="en-IN"/>
           <w14:ligatures w14:val="none"/>
         </w:rPr>
-      </w:pPr>
-      <w:proofErr w:type="gramStart"/>
-      <w:r>
+        <w:t>Install Minikube: choco install minikube</w:t>
+      </w:r>
+    </w:p>
+    <w:p>
+      <w:pPr>
+        <w:numPr>
+          <w:ilvl w:val="0"/>
+          <w:numId w:val="22"/>
+        </w:numPr>
+        <w:spacing w:after="240" w:line="240" w:lineRule="auto"/>
+        <w:textAlignment w:val="baseline"/>
         <w:rPr>
           <w:rFonts w:ascii="Arial" w:eastAsia="Times New Roman" w:hAnsi="Arial" w:cs="Arial"/>
           <w:color w:val="000000"/>
@@ -3491,9 +3445,7 @@
           <w:lang w:eastAsia="en-IN"/>
           <w14:ligatures w14:val="none"/>
         </w:rPr>
-        <w:t>Verify :</w:t>
-      </w:r>
-      <w:proofErr w:type="gramEnd"/>
+      </w:pPr>
       <w:r>
         <w:rPr>
           <w:rFonts w:ascii="Arial" w:eastAsia="Times New Roman" w:hAnsi="Arial" w:cs="Arial"/>
@@ -3504,10 +3456,37 @@
           <w:lang w:eastAsia="en-IN"/>
           <w14:ligatures w14:val="none"/>
         </w:rPr>
-        <w:t xml:space="preserve"> </w:t>
-      </w:r>
-      <w:proofErr w:type="spellStart"/>
-      <w:r>
+        <w:t>Start cluster: minikube start --driver=docker</w:t>
+      </w:r>
+    </w:p>
+    <w:p>
+      <w:pPr>
+        <w:spacing w:after="0" w:line="240" w:lineRule="auto"/>
+        <w:rPr>
+          <w:rFonts w:ascii="Times New Roman" w:eastAsia="Times New Roman" w:hAnsi="Times New Roman" w:cs="Times New Roman"/>
+          <w:kern w:val="0"/>
+          <w:lang w:eastAsia="en-IN"/>
+          <w14:ligatures w14:val="none"/>
+        </w:rPr>
+      </w:pPr>
+      <w:r>
+        <w:rPr>
+          <w:rFonts w:ascii="Times New Roman" w:eastAsia="Times New Roman" w:hAnsi="Times New Roman" w:cs="Times New Roman"/>
+          <w:kern w:val="0"/>
+          <w:lang w:eastAsia="en-IN"/>
+          <w14:ligatures w14:val="none"/>
+        </w:rPr>
+        <w:br/>
+      </w:r>
+    </w:p>
+    <w:p>
+      <w:pPr>
+        <w:numPr>
+          <w:ilvl w:val="0"/>
+          <w:numId w:val="23"/>
+        </w:numPr>
+        <w:spacing w:before="240" w:after="0" w:line="240" w:lineRule="auto"/>
+        <w:textAlignment w:val="baseline"/>
         <w:rPr>
           <w:rFonts w:ascii="Arial" w:eastAsia="Times New Roman" w:hAnsi="Arial" w:cs="Arial"/>
           <w:color w:val="000000"/>
@@ -3517,9 +3496,7 @@
           <w:lang w:eastAsia="en-IN"/>
           <w14:ligatures w14:val="none"/>
         </w:rPr>
-        <w:t>kubectl</w:t>
-      </w:r>
-      <w:proofErr w:type="spellEnd"/>
+      </w:pPr>
       <w:r>
         <w:rPr>
           <w:rFonts w:ascii="Arial" w:eastAsia="Times New Roman" w:hAnsi="Arial" w:cs="Arial"/>
@@ -3530,31 +3507,17 @@
           <w:lang w:eastAsia="en-IN"/>
           <w14:ligatures w14:val="none"/>
         </w:rPr>
-        <w:t xml:space="preserve"> version --client</w:t>
-      </w:r>
-    </w:p>
-    <w:p>
-      <w:pPr>
-        <w:spacing w:after="0" w:line="240" w:lineRule="auto"/>
-        <w:rPr>
-          <w:rFonts w:ascii="Times New Roman" w:eastAsia="Times New Roman" w:hAnsi="Times New Roman" w:cs="Times New Roman"/>
-          <w:kern w:val="0"/>
-          <w:lang w:eastAsia="en-IN"/>
-          <w14:ligatures w14:val="none"/>
-        </w:rPr>
-      </w:pPr>
-    </w:p>
-    <w:p>
-      <w:pPr>
-        <w:spacing w:after="0" w:line="240" w:lineRule="auto"/>
-        <w:rPr>
-          <w:rFonts w:ascii="Times New Roman" w:eastAsia="Times New Roman" w:hAnsi="Times New Roman" w:cs="Times New Roman"/>
-          <w:kern w:val="0"/>
-          <w:lang w:eastAsia="en-IN"/>
-          <w14:ligatures w14:val="none"/>
-        </w:rPr>
-      </w:pPr>
-      <w:r>
+        <w:t>Verify: kubectl get nodes</w:t>
+      </w:r>
+    </w:p>
+    <w:p>
+      <w:pPr>
+        <w:numPr>
+          <w:ilvl w:val="0"/>
+          <w:numId w:val="23"/>
+        </w:numPr>
+        <w:spacing w:after="240" w:line="240" w:lineRule="auto"/>
+        <w:textAlignment w:val="baseline"/>
         <w:rPr>
           <w:rFonts w:ascii="Arial" w:eastAsia="Times New Roman" w:hAnsi="Arial" w:cs="Arial"/>
           <w:color w:val="000000"/>
@@ -3564,48 +3527,6 @@
           <w:lang w:eastAsia="en-IN"/>
           <w14:ligatures w14:val="none"/>
         </w:rPr>
-        <w:t>Step 5:</w:t>
-      </w:r>
-    </w:p>
-    <w:p>
-      <w:pPr>
-        <w:spacing w:before="280" w:after="80" w:line="240" w:lineRule="auto"/>
-        <w:outlineLvl w:val="2"/>
-        <w:rPr>
-          <w:rFonts w:ascii="Times New Roman" w:eastAsia="Times New Roman" w:hAnsi="Times New Roman" w:cs="Times New Roman"/>
-          <w:b/>
-          <w:bCs/>
-          <w:kern w:val="0"/>
-          <w:sz w:val="27"/>
-          <w:szCs w:val="27"/>
-          <w:lang w:eastAsia="en-IN"/>
-          <w14:ligatures w14:val="none"/>
-        </w:rPr>
-      </w:pPr>
-      <w:r>
-        <w:rPr>
-          <w:rFonts w:ascii="Arial" w:eastAsia="Times New Roman" w:hAnsi="Arial" w:cs="Arial"/>
-          <w:b/>
-          <w:bCs/>
-          <w:color w:val="000000"/>
-          <w:kern w:val="0"/>
-          <w:sz w:val="26"/>
-          <w:szCs w:val="26"/>
-          <w:lang w:eastAsia="en-IN"/>
-          <w14:ligatures w14:val="none"/>
-        </w:rPr>
-        <w:t>Verify Cluster Setup</w:t>
-      </w:r>
-    </w:p>
-    <w:p>
-      <w:pPr>
-        <w:spacing w:before="240" w:after="240" w:line="240" w:lineRule="auto"/>
-        <w:rPr>
-          <w:rFonts w:ascii="Times New Roman" w:eastAsia="Times New Roman" w:hAnsi="Times New Roman" w:cs="Times New Roman"/>
-          <w:kern w:val="0"/>
-          <w:lang w:eastAsia="en-IN"/>
-          <w14:ligatures w14:val="none"/>
-        </w:rPr>
       </w:pPr>
       <w:r>
         <w:rPr>
@@ -3617,610 +3538,7 @@
           <w:lang w:eastAsia="en-IN"/>
           <w14:ligatures w14:val="none"/>
         </w:rPr>
-        <w:t>Confirm Kubernetes is running correctly.</w:t>
-      </w:r>
-    </w:p>
-    <w:p>
-      <w:pPr>
-        <w:spacing w:before="240" w:after="240" w:line="240" w:lineRule="auto"/>
-        <w:rPr>
-          <w:rFonts w:ascii="Times New Roman" w:eastAsia="Times New Roman" w:hAnsi="Times New Roman" w:cs="Times New Roman"/>
-          <w:kern w:val="0"/>
-          <w:lang w:eastAsia="en-IN"/>
-          <w14:ligatures w14:val="none"/>
-        </w:rPr>
-      </w:pPr>
-      <w:r>
-        <w:rPr>
-          <w:rFonts w:ascii="Arial" w:eastAsia="Times New Roman" w:hAnsi="Arial" w:cs="Arial"/>
-          <w:color w:val="000000"/>
-          <w:kern w:val="0"/>
-          <w:sz w:val="22"/>
-          <w:szCs w:val="22"/>
-          <w:lang w:eastAsia="en-IN"/>
-          <w14:ligatures w14:val="none"/>
-        </w:rPr>
-        <w:t>Windows Terminal / PowerShell</w:t>
-      </w:r>
-    </w:p>
-    <w:p>
-      <w:pPr>
-        <w:numPr>
-          <w:ilvl w:val="0"/>
-          <w:numId w:val="21"/>
-        </w:numPr>
-        <w:spacing w:before="240" w:after="0" w:line="240" w:lineRule="auto"/>
-        <w:textAlignment w:val="baseline"/>
-        <w:rPr>
-          <w:rFonts w:ascii="Arial" w:eastAsia="Times New Roman" w:hAnsi="Arial" w:cs="Arial"/>
-          <w:color w:val="000000"/>
-          <w:kern w:val="0"/>
-          <w:sz w:val="22"/>
-          <w:szCs w:val="22"/>
-          <w:lang w:eastAsia="en-IN"/>
-          <w14:ligatures w14:val="none"/>
-        </w:rPr>
-      </w:pPr>
-      <w:r>
-        <w:rPr>
-          <w:rFonts w:ascii="Arial" w:eastAsia="Times New Roman" w:hAnsi="Arial" w:cs="Arial"/>
-          <w:color w:val="000000"/>
-          <w:kern w:val="0"/>
-          <w:sz w:val="22"/>
-          <w:szCs w:val="22"/>
-          <w:lang w:eastAsia="en-IN"/>
-          <w14:ligatures w14:val="none"/>
-        </w:rPr>
-        <w:t xml:space="preserve">Run </w:t>
-      </w:r>
-      <w:proofErr w:type="spellStart"/>
-      <w:r>
-        <w:rPr>
-          <w:rFonts w:ascii="Arial" w:eastAsia="Times New Roman" w:hAnsi="Arial" w:cs="Arial"/>
-          <w:color w:val="000000"/>
-          <w:kern w:val="0"/>
-          <w:sz w:val="22"/>
-          <w:szCs w:val="22"/>
-          <w:lang w:eastAsia="en-IN"/>
-          <w14:ligatures w14:val="none"/>
-        </w:rPr>
-        <w:t>kubectl</w:t>
-      </w:r>
-      <w:proofErr w:type="spellEnd"/>
-      <w:r>
-        <w:rPr>
-          <w:rFonts w:ascii="Arial" w:eastAsia="Times New Roman" w:hAnsi="Arial" w:cs="Arial"/>
-          <w:color w:val="000000"/>
-          <w:kern w:val="0"/>
-          <w:sz w:val="22"/>
-          <w:szCs w:val="22"/>
-          <w:lang w:eastAsia="en-IN"/>
-          <w14:ligatures w14:val="none"/>
-        </w:rPr>
-        <w:t xml:space="preserve"> cluster-info</w:t>
-      </w:r>
-    </w:p>
-    <w:p>
-      <w:pPr>
-        <w:numPr>
-          <w:ilvl w:val="0"/>
-          <w:numId w:val="21"/>
-        </w:numPr>
-        <w:spacing w:after="240" w:line="240" w:lineRule="auto"/>
-        <w:textAlignment w:val="baseline"/>
-        <w:rPr>
-          <w:rFonts w:ascii="Arial" w:eastAsia="Times New Roman" w:hAnsi="Arial" w:cs="Arial"/>
-          <w:color w:val="000000"/>
-          <w:kern w:val="0"/>
-          <w:sz w:val="22"/>
-          <w:szCs w:val="22"/>
-          <w:lang w:eastAsia="en-IN"/>
-          <w14:ligatures w14:val="none"/>
-        </w:rPr>
-      </w:pPr>
-      <w:r>
-        <w:rPr>
-          <w:rFonts w:ascii="Arial" w:eastAsia="Times New Roman" w:hAnsi="Arial" w:cs="Arial"/>
-          <w:color w:val="000000"/>
-          <w:kern w:val="0"/>
-          <w:sz w:val="22"/>
-          <w:szCs w:val="22"/>
-          <w:lang w:eastAsia="en-IN"/>
-          <w14:ligatures w14:val="none"/>
-        </w:rPr>
-        <w:t xml:space="preserve">Run </w:t>
-      </w:r>
-      <w:proofErr w:type="spellStart"/>
-      <w:r>
-        <w:rPr>
-          <w:rFonts w:ascii="Arial" w:eastAsia="Times New Roman" w:hAnsi="Arial" w:cs="Arial"/>
-          <w:color w:val="000000"/>
-          <w:kern w:val="0"/>
-          <w:sz w:val="22"/>
-          <w:szCs w:val="22"/>
-          <w:lang w:eastAsia="en-IN"/>
-          <w14:ligatures w14:val="none"/>
-        </w:rPr>
-        <w:t>kubectl</w:t>
-      </w:r>
-      <w:proofErr w:type="spellEnd"/>
-      <w:r>
-        <w:rPr>
-          <w:rFonts w:ascii="Arial" w:eastAsia="Times New Roman" w:hAnsi="Arial" w:cs="Arial"/>
-          <w:color w:val="000000"/>
-          <w:kern w:val="0"/>
-          <w:sz w:val="22"/>
-          <w:szCs w:val="22"/>
-          <w:lang w:eastAsia="en-IN"/>
-          <w14:ligatures w14:val="none"/>
-        </w:rPr>
-        <w:t xml:space="preserve"> get nodes → should show docker-desktop node as Ready</w:t>
-      </w:r>
-    </w:p>
-    <w:p>
-      <w:pPr>
-        <w:spacing w:after="0" w:line="240" w:lineRule="auto"/>
-        <w:rPr>
-          <w:rFonts w:ascii="Times New Roman" w:eastAsia="Times New Roman" w:hAnsi="Times New Roman" w:cs="Times New Roman"/>
-          <w:kern w:val="0"/>
-          <w:lang w:eastAsia="en-IN"/>
-          <w14:ligatures w14:val="none"/>
-        </w:rPr>
-      </w:pPr>
-      <w:proofErr w:type="spellStart"/>
-      <w:r>
-        <w:rPr>
-          <w:rFonts w:ascii="Arial" w:eastAsia="Times New Roman" w:hAnsi="Arial" w:cs="Arial"/>
-          <w:color w:val="000000"/>
-          <w:kern w:val="0"/>
-          <w:sz w:val="22"/>
-          <w:szCs w:val="22"/>
-          <w:lang w:eastAsia="en-IN"/>
-          <w14:ligatures w14:val="none"/>
-        </w:rPr>
-        <w:t>STep</w:t>
-      </w:r>
-      <w:proofErr w:type="spellEnd"/>
-      <w:r>
-        <w:rPr>
-          <w:rFonts w:ascii="Arial" w:eastAsia="Times New Roman" w:hAnsi="Arial" w:cs="Arial"/>
-          <w:color w:val="000000"/>
-          <w:kern w:val="0"/>
-          <w:sz w:val="22"/>
-          <w:szCs w:val="22"/>
-          <w:lang w:eastAsia="en-IN"/>
-          <w14:ligatures w14:val="none"/>
-        </w:rPr>
-        <w:t xml:space="preserve"> 6:</w:t>
-      </w:r>
-    </w:p>
-    <w:p>
-      <w:pPr>
-        <w:spacing w:after="0" w:line="240" w:lineRule="auto"/>
-        <w:rPr>
-          <w:rFonts w:ascii="Times New Roman" w:eastAsia="Times New Roman" w:hAnsi="Times New Roman" w:cs="Times New Roman"/>
-          <w:kern w:val="0"/>
-          <w:lang w:eastAsia="en-IN"/>
-          <w14:ligatures w14:val="none"/>
-        </w:rPr>
-      </w:pPr>
-    </w:p>
-    <w:p>
-      <w:pPr>
-        <w:spacing w:before="280" w:after="80" w:line="240" w:lineRule="auto"/>
-        <w:outlineLvl w:val="2"/>
-        <w:rPr>
-          <w:rFonts w:ascii="Times New Roman" w:eastAsia="Times New Roman" w:hAnsi="Times New Roman" w:cs="Times New Roman"/>
-          <w:b/>
-          <w:bCs/>
-          <w:kern w:val="0"/>
-          <w:sz w:val="27"/>
-          <w:szCs w:val="27"/>
-          <w:lang w:eastAsia="en-IN"/>
-          <w14:ligatures w14:val="none"/>
-        </w:rPr>
-      </w:pPr>
-      <w:r>
-        <w:rPr>
-          <w:rFonts w:ascii="Arial" w:eastAsia="Times New Roman" w:hAnsi="Arial" w:cs="Arial"/>
-          <w:b/>
-          <w:bCs/>
-          <w:color w:val="000000"/>
-          <w:kern w:val="0"/>
-          <w:sz w:val="26"/>
-          <w:szCs w:val="26"/>
-          <w:lang w:eastAsia="en-IN"/>
-          <w14:ligatures w14:val="none"/>
-        </w:rPr>
-        <w:t xml:space="preserve">Optional: Use </w:t>
-      </w:r>
-      <w:proofErr w:type="spellStart"/>
-      <w:r>
-        <w:rPr>
-          <w:rFonts w:ascii="Arial" w:eastAsia="Times New Roman" w:hAnsi="Arial" w:cs="Arial"/>
-          <w:b/>
-          <w:bCs/>
-          <w:color w:val="000000"/>
-          <w:kern w:val="0"/>
-          <w:sz w:val="26"/>
-          <w:szCs w:val="26"/>
-          <w:lang w:eastAsia="en-IN"/>
-          <w14:ligatures w14:val="none"/>
-        </w:rPr>
-        <w:t>Minikube</w:t>
-      </w:r>
-      <w:proofErr w:type="spellEnd"/>
-    </w:p>
-    <w:p>
-      <w:pPr>
-        <w:spacing w:after="0" w:line="240" w:lineRule="auto"/>
-        <w:rPr>
-          <w:rFonts w:ascii="Times New Roman" w:eastAsia="Times New Roman" w:hAnsi="Times New Roman" w:cs="Times New Roman"/>
-          <w:kern w:val="0"/>
-          <w:lang w:eastAsia="en-IN"/>
-          <w14:ligatures w14:val="none"/>
-        </w:rPr>
-      </w:pPr>
-      <w:r>
-        <w:rPr>
-          <w:rFonts w:ascii="Arial" w:eastAsia="Times New Roman" w:hAnsi="Arial" w:cs="Arial"/>
-          <w:color w:val="000000"/>
-          <w:kern w:val="0"/>
-          <w:sz w:val="22"/>
-          <w:szCs w:val="22"/>
-          <w:lang w:eastAsia="en-IN"/>
-          <w14:ligatures w14:val="none"/>
-        </w:rPr>
-        <w:t>Alternative Method</w:t>
-      </w:r>
-    </w:p>
-    <w:p>
-      <w:pPr>
-        <w:spacing w:before="240" w:after="240" w:line="240" w:lineRule="auto"/>
-        <w:rPr>
-          <w:rFonts w:ascii="Times New Roman" w:eastAsia="Times New Roman" w:hAnsi="Times New Roman" w:cs="Times New Roman"/>
-          <w:kern w:val="0"/>
-          <w:lang w:eastAsia="en-IN"/>
-          <w14:ligatures w14:val="none"/>
-        </w:rPr>
-      </w:pPr>
-      <w:proofErr w:type="spellStart"/>
-      <w:r>
-        <w:rPr>
-          <w:rFonts w:ascii="Arial" w:eastAsia="Times New Roman" w:hAnsi="Arial" w:cs="Arial"/>
-          <w:color w:val="000000"/>
-          <w:kern w:val="0"/>
-          <w:sz w:val="22"/>
-          <w:szCs w:val="22"/>
-          <w:lang w:eastAsia="en-IN"/>
-          <w14:ligatures w14:val="none"/>
-        </w:rPr>
-        <w:t>Minikube</w:t>
-      </w:r>
-      <w:proofErr w:type="spellEnd"/>
-      <w:r>
-        <w:rPr>
-          <w:rFonts w:ascii="Arial" w:eastAsia="Times New Roman" w:hAnsi="Arial" w:cs="Arial"/>
-          <w:color w:val="000000"/>
-          <w:kern w:val="0"/>
-          <w:sz w:val="22"/>
-          <w:szCs w:val="22"/>
-          <w:lang w:eastAsia="en-IN"/>
-          <w14:ligatures w14:val="none"/>
-        </w:rPr>
-        <w:t xml:space="preserve"> provides a flexible local Kubernetes cluster.</w:t>
-      </w:r>
-    </w:p>
-    <w:p>
-      <w:pPr>
-        <w:spacing w:before="240" w:after="240" w:line="240" w:lineRule="auto"/>
-        <w:rPr>
-          <w:rFonts w:ascii="Times New Roman" w:eastAsia="Times New Roman" w:hAnsi="Times New Roman" w:cs="Times New Roman"/>
-          <w:kern w:val="0"/>
-          <w:lang w:eastAsia="en-IN"/>
-          <w14:ligatures w14:val="none"/>
-        </w:rPr>
-      </w:pPr>
-      <w:r>
-        <w:rPr>
-          <w:rFonts w:ascii="Arial" w:eastAsia="Times New Roman" w:hAnsi="Arial" w:cs="Arial"/>
-          <w:color w:val="000000"/>
-          <w:kern w:val="0"/>
-          <w:sz w:val="22"/>
-          <w:szCs w:val="22"/>
-          <w:lang w:eastAsia="en-IN"/>
-          <w14:ligatures w14:val="none"/>
-        </w:rPr>
-        <w:lastRenderedPageBreak/>
-        <w:t>Windows Terminal / PowerShell</w:t>
-      </w:r>
-    </w:p>
-    <w:p>
-      <w:pPr>
-        <w:numPr>
-          <w:ilvl w:val="0"/>
-          <w:numId w:val="22"/>
-        </w:numPr>
-        <w:spacing w:before="240" w:after="0" w:line="240" w:lineRule="auto"/>
-        <w:textAlignment w:val="baseline"/>
-        <w:rPr>
-          <w:rFonts w:ascii="Arial" w:eastAsia="Times New Roman" w:hAnsi="Arial" w:cs="Arial"/>
-          <w:color w:val="000000"/>
-          <w:kern w:val="0"/>
-          <w:sz w:val="22"/>
-          <w:szCs w:val="22"/>
-          <w:lang w:eastAsia="en-IN"/>
-          <w14:ligatures w14:val="none"/>
-        </w:rPr>
-      </w:pPr>
-      <w:r>
-        <w:rPr>
-          <w:rFonts w:ascii="Arial" w:eastAsia="Times New Roman" w:hAnsi="Arial" w:cs="Arial"/>
-          <w:color w:val="000000"/>
-          <w:kern w:val="0"/>
-          <w:sz w:val="22"/>
-          <w:szCs w:val="22"/>
-          <w:lang w:eastAsia="en-IN"/>
-          <w14:ligatures w14:val="none"/>
-        </w:rPr>
-        <w:t xml:space="preserve">Install </w:t>
-      </w:r>
-      <w:proofErr w:type="spellStart"/>
-      <w:r>
-        <w:rPr>
-          <w:rFonts w:ascii="Arial" w:eastAsia="Times New Roman" w:hAnsi="Arial" w:cs="Arial"/>
-          <w:color w:val="000000"/>
-          <w:kern w:val="0"/>
-          <w:sz w:val="22"/>
-          <w:szCs w:val="22"/>
-          <w:lang w:eastAsia="en-IN"/>
-          <w14:ligatures w14:val="none"/>
-        </w:rPr>
-        <w:t>Minikube</w:t>
-      </w:r>
-      <w:proofErr w:type="spellEnd"/>
-      <w:r>
-        <w:rPr>
-          <w:rFonts w:ascii="Arial" w:eastAsia="Times New Roman" w:hAnsi="Arial" w:cs="Arial"/>
-          <w:color w:val="000000"/>
-          <w:kern w:val="0"/>
-          <w:sz w:val="22"/>
-          <w:szCs w:val="22"/>
-          <w:lang w:eastAsia="en-IN"/>
-          <w14:ligatures w14:val="none"/>
-        </w:rPr>
-        <w:t xml:space="preserve">: </w:t>
-      </w:r>
-      <w:proofErr w:type="spellStart"/>
-      <w:r>
-        <w:rPr>
-          <w:rFonts w:ascii="Arial" w:eastAsia="Times New Roman" w:hAnsi="Arial" w:cs="Arial"/>
-          <w:color w:val="000000"/>
-          <w:kern w:val="0"/>
-          <w:sz w:val="22"/>
-          <w:szCs w:val="22"/>
-          <w:lang w:eastAsia="en-IN"/>
-          <w14:ligatures w14:val="none"/>
-        </w:rPr>
-        <w:t>choco</w:t>
-      </w:r>
-      <w:proofErr w:type="spellEnd"/>
-      <w:r>
-        <w:rPr>
-          <w:rFonts w:ascii="Arial" w:eastAsia="Times New Roman" w:hAnsi="Arial" w:cs="Arial"/>
-          <w:color w:val="000000"/>
-          <w:kern w:val="0"/>
-          <w:sz w:val="22"/>
-          <w:szCs w:val="22"/>
-          <w:lang w:eastAsia="en-IN"/>
-          <w14:ligatures w14:val="none"/>
-        </w:rPr>
-        <w:t xml:space="preserve"> install </w:t>
-      </w:r>
-      <w:proofErr w:type="spellStart"/>
-      <w:r>
-        <w:rPr>
-          <w:rFonts w:ascii="Arial" w:eastAsia="Times New Roman" w:hAnsi="Arial" w:cs="Arial"/>
-          <w:color w:val="000000"/>
-          <w:kern w:val="0"/>
-          <w:sz w:val="22"/>
-          <w:szCs w:val="22"/>
-          <w:lang w:eastAsia="en-IN"/>
-          <w14:ligatures w14:val="none"/>
-        </w:rPr>
-        <w:t>minikube</w:t>
-      </w:r>
-      <w:proofErr w:type="spellEnd"/>
-    </w:p>
-    <w:p>
-      <w:pPr>
-        <w:numPr>
-          <w:ilvl w:val="0"/>
-          <w:numId w:val="22"/>
-        </w:numPr>
-        <w:spacing w:after="240" w:line="240" w:lineRule="auto"/>
-        <w:textAlignment w:val="baseline"/>
-        <w:rPr>
-          <w:rFonts w:ascii="Arial" w:eastAsia="Times New Roman" w:hAnsi="Arial" w:cs="Arial"/>
-          <w:color w:val="000000"/>
-          <w:kern w:val="0"/>
-          <w:sz w:val="22"/>
-          <w:szCs w:val="22"/>
-          <w:lang w:eastAsia="en-IN"/>
-          <w14:ligatures w14:val="none"/>
-        </w:rPr>
-      </w:pPr>
-      <w:r>
-        <w:rPr>
-          <w:rFonts w:ascii="Arial" w:eastAsia="Times New Roman" w:hAnsi="Arial" w:cs="Arial"/>
-          <w:color w:val="000000"/>
-          <w:kern w:val="0"/>
-          <w:sz w:val="22"/>
-          <w:szCs w:val="22"/>
-          <w:lang w:eastAsia="en-IN"/>
-          <w14:ligatures w14:val="none"/>
-        </w:rPr>
-        <w:t xml:space="preserve">Start cluster: </w:t>
-      </w:r>
-      <w:proofErr w:type="spellStart"/>
-      <w:r>
-        <w:rPr>
-          <w:rFonts w:ascii="Arial" w:eastAsia="Times New Roman" w:hAnsi="Arial" w:cs="Arial"/>
-          <w:color w:val="000000"/>
-          <w:kern w:val="0"/>
-          <w:sz w:val="22"/>
-          <w:szCs w:val="22"/>
-          <w:lang w:eastAsia="en-IN"/>
-          <w14:ligatures w14:val="none"/>
-        </w:rPr>
-        <w:t>minikube</w:t>
-      </w:r>
-      <w:proofErr w:type="spellEnd"/>
-      <w:r>
-        <w:rPr>
-          <w:rFonts w:ascii="Arial" w:eastAsia="Times New Roman" w:hAnsi="Arial" w:cs="Arial"/>
-          <w:color w:val="000000"/>
-          <w:kern w:val="0"/>
-          <w:sz w:val="22"/>
-          <w:szCs w:val="22"/>
-          <w:lang w:eastAsia="en-IN"/>
-          <w14:ligatures w14:val="none"/>
-        </w:rPr>
-        <w:t xml:space="preserve"> start --driver=docker</w:t>
-      </w:r>
-    </w:p>
-    <w:p>
-      <w:pPr>
-        <w:spacing w:after="0" w:line="240" w:lineRule="auto"/>
-        <w:rPr>
-          <w:rFonts w:ascii="Times New Roman" w:eastAsia="Times New Roman" w:hAnsi="Times New Roman" w:cs="Times New Roman"/>
-          <w:kern w:val="0"/>
-          <w:lang w:eastAsia="en-IN"/>
-          <w14:ligatures w14:val="none"/>
-        </w:rPr>
-      </w:pPr>
-      <w:r>
-        <w:rPr>
-          <w:rFonts w:ascii="Times New Roman" w:eastAsia="Times New Roman" w:hAnsi="Times New Roman" w:cs="Times New Roman"/>
-          <w:kern w:val="0"/>
-          <w:lang w:eastAsia="en-IN"/>
-          <w14:ligatures w14:val="none"/>
-        </w:rPr>
-        <w:br/>
-      </w:r>
-    </w:p>
-    <w:p>
-      <w:pPr>
-        <w:numPr>
-          <w:ilvl w:val="0"/>
-          <w:numId w:val="23"/>
-        </w:numPr>
-        <w:spacing w:before="240" w:after="0" w:line="240" w:lineRule="auto"/>
-        <w:textAlignment w:val="baseline"/>
-        <w:rPr>
-          <w:rFonts w:ascii="Arial" w:eastAsia="Times New Roman" w:hAnsi="Arial" w:cs="Arial"/>
-          <w:color w:val="000000"/>
-          <w:kern w:val="0"/>
-          <w:sz w:val="22"/>
-          <w:szCs w:val="22"/>
-          <w:lang w:eastAsia="en-IN"/>
-          <w14:ligatures w14:val="none"/>
-        </w:rPr>
-      </w:pPr>
-      <w:r>
-        <w:rPr>
-          <w:rFonts w:ascii="Arial" w:eastAsia="Times New Roman" w:hAnsi="Arial" w:cs="Arial"/>
-          <w:color w:val="000000"/>
-          <w:kern w:val="0"/>
-          <w:sz w:val="22"/>
-          <w:szCs w:val="22"/>
-          <w:lang w:eastAsia="en-IN"/>
-          <w14:ligatures w14:val="none"/>
-        </w:rPr>
-        <w:t xml:space="preserve">Verify: </w:t>
-      </w:r>
-      <w:proofErr w:type="spellStart"/>
-      <w:r>
-        <w:rPr>
-          <w:rFonts w:ascii="Arial" w:eastAsia="Times New Roman" w:hAnsi="Arial" w:cs="Arial"/>
-          <w:color w:val="000000"/>
-          <w:kern w:val="0"/>
-          <w:sz w:val="22"/>
-          <w:szCs w:val="22"/>
-          <w:lang w:eastAsia="en-IN"/>
-          <w14:ligatures w14:val="none"/>
-        </w:rPr>
-        <w:t>kubectl</w:t>
-      </w:r>
-      <w:proofErr w:type="spellEnd"/>
-      <w:r>
-        <w:rPr>
-          <w:rFonts w:ascii="Arial" w:eastAsia="Times New Roman" w:hAnsi="Arial" w:cs="Arial"/>
-          <w:color w:val="000000"/>
-          <w:kern w:val="0"/>
-          <w:sz w:val="22"/>
-          <w:szCs w:val="22"/>
-          <w:lang w:eastAsia="en-IN"/>
-          <w14:ligatures w14:val="none"/>
-        </w:rPr>
-        <w:t xml:space="preserve"> get nodes</w:t>
-      </w:r>
-    </w:p>
-    <w:p>
-      <w:pPr>
-        <w:numPr>
-          <w:ilvl w:val="0"/>
-          <w:numId w:val="23"/>
-        </w:numPr>
-        <w:spacing w:after="240" w:line="240" w:lineRule="auto"/>
-        <w:textAlignment w:val="baseline"/>
-        <w:rPr>
-          <w:rFonts w:ascii="Arial" w:eastAsia="Times New Roman" w:hAnsi="Arial" w:cs="Arial"/>
-          <w:color w:val="000000"/>
-          <w:kern w:val="0"/>
-          <w:sz w:val="22"/>
-          <w:szCs w:val="22"/>
-          <w:lang w:eastAsia="en-IN"/>
-          <w14:ligatures w14:val="none"/>
-        </w:rPr>
-      </w:pPr>
-      <w:r>
-        <w:rPr>
-          <w:rFonts w:ascii="Arial" w:eastAsia="Times New Roman" w:hAnsi="Arial" w:cs="Arial"/>
-          <w:color w:val="000000"/>
-          <w:kern w:val="0"/>
-          <w:sz w:val="22"/>
-          <w:szCs w:val="22"/>
-          <w:lang w:eastAsia="en-IN"/>
-          <w14:ligatures w14:val="none"/>
-        </w:rPr>
-        <w:t xml:space="preserve">Launch dashboard: </w:t>
-      </w:r>
-      <w:proofErr w:type="spellStart"/>
-      <w:r>
-        <w:rPr>
-          <w:rFonts w:ascii="Arial" w:eastAsia="Times New Roman" w:hAnsi="Arial" w:cs="Arial"/>
-          <w:color w:val="000000"/>
-          <w:kern w:val="0"/>
-          <w:sz w:val="22"/>
-          <w:szCs w:val="22"/>
-          <w:lang w:eastAsia="en-IN"/>
-          <w14:ligatures w14:val="none"/>
-        </w:rPr>
-        <w:t>minikube</w:t>
-      </w:r>
-      <w:proofErr w:type="spellEnd"/>
-      <w:r>
-        <w:rPr>
-          <w:rFonts w:ascii="Arial" w:eastAsia="Times New Roman" w:hAnsi="Arial" w:cs="Arial"/>
-          <w:color w:val="000000"/>
-          <w:kern w:val="0"/>
-          <w:sz w:val="22"/>
-          <w:szCs w:val="22"/>
-          <w:lang w:eastAsia="en-IN"/>
-          <w14:ligatures w14:val="none"/>
-        </w:rPr>
-        <w:t xml:space="preserve"> dashboard</w:t>
+        <w:t>Launch dashboard: minikube dashboard</w:t>
       </w:r>
     </w:p>
     <w:p/>
@@ -4253,63 +3571,32 @@
           <w:b/>
           <w:bCs/>
         </w:rPr>
-        <w:t xml:space="preserve">1. Install </w:t>
-      </w:r>
-      <w:proofErr w:type="spellStart"/>
-      <w:r>
-        <w:rPr>
-          <w:b/>
-          <w:bCs/>
-        </w:rPr>
-        <w:t>Minikube</w:t>
-      </w:r>
-      <w:proofErr w:type="spellEnd"/>
-    </w:p>
-    <w:p>
-      <w:proofErr w:type="spellStart"/>
-      <w:r>
-        <w:t>Minikube</w:t>
-      </w:r>
-      <w:proofErr w:type="spellEnd"/>
-      <w:r>
-        <w:t xml:space="preserve"> lets you run a local Kubernetes cluster for practice.</w:t>
-      </w:r>
-    </w:p>
-    <w:p>
-      <w:pPr>
-        <w:rPr>
-          <w:b/>
-          <w:bCs/>
-        </w:rPr>
-      </w:pPr>
-      <w:r>
-        <w:rPr>
-          <w:b/>
-          <w:bCs/>
-        </w:rPr>
-        <w:t xml:space="preserve">Step 1: Download </w:t>
-      </w:r>
-      <w:proofErr w:type="spellStart"/>
-      <w:r>
-        <w:rPr>
-          <w:b/>
-          <w:bCs/>
-        </w:rPr>
-        <w:t>Minikube</w:t>
-      </w:r>
-      <w:proofErr w:type="spellEnd"/>
-    </w:p>
-    <w:p>
-      <w:r>
-        <w:t xml:space="preserve">Download </w:t>
-      </w:r>
-      <w:proofErr w:type="spellStart"/>
-      <w:r>
-        <w:t>Minikube</w:t>
-      </w:r>
-      <w:proofErr w:type="spellEnd"/>
-      <w:r>
-        <w:t xml:space="preserve"> from:</w:t>
+        <w:t>1. Install Minikube</w:t>
+      </w:r>
+    </w:p>
+    <w:p>
+      <w:r>
+        <w:t>Minikube lets you run a local Kubernetes cluster for practice.</w:t>
+      </w:r>
+    </w:p>
+    <w:p>
+      <w:pPr>
+        <w:rPr>
+          <w:b/>
+          <w:bCs/>
+        </w:rPr>
+      </w:pPr>
+      <w:r>
+        <w:rPr>
+          <w:b/>
+          <w:bCs/>
+        </w:rPr>
+        <w:t>Step 1: Download Minikube</w:t>
+      </w:r>
+    </w:p>
+    <w:p>
+      <w:r>
+        <w:t>Download Minikube from:</w:t>
       </w:r>
     </w:p>
     <w:p>
@@ -4348,49 +3635,23 @@
       </w:r>
     </w:p>
     <w:p>
-      <w:proofErr w:type="spellStart"/>
-      <w:r>
-        <w:t>choco</w:t>
-      </w:r>
-      <w:proofErr w:type="spellEnd"/>
-      <w:r>
-        <w:t xml:space="preserve"> install </w:t>
-      </w:r>
-      <w:proofErr w:type="spellStart"/>
-      <w:r>
-        <w:t>minikube</w:t>
-      </w:r>
-      <w:proofErr w:type="spellEnd"/>
-    </w:p>
-    <w:p>
-      <w:pPr>
-        <w:rPr>
-          <w:b/>
-          <w:bCs/>
-        </w:rPr>
-      </w:pPr>
-      <w:r>
-        <w:rPr>
-          <w:b/>
-          <w:bCs/>
-        </w:rPr>
-        <w:t xml:space="preserve">Step 3: Verify </w:t>
-      </w:r>
-      <w:proofErr w:type="spellStart"/>
-      <w:r>
-        <w:rPr>
-          <w:b/>
-          <w:bCs/>
-        </w:rPr>
-        <w:t>Minikube</w:t>
-      </w:r>
-      <w:proofErr w:type="spellEnd"/>
-      <w:r>
-        <w:rPr>
-          <w:b/>
-          <w:bCs/>
-        </w:rPr>
-        <w:t xml:space="preserve"> Installation</w:t>
+      <w:r>
+        <w:t>choco install minikube</w:t>
+      </w:r>
+    </w:p>
+    <w:p>
+      <w:pPr>
+        <w:rPr>
+          <w:b/>
+          <w:bCs/>
+        </w:rPr>
+      </w:pPr>
+      <w:r>
+        <w:rPr>
+          <w:b/>
+          <w:bCs/>
+        </w:rPr>
+        <w:t>Step 3: Verify Minikube Installation</w:t>
       </w:r>
     </w:p>
     <w:p>
@@ -4399,13 +3660,8 @@
       </w:r>
     </w:p>
     <w:p>
-      <w:proofErr w:type="spellStart"/>
-      <w:r>
-        <w:t>minikube</w:t>
-      </w:r>
-      <w:proofErr w:type="spellEnd"/>
-      <w:r>
-        <w:t xml:space="preserve"> version</w:t>
+      <w:r>
+        <w:t>minikube version</w:t>
       </w:r>
     </w:p>
     <w:p>
@@ -4414,13 +3670,8 @@
       </w:r>
     </w:p>
     <w:p>
-      <w:proofErr w:type="spellStart"/>
-      <w:r>
-        <w:t>minikube</w:t>
-      </w:r>
-      <w:proofErr w:type="spellEnd"/>
-      <w:r>
-        <w:t xml:space="preserve"> version: v1.38.1</w:t>
+      <w:r>
+        <w:t>minikube version: v1.38.1</w:t>
       </w:r>
     </w:p>
     <w:p>
@@ -4440,33 +3691,12 @@
           <w:b/>
           <w:bCs/>
         </w:rPr>
-        <w:t xml:space="preserve">2. Start </w:t>
-      </w:r>
-      <w:proofErr w:type="spellStart"/>
-      <w:r>
-        <w:rPr>
-          <w:b/>
-          <w:bCs/>
-        </w:rPr>
-        <w:t>Minikube</w:t>
-      </w:r>
-      <w:proofErr w:type="spellEnd"/>
-      <w:r>
-        <w:rPr>
-          <w:b/>
-          <w:bCs/>
-        </w:rPr>
-        <w:t xml:space="preserve"> Cluster</w:t>
-      </w:r>
-    </w:p>
-    <w:p>
-      <w:proofErr w:type="spellStart"/>
-      <w:r>
-        <w:t>Minikube</w:t>
-      </w:r>
-      <w:proofErr w:type="spellEnd"/>
-      <w:r>
-        <w:t xml:space="preserve"> launches a single-node Kubernetes cluster locally.</w:t>
+        <w:t>2. Start Minikube Cluster</w:t>
+      </w:r>
+    </w:p>
+    <w:p>
+      <w:r>
+        <w:t>Minikube launches a single-node Kubernetes cluster locally.</w:t>
       </w:r>
     </w:p>
     <w:p>
@@ -4490,20 +3720,10 @@
       </w:r>
     </w:p>
     <w:p>
-      <w:proofErr w:type="spellStart"/>
       <w:r>
         <w:lastRenderedPageBreak/>
-        <w:t>minikube</w:t>
-      </w:r>
-      <w:proofErr w:type="spellEnd"/>
-      <w:r>
-        <w:t xml:space="preserve"> start --driver=</w:t>
-      </w:r>
-      <w:proofErr w:type="spellStart"/>
-      <w:r>
-        <w:t>hyperv</w:t>
-      </w:r>
-      <w:proofErr w:type="spellEnd"/>
+        <w:t>minikube start --driver=hyperv</w:t>
+      </w:r>
     </w:p>
     <w:p>
       <w:r>
@@ -4511,54 +3731,23 @@
       </w:r>
     </w:p>
     <w:p>
-      <w:proofErr w:type="spellStart"/>
-      <w:r>
-        <w:t>minikube</w:t>
-      </w:r>
-      <w:proofErr w:type="spellEnd"/>
-      <w:r>
-        <w:t xml:space="preserve"> start --driver=</w:t>
-      </w:r>
-      <w:proofErr w:type="spellStart"/>
-      <w:r>
-        <w:t>virtualbox</w:t>
-      </w:r>
-      <w:proofErr w:type="spellEnd"/>
-    </w:p>
-    <w:p>
-      <w:r>
-        <w:t xml:space="preserve">If Docker Desktop is being used, you can also start </w:t>
-      </w:r>
-      <w:proofErr w:type="spellStart"/>
-      <w:r>
-        <w:t>Minikube</w:t>
-      </w:r>
-      <w:proofErr w:type="spellEnd"/>
-      <w:r>
-        <w:t xml:space="preserve"> with:</w:t>
-      </w:r>
-    </w:p>
-    <w:p>
-      <w:proofErr w:type="spellStart"/>
-      <w:r>
-        <w:t>minikube</w:t>
-      </w:r>
-      <w:proofErr w:type="spellEnd"/>
-      <w:r>
-        <w:t xml:space="preserve"> start --driver=docker</w:t>
-      </w:r>
-    </w:p>
-    <w:p>
-      <w:r>
-        <w:t xml:space="preserve">Wait until </w:t>
-      </w:r>
-      <w:proofErr w:type="spellStart"/>
-      <w:r>
-        <w:t>Minikube</w:t>
-      </w:r>
-      <w:proofErr w:type="spellEnd"/>
-      <w:r>
-        <w:t xml:space="preserve"> shows that the Kubernetes cluster is running.</w:t>
+      <w:r>
+        <w:t>minikube start --driver=virtualbox</w:t>
+      </w:r>
+    </w:p>
+    <w:p>
+      <w:r>
+        <w:t>If Docker Desktop is being used, you can also start Minikube with:</w:t>
+      </w:r>
+    </w:p>
+    <w:p>
+      <w:r>
+        <w:t>minikube start --driver=docker</w:t>
+      </w:r>
+    </w:p>
+    <w:p>
+      <w:r>
+        <w:t>Wait until Minikube shows that the Kubernetes cluster is running.</w:t>
       </w:r>
     </w:p>
     <w:p>
@@ -4574,23 +3763,7 @@
         </w:numPr>
       </w:pPr>
       <w:r>
-        <w:t>Starting "</w:t>
-      </w:r>
-      <w:proofErr w:type="spellStart"/>
-      <w:r>
-        <w:t>minikube</w:t>
-      </w:r>
-      <w:proofErr w:type="spellEnd"/>
-      <w:r>
-        <w:t>" primary control-plane node in "</w:t>
-      </w:r>
-      <w:proofErr w:type="spellStart"/>
-      <w:r>
-        <w:t>minikube</w:t>
-      </w:r>
-      <w:proofErr w:type="spellEnd"/>
-      <w:r>
-        <w:t>" cluster</w:t>
+        <w:t>Starting "minikube" primary control-plane node in "minikube" cluster</w:t>
       </w:r>
     </w:p>
     <w:p>
@@ -4634,13 +3807,8 @@
         </w:numPr>
       </w:pPr>
       <w:r>
-        <w:t>Enabled addons: storage-provisioner, default-</w:t>
-      </w:r>
-      <w:proofErr w:type="spellStart"/>
-      <w:r>
-        <w:t>storageclass</w:t>
-      </w:r>
-      <w:proofErr w:type="spellEnd"/>
+        <w:t>Enabled addons: storage-provisioner, default-storageclass</w:t>
+      </w:r>
     </w:p>
     <w:p>
       <w:pPr>
@@ -4650,23 +3818,7 @@
         </w:numPr>
       </w:pPr>
       <w:r>
-        <w:t xml:space="preserve">Done! </w:t>
-      </w:r>
-      <w:proofErr w:type="spellStart"/>
-      <w:r>
-        <w:t>kubectl</w:t>
-      </w:r>
-      <w:proofErr w:type="spellEnd"/>
-      <w:r>
-        <w:t xml:space="preserve"> is now configured to use "</w:t>
-      </w:r>
-      <w:proofErr w:type="spellStart"/>
-      <w:r>
-        <w:t>minikube</w:t>
-      </w:r>
-      <w:proofErr w:type="spellEnd"/>
-      <w:r>
-        <w:t>" cluster and "default" namespace by default</w:t>
+        <w:t>Done! kubectl is now configured to use "minikube" cluster and "default" namespace by default</w:t>
       </w:r>
     </w:p>
     <w:p>
@@ -4690,13 +3842,8 @@
       </w:r>
     </w:p>
     <w:p>
-      <w:proofErr w:type="spellStart"/>
-      <w:r>
-        <w:t>kubectl</w:t>
-      </w:r>
-      <w:proofErr w:type="spellEnd"/>
-      <w:r>
-        <w:t xml:space="preserve"> cluster-info</w:t>
+      <w:r>
+        <w:t>kubectl cluster-info</w:t>
       </w:r>
     </w:p>
     <w:p>
@@ -4718,13 +3865,8 @@
       </w:hyperlink>
     </w:p>
     <w:p>
-      <w:proofErr w:type="spellStart"/>
-      <w:r>
-        <w:t>CoreDNS</w:t>
-      </w:r>
-      <w:proofErr w:type="spellEnd"/>
-      <w:r>
-        <w:t xml:space="preserve"> is running at </w:t>
+      <w:r>
+        <w:t xml:space="preserve">CoreDNS is running at </w:t>
       </w:r>
       <w:hyperlink r:id="rId8" w:history="1">
         <w:r>
@@ -4756,13 +3898,8 @@
       </w:r>
     </w:p>
     <w:p>
-      <w:proofErr w:type="spellStart"/>
-      <w:r>
-        <w:t>kubectl</w:t>
-      </w:r>
-      <w:proofErr w:type="spellEnd"/>
-      <w:r>
-        <w:t xml:space="preserve"> get nodes</w:t>
+      <w:r>
+        <w:t>kubectl get nodes</w:t>
       </w:r>
     </w:p>
     <w:p>
@@ -4776,27 +3913,12 @@
       </w:r>
       <w:r>
         <w:br/>
-      </w:r>
-      <w:proofErr w:type="spellStart"/>
-      <w:r>
-        <w:t>minikube</w:t>
-      </w:r>
-      <w:proofErr w:type="spellEnd"/>
-      <w:r>
-        <w:t xml:space="preserve"> Ready control-plane 55m v1.35.1</w:t>
-      </w:r>
-    </w:p>
-    <w:p>
-      <w:r>
-        <w:t xml:space="preserve">The </w:t>
-      </w:r>
-      <w:proofErr w:type="spellStart"/>
-      <w:r>
-        <w:t>Minikube</w:t>
-      </w:r>
-      <w:proofErr w:type="spellEnd"/>
-      <w:r>
-        <w:t xml:space="preserve"> node should have a STATUS of Ready.</w:t>
+        <w:t>minikube Ready control-plane 55m v1.35.1</w:t>
+      </w:r>
+    </w:p>
+    <w:p>
+      <w:r>
+        <w:t>The Minikube node should have a STATUS of Ready.</w:t>
       </w:r>
     </w:p>
     <w:p>
@@ -4821,21 +3943,8 @@
       </w:r>
     </w:p>
     <w:p>
-      <w:proofErr w:type="spellStart"/>
-      <w:r>
-        <w:t>kubectl</w:t>
-      </w:r>
-      <w:proofErr w:type="spellEnd"/>
-      <w:r>
-        <w:t xml:space="preserve"> get pods -n </w:t>
-      </w:r>
-      <w:proofErr w:type="spellStart"/>
-      <w:r>
-        <w:t>kube</w:t>
-      </w:r>
-      <w:proofErr w:type="spellEnd"/>
-      <w:r>
-        <w:t>-system</w:t>
+      <w:r>
+        <w:t>kubectl get pods -n kube-system</w:t>
       </w:r>
     </w:p>
     <w:p>
@@ -4853,36 +3962,15 @@
       </w:r>
       <w:r>
         <w:br/>
-      </w:r>
-      <w:proofErr w:type="spellStart"/>
-      <w:r>
-        <w:t>etcd-minikube</w:t>
-      </w:r>
-      <w:proofErr w:type="spellEnd"/>
-      <w:r>
-        <w:t xml:space="preserve"> 1/1 Running 0 55m</w:t>
-      </w:r>
-      <w:r>
-        <w:br/>
-      </w:r>
-      <w:proofErr w:type="spellStart"/>
-      <w:r>
-        <w:t>kube-apiserver-minikube</w:t>
-      </w:r>
-      <w:proofErr w:type="spellEnd"/>
-      <w:r>
-        <w:t xml:space="preserve"> 1/1 Running 0 55m</w:t>
-      </w:r>
-      <w:r>
-        <w:br/>
-      </w:r>
-      <w:proofErr w:type="spellStart"/>
-      <w:r>
-        <w:t>kube</w:t>
-      </w:r>
-      <w:proofErr w:type="spellEnd"/>
-      <w:r>
-        <w:t>-controller-manager 1/1 Running 0 55m</w:t>
+        <w:t>etcd-minikube 1/1 Running 0 55m</w:t>
+      </w:r>
+      <w:r>
+        <w:br/>
+        <w:t>kube-apiserver-minikube 1/1 Running 0 55m</w:t>
+      </w:r>
+      <w:r>
+        <w:br/>
+        <w:t>kube-controller-manager 1/1 Running 0 55m</w:t>
       </w:r>
       <w:r>
         <w:br/>
@@ -4890,22 +3978,7 @@
       </w:r>
       <w:r>
         <w:br/>
-      </w:r>
-      <w:proofErr w:type="spellStart"/>
-      <w:r>
-        <w:t>kube</w:t>
-      </w:r>
-      <w:proofErr w:type="spellEnd"/>
-      <w:r>
-        <w:t>-scheduler-</w:t>
-      </w:r>
-      <w:proofErr w:type="spellStart"/>
-      <w:r>
-        <w:t>minikube</w:t>
-      </w:r>
-      <w:proofErr w:type="spellEnd"/>
-      <w:r>
-        <w:t xml:space="preserve"> 1/1 Running 0 55m</w:t>
+        <w:t>kube-scheduler-minikube 1/1 Running 0 55m</w:t>
       </w:r>
       <w:r>
         <w:br/>
@@ -4933,13 +4006,8 @@
       </w:r>
     </w:p>
     <w:p>
-      <w:proofErr w:type="spellStart"/>
-      <w:r>
-        <w:t>kubectl</w:t>
-      </w:r>
-      <w:proofErr w:type="spellEnd"/>
-      <w:r>
-        <w:t xml:space="preserve"> create deployment hello-world --image=nginx</w:t>
+      <w:r>
+        <w:t>kubectl create deployment hello-world --image=nginx</w:t>
       </w:r>
     </w:p>
     <w:p>
@@ -4948,13 +4016,8 @@
       </w:r>
     </w:p>
     <w:p>
-      <w:proofErr w:type="spellStart"/>
-      <w:r>
-        <w:t>kubectl</w:t>
-      </w:r>
-      <w:proofErr w:type="spellEnd"/>
-      <w:r>
-        <w:t xml:space="preserve"> get pods</w:t>
+      <w:r>
+        <w:t>kubectl get pods</w:t>
       </w:r>
     </w:p>
     <w:p>
@@ -4994,23 +4057,7 @@
           <w:b/>
           <w:bCs/>
         </w:rPr>
-        <w:t xml:space="preserve">Step 1: Create </w:t>
-      </w:r>
-      <w:proofErr w:type="gramStart"/>
-      <w:r>
-        <w:rPr>
-          <w:b/>
-          <w:bCs/>
-        </w:rPr>
-        <w:t>an</w:t>
-      </w:r>
-      <w:proofErr w:type="gramEnd"/>
-      <w:r>
-        <w:rPr>
-          <w:b/>
-          <w:bCs/>
-        </w:rPr>
-        <w:t xml:space="preserve"> Nginx Pod</w:t>
+        <w:t>Step 1: Create an Nginx Pod</w:t>
       </w:r>
     </w:p>
     <w:p>
@@ -5019,13 +4066,8 @@
       </w:r>
     </w:p>
     <w:p>
-      <w:proofErr w:type="spellStart"/>
-      <w:r>
-        <w:t>kubectl</w:t>
-      </w:r>
-      <w:proofErr w:type="spellEnd"/>
-      <w:r>
-        <w:t xml:space="preserve"> run nginx-pod --image=nginx --restart=Never</w:t>
+      <w:r>
+        <w:t>kubectl run nginx-pod --image=nginx --restart=Never</w:t>
       </w:r>
     </w:p>
     <w:p>
@@ -5059,13 +4101,8 @@
       </w:r>
     </w:p>
     <w:p>
-      <w:proofErr w:type="spellStart"/>
-      <w:r>
-        <w:t>kubectl</w:t>
-      </w:r>
-      <w:proofErr w:type="spellEnd"/>
-      <w:r>
-        <w:t xml:space="preserve"> get pods</w:t>
+      <w:r>
+        <w:t>kubectl get pods</w:t>
       </w:r>
     </w:p>
     <w:p>
@@ -5108,13 +4145,8 @@
       </w:r>
     </w:p>
     <w:p>
-      <w:proofErr w:type="spellStart"/>
-      <w:r>
-        <w:t>kubectl</w:t>
-      </w:r>
-      <w:proofErr w:type="spellEnd"/>
-      <w:r>
-        <w:t xml:space="preserve"> describe pod nginx-pod</w:t>
+      <w:r>
+        <w:t>kubectl describe pod nginx-pod</w:t>
       </w:r>
     </w:p>
     <w:p>
@@ -5247,13 +4279,8 @@
       </w:r>
       <w:r>
         <w:br/>
-        <w:t xml:space="preserve">Node: </w:t>
-      </w:r>
-      <w:proofErr w:type="spellStart"/>
-      <w:r>
-        <w:t>minikube</w:t>
-      </w:r>
-      <w:proofErr w:type="spellEnd"/>
+        <w:t>Node: minikube</w:t>
+      </w:r>
       <w:r>
         <w:br/>
         <w:t>Status: Running</w:t>
@@ -5335,26 +4362,12 @@
           <w:b/>
           <w:bCs/>
         </w:rPr>
-        <w:t xml:space="preserve">4. Create a </w:t>
-      </w:r>
-      <w:proofErr w:type="spellStart"/>
-      <w:r>
-        <w:rPr>
-          <w:b/>
-          <w:bCs/>
-        </w:rPr>
-        <w:t>ReplicaSet</w:t>
-      </w:r>
-      <w:proofErr w:type="spellEnd"/>
-    </w:p>
-    <w:p>
-      <w:proofErr w:type="spellStart"/>
-      <w:r>
-        <w:t>ReplicaSets</w:t>
-      </w:r>
-      <w:proofErr w:type="spellEnd"/>
-      <w:r>
-        <w:t xml:space="preserve"> ensure that multiple Pods are always running.</w:t>
+        <w:t>4. Create a ReplicaSet</w:t>
+      </w:r>
+    </w:p>
+    <w:p>
+      <w:r>
+        <w:t>ReplicaSets ensure that multiple Pods are always running.</w:t>
       </w:r>
     </w:p>
     <w:p>
@@ -5380,47 +4393,25 @@
     </w:p>
     <w:p>
       <w:r>
-        <w:t>nginx-</w:t>
-      </w:r>
-      <w:proofErr w:type="spellStart"/>
-      <w:proofErr w:type="gramStart"/>
-      <w:r>
-        <w:t>replicaset.yaml</w:t>
-      </w:r>
-      <w:proofErr w:type="spellEnd"/>
-      <w:proofErr w:type="gramEnd"/>
-    </w:p>
-    <w:p>
-      <w:proofErr w:type="spellStart"/>
-      <w:r>
-        <w:t>apiVersion</w:t>
-      </w:r>
-      <w:proofErr w:type="spellEnd"/>
-      <w:r>
-        <w:t>: apps/v1</w:t>
-      </w:r>
-      <w:r>
-        <w:br/>
-        <w:t xml:space="preserve">kind: </w:t>
-      </w:r>
-      <w:proofErr w:type="spellStart"/>
-      <w:r>
-        <w:t>ReplicaSet</w:t>
-      </w:r>
-      <w:proofErr w:type="spellEnd"/>
+        <w:t>nginx-replicaset.yaml</w:t>
+      </w:r>
+    </w:p>
+    <w:p>
+      <w:r>
+        <w:t>apiVersion: apps/v1</w:t>
+      </w:r>
+      <w:r>
+        <w:br/>
+        <w:t>kind: ReplicaSet</w:t>
+      </w:r>
       <w:r>
         <w:br/>
         <w:t>metadata:</w:t>
       </w:r>
       <w:r>
         <w:br/>
-        <w:t>name: nginx-</w:t>
-      </w:r>
-      <w:proofErr w:type="spellStart"/>
-      <w:r>
-        <w:t>replicaset</w:t>
-      </w:r>
-      <w:proofErr w:type="spellEnd"/>
+        <w:t>name: nginx-replicaset</w:t>
+      </w:r>
       <w:r>
         <w:br/>
         <w:t>spec:</w:t>
@@ -5435,14 +4426,7 @@
       </w:r>
       <w:r>
         <w:br/>
-      </w:r>
-      <w:proofErr w:type="spellStart"/>
-      <w:r>
-        <w:t>matchLabels</w:t>
-      </w:r>
-      <w:proofErr w:type="spellEnd"/>
-      <w:r>
-        <w:t>:</w:t>
+        <w:t>matchLabels:</w:t>
       </w:r>
       <w:r>
         <w:br/>
@@ -5478,30 +4462,15 @@
       </w:r>
       <w:r>
         <w:br/>
-        <w:t xml:space="preserve">image: </w:t>
-      </w:r>
-      <w:proofErr w:type="spellStart"/>
-      <w:proofErr w:type="gramStart"/>
-      <w:r>
-        <w:t>nginx:latest</w:t>
-      </w:r>
-      <w:proofErr w:type="spellEnd"/>
-      <w:proofErr w:type="gramEnd"/>
+        <w:t>image: nginx:latest</w:t>
+      </w:r>
       <w:r>
         <w:br/>
         <w:t>ports:</w:t>
       </w:r>
       <w:r>
         <w:br/>
-        <w:t xml:space="preserve">- </w:t>
-      </w:r>
-      <w:proofErr w:type="spellStart"/>
-      <w:r>
-        <w:t>containerPort</w:t>
-      </w:r>
-      <w:proofErr w:type="spellEnd"/>
-      <w:r>
-        <w:t>: 80</w:t>
+        <w:t>- containerPort: 80</w:t>
       </w:r>
     </w:p>
     <w:p>
@@ -5546,17 +4515,8 @@
           <w:b/>
           <w:bCs/>
         </w:rPr>
-        <w:t xml:space="preserve">Step 3: Apply the </w:t>
-      </w:r>
-      <w:proofErr w:type="spellStart"/>
-      <w:r>
-        <w:rPr>
-          <w:b/>
-          <w:bCs/>
-        </w:rPr>
-        <w:t>ReplicaSet</w:t>
-      </w:r>
-      <w:proofErr w:type="spellEnd"/>
+        <w:t>Step 3: Apply the ReplicaSet</w:t>
+      </w:r>
     </w:p>
     <w:p>
       <w:r>
@@ -5564,21 +4524,9 @@
       </w:r>
     </w:p>
     <w:p>
-      <w:proofErr w:type="spellStart"/>
-      <w:r>
-        <w:t>kubectl</w:t>
-      </w:r>
-      <w:proofErr w:type="spellEnd"/>
-      <w:r>
-        <w:t xml:space="preserve"> apply -f nginx-</w:t>
-      </w:r>
-      <w:proofErr w:type="spellStart"/>
-      <w:proofErr w:type="gramStart"/>
-      <w:r>
-        <w:t>replicaset.yaml</w:t>
-      </w:r>
-      <w:proofErr w:type="spellEnd"/>
-      <w:proofErr w:type="gramEnd"/>
+      <w:r>
+        <w:t>kubectl apply -f nginx-replicaset.yaml</w:t>
+      </w:r>
     </w:p>
     <w:p>
       <w:r>
@@ -5586,48 +4534,24 @@
       </w:r>
     </w:p>
     <w:p>
-      <w:proofErr w:type="spellStart"/>
-      <w:proofErr w:type="gramStart"/>
-      <w:r>
-        <w:t>replicaset.apps</w:t>
-      </w:r>
-      <w:proofErr w:type="spellEnd"/>
-      <w:proofErr w:type="gramEnd"/>
-      <w:r>
-        <w:t>/nginx-</w:t>
-      </w:r>
-      <w:proofErr w:type="spellStart"/>
-      <w:r>
-        <w:t>replicaset</w:t>
-      </w:r>
-      <w:proofErr w:type="spellEnd"/>
-      <w:r>
-        <w:t xml:space="preserve"> created</w:t>
-      </w:r>
-    </w:p>
-    <w:p>
-      <w:pPr>
-        <w:rPr>
-          <w:b/>
-          <w:bCs/>
-        </w:rPr>
-      </w:pPr>
-      <w:r>
-        <w:rPr>
-          <w:b/>
-          <w:bCs/>
-        </w:rPr>
-        <w:t xml:space="preserve">Step 4: Verify the </w:t>
-      </w:r>
-      <w:proofErr w:type="spellStart"/>
-      <w:r>
-        <w:rPr>
-          <w:b/>
-          <w:bCs/>
-        </w:rPr>
-        <w:t>ReplicaSet</w:t>
-      </w:r>
-      <w:proofErr w:type="spellEnd"/>
+      <w:r>
+        <w:t>replicaset.apps/nginx-replicaset created</w:t>
+      </w:r>
+    </w:p>
+    <w:p>
+      <w:pPr>
+        <w:rPr>
+          <w:b/>
+          <w:bCs/>
+        </w:rPr>
+      </w:pPr>
+      <w:r>
+        <w:rPr>
+          <w:b/>
+          <w:bCs/>
+        </w:rPr>
+        <w:t>Step 4: Verify the ReplicaSet</w:t>
+      </w:r>
     </w:p>
     <w:p>
       <w:r>
@@ -5635,19 +4559,9 @@
       </w:r>
     </w:p>
     <w:p>
-      <w:proofErr w:type="spellStart"/>
-      <w:r>
-        <w:t>kubectl</w:t>
-      </w:r>
-      <w:proofErr w:type="spellEnd"/>
-      <w:r>
-        <w:t xml:space="preserve"> get </w:t>
-      </w:r>
-      <w:proofErr w:type="spellStart"/>
-      <w:r>
-        <w:t>replicasets</w:t>
-      </w:r>
-      <w:proofErr w:type="spellEnd"/>
+      <w:r>
+        <w:t>kubectl get replicasets</w:t>
+      </w:r>
     </w:p>
     <w:p>
       <w:r>
@@ -5665,15 +4579,7 @@
       </w:r>
       <w:r>
         <w:br/>
-        <w:t>nginx-</w:t>
-      </w:r>
-      <w:proofErr w:type="spellStart"/>
-      <w:r>
-        <w:t>replicaset</w:t>
-      </w:r>
-      <w:proofErr w:type="spellEnd"/>
-      <w:r>
-        <w:t xml:space="preserve"> 3 3 3 111s</w:t>
+        <w:t>nginx-replicaset 3 3 3 111s</w:t>
       </w:r>
     </w:p>
     <w:p>
@@ -5697,26 +4603,13 @@
       </w:r>
     </w:p>
     <w:p>
-      <w:proofErr w:type="spellStart"/>
-      <w:r>
-        <w:t>kubectl</w:t>
-      </w:r>
-      <w:proofErr w:type="spellEnd"/>
-      <w:r>
-        <w:t xml:space="preserve"> get pods</w:t>
-      </w:r>
-    </w:p>
-    <w:p>
-      <w:r>
-        <w:t xml:space="preserve">You should see three Pods created by the </w:t>
-      </w:r>
-      <w:proofErr w:type="spellStart"/>
-      <w:r>
-        <w:t>ReplicaSet</w:t>
-      </w:r>
-      <w:proofErr w:type="spellEnd"/>
-      <w:r>
-        <w:t>.</w:t>
+      <w:r>
+        <w:t>kubectl get pods</w:t>
+      </w:r>
+    </w:p>
+    <w:p>
+      <w:r>
+        <w:t>You should see three Pods created by the ReplicaSet.</w:t>
       </w:r>
     </w:p>
     <w:p>
@@ -5754,15 +4647,7 @@
     </w:p>
     <w:p>
       <w:r>
-        <w:t xml:space="preserve">Deployments manage </w:t>
-      </w:r>
-      <w:proofErr w:type="spellStart"/>
-      <w:r>
-        <w:t>ReplicaSets</w:t>
-      </w:r>
-      <w:proofErr w:type="spellEnd"/>
-      <w:r>
-        <w:t xml:space="preserve"> and allow rolling updates.</w:t>
+        <w:t>Deployments manage ReplicaSets and allow rolling updates.</w:t>
       </w:r>
     </w:p>
     <w:p>
@@ -5787,24 +4672,12 @@
     </w:p>
     <w:p>
       <w:r>
-        <w:t>nginx-</w:t>
-      </w:r>
-      <w:proofErr w:type="spellStart"/>
-      <w:proofErr w:type="gramStart"/>
-      <w:r>
-        <w:t>deployment.yaml</w:t>
-      </w:r>
-      <w:proofErr w:type="spellEnd"/>
-      <w:proofErr w:type="gramEnd"/>
-    </w:p>
-    <w:p>
-      <w:proofErr w:type="spellStart"/>
-      <w:r>
-        <w:t>apiVersion</w:t>
-      </w:r>
-      <w:proofErr w:type="spellEnd"/>
-      <w:r>
-        <w:t>: apps/v1</w:t>
+        <w:t>nginx-deployment.yaml</w:t>
+      </w:r>
+    </w:p>
+    <w:p>
+      <w:r>
+        <w:t>apiVersion: apps/v1</w:t>
       </w:r>
       <w:r>
         <w:br/>
@@ -5832,14 +4705,7 @@
       </w:r>
       <w:r>
         <w:br/>
-      </w:r>
-      <w:proofErr w:type="spellStart"/>
-      <w:r>
-        <w:t>matchLabels</w:t>
-      </w:r>
-      <w:proofErr w:type="spellEnd"/>
-      <w:r>
-        <w:t>:</w:t>
+        <w:t>matchLabels:</w:t>
       </w:r>
       <w:r>
         <w:br/>
@@ -5875,30 +4741,15 @@
       </w:r>
       <w:r>
         <w:br/>
-        <w:t xml:space="preserve">image: </w:t>
-      </w:r>
-      <w:proofErr w:type="spellStart"/>
-      <w:proofErr w:type="gramStart"/>
-      <w:r>
-        <w:t>nginx:latest</w:t>
-      </w:r>
-      <w:proofErr w:type="spellEnd"/>
-      <w:proofErr w:type="gramEnd"/>
+        <w:t>image: nginx:latest</w:t>
+      </w:r>
       <w:r>
         <w:br/>
         <w:t>ports:</w:t>
       </w:r>
       <w:r>
         <w:br/>
-        <w:t xml:space="preserve">- </w:t>
-      </w:r>
-      <w:proofErr w:type="spellStart"/>
-      <w:r>
-        <w:t>containerPort</w:t>
-      </w:r>
-      <w:proofErr w:type="spellEnd"/>
-      <w:r>
-        <w:t>: 80</w:t>
+        <w:t>- containerPort: 80</w:t>
       </w:r>
     </w:p>
     <w:p>
@@ -5923,21 +4774,9 @@
       </w:r>
     </w:p>
     <w:p>
-      <w:proofErr w:type="spellStart"/>
-      <w:r>
-        <w:t>kubectl</w:t>
-      </w:r>
-      <w:proofErr w:type="spellEnd"/>
-      <w:r>
-        <w:t xml:space="preserve"> apply -f nginx-</w:t>
-      </w:r>
-      <w:proofErr w:type="spellStart"/>
-      <w:proofErr w:type="gramStart"/>
-      <w:r>
-        <w:t>deployment.yaml</w:t>
-      </w:r>
-      <w:proofErr w:type="spellEnd"/>
-      <w:proofErr w:type="gramEnd"/>
+      <w:r>
+        <w:t>kubectl apply -f nginx-deployment.yaml</w:t>
+      </w:r>
     </w:p>
     <w:p>
       <w:r>
@@ -5945,15 +4784,8 @@
       </w:r>
     </w:p>
     <w:p>
-      <w:proofErr w:type="spellStart"/>
-      <w:proofErr w:type="gramStart"/>
-      <w:r>
-        <w:t>deployment.apps</w:t>
-      </w:r>
-      <w:proofErr w:type="spellEnd"/>
-      <w:proofErr w:type="gramEnd"/>
-      <w:r>
-        <w:t>/nginx-deployment created</w:t>
+      <w:r>
+        <w:t>deployment.apps/nginx-deployment created</w:t>
       </w:r>
     </w:p>
     <w:p>
@@ -5977,13 +4809,8 @@
       </w:r>
     </w:p>
     <w:p>
-      <w:proofErr w:type="spellStart"/>
-      <w:r>
-        <w:t>kubectl</w:t>
-      </w:r>
-      <w:proofErr w:type="spellEnd"/>
-      <w:r>
-        <w:t xml:space="preserve"> get deployments</w:t>
+      <w:r>
+        <w:t>kubectl get deployments</w:t>
       </w:r>
     </w:p>
     <w:p>
@@ -6025,13 +4852,8 @@
       </w:r>
     </w:p>
     <w:p>
-      <w:proofErr w:type="spellStart"/>
-      <w:r>
-        <w:t>kubectl</w:t>
-      </w:r>
-      <w:proofErr w:type="spellEnd"/>
-      <w:r>
-        <w:t xml:space="preserve"> scale deployment nginx-deployment --replicas=5</w:t>
+      <w:r>
+        <w:t>kubectl scale deployment nginx-deployment --replicas=5</w:t>
       </w:r>
     </w:p>
     <w:p>
@@ -6040,15 +4862,8 @@
       </w:r>
     </w:p>
     <w:p>
-      <w:proofErr w:type="spellStart"/>
-      <w:proofErr w:type="gramStart"/>
-      <w:r>
-        <w:t>deployment.apps</w:t>
-      </w:r>
-      <w:proofErr w:type="spellEnd"/>
-      <w:proofErr w:type="gramEnd"/>
-      <w:r>
-        <w:t>/nginx-deployment scaled</w:t>
+      <w:r>
+        <w:t>deployment.apps/nginx-deployment scaled</w:t>
       </w:r>
     </w:p>
     <w:p>
@@ -6072,13 +4887,8 @@
       </w:r>
     </w:p>
     <w:p>
-      <w:proofErr w:type="spellStart"/>
-      <w:r>
-        <w:t>kubectl</w:t>
-      </w:r>
-      <w:proofErr w:type="spellEnd"/>
-      <w:r>
-        <w:t xml:space="preserve"> set image deployment/nginx-deployment nginx=nginx:1.21</w:t>
+      <w:r>
+        <w:t>kubectl set image deployment/nginx-deployment nginx=nginx:1.21</w:t>
       </w:r>
     </w:p>
     <w:p>
@@ -6087,15 +4897,8 @@
       </w:r>
     </w:p>
     <w:p>
-      <w:proofErr w:type="spellStart"/>
-      <w:proofErr w:type="gramStart"/>
-      <w:r>
-        <w:t>deployment.apps</w:t>
-      </w:r>
-      <w:proofErr w:type="spellEnd"/>
-      <w:proofErr w:type="gramEnd"/>
-      <w:r>
-        <w:t>/nginx-deployment image updated</w:t>
+      <w:r>
+        <w:t>deployment.apps/nginx-deployment image updated</w:t>
       </w:r>
     </w:p>
     <w:p>
@@ -6130,23 +4933,7 @@
           <w:b/>
           <w:bCs/>
         </w:rPr>
-        <w:t xml:space="preserve">Step 1: Create a </w:t>
-      </w:r>
-      <w:proofErr w:type="spellStart"/>
-      <w:r>
-        <w:rPr>
-          <w:b/>
-          <w:bCs/>
-        </w:rPr>
-        <w:t>NodePort</w:t>
-      </w:r>
-      <w:proofErr w:type="spellEnd"/>
-      <w:r>
-        <w:rPr>
-          <w:b/>
-          <w:bCs/>
-        </w:rPr>
-        <w:t xml:space="preserve"> Service</w:t>
+        <w:t>Step 1: Create a NodePort Service</w:t>
       </w:r>
     </w:p>
     <w:p>
@@ -6155,21 +4942,8 @@
       </w:r>
     </w:p>
     <w:p>
-      <w:proofErr w:type="spellStart"/>
-      <w:r>
-        <w:t>kubectl</w:t>
-      </w:r>
-      <w:proofErr w:type="spellEnd"/>
-      <w:r>
-        <w:t xml:space="preserve"> expose deployment nginx-deployment --type=</w:t>
-      </w:r>
-      <w:proofErr w:type="spellStart"/>
-      <w:r>
-        <w:t>NodePort</w:t>
-      </w:r>
-      <w:proofErr w:type="spellEnd"/>
-      <w:r>
-        <w:t xml:space="preserve"> --port=80</w:t>
+      <w:r>
+        <w:t>kubectl expose deployment nginx-deployment --type=NodePort --port=80</w:t>
       </w:r>
     </w:p>
     <w:p>
@@ -6204,13 +4978,8 @@
       </w:r>
     </w:p>
     <w:p>
-      <w:proofErr w:type="spellStart"/>
-      <w:r>
-        <w:t>kubectl</w:t>
-      </w:r>
-      <w:proofErr w:type="spellEnd"/>
-      <w:r>
-        <w:t xml:space="preserve"> get svc</w:t>
+      <w:r>
+        <w:t>kubectl get svc</w:t>
       </w:r>
     </w:p>
     <w:p>
@@ -6224,34 +4993,11 @@
       </w:r>
       <w:r>
         <w:br/>
-      </w:r>
-      <w:proofErr w:type="spellStart"/>
-      <w:r>
-        <w:t>kubernetes</w:t>
-      </w:r>
-      <w:proofErr w:type="spellEnd"/>
-      <w:r>
-        <w:t xml:space="preserve"> </w:t>
-      </w:r>
-      <w:proofErr w:type="spellStart"/>
-      <w:r>
-        <w:t>ClusterIP</w:t>
-      </w:r>
-      <w:proofErr w:type="spellEnd"/>
-      <w:r>
-        <w:t xml:space="preserve"> 10.96.0.1 443/TCP 71m</w:t>
-      </w:r>
-      <w:r>
-        <w:br/>
-        <w:t xml:space="preserve">nginx-deployment </w:t>
-      </w:r>
-      <w:proofErr w:type="spellStart"/>
-      <w:r>
-        <w:t>NodePort</w:t>
-      </w:r>
-      <w:proofErr w:type="spellEnd"/>
-      <w:r>
-        <w:t xml:space="preserve"> 10.98.16.124 80:30115/TCP 20s</w:t>
+        <w:t>kubernetes ClusterIP 10.96.0.1 443/TCP 71m</w:t>
+      </w:r>
+      <w:r>
+        <w:br/>
+        <w:t>nginx-deployment NodePort 10.98.16.124 80:30115/TCP 20s</w:t>
       </w:r>
     </w:p>
     <w:p>
@@ -6275,26 +5021,1400 @@
       </w:r>
     </w:p>
     <w:p>
-      <w:proofErr w:type="spellStart"/>
-      <w:r>
-        <w:t>minikube</w:t>
-      </w:r>
-      <w:proofErr w:type="spellEnd"/>
-      <w:r>
-        <w:t xml:space="preserve"> service nginx-deployment</w:t>
-      </w:r>
-    </w:p>
-    <w:p>
-      <w:r>
-        <w:t xml:space="preserve">This opens or provides access to the Nginx application through the </w:t>
-      </w:r>
-      <w:proofErr w:type="spellStart"/>
-      <w:r>
-        <w:t>Minikube</w:t>
-      </w:r>
-      <w:proofErr w:type="spellEnd"/>
-      <w:r>
-        <w:t xml:space="preserve"> Service.</w:t>
+      <w:r>
+        <w:t>minikube service nginx-deployment</w:t>
+      </w:r>
+    </w:p>
+    <w:p>
+      <w:r>
+        <w:t>This opens or provides access to the Nginx application through the Minikube Service.</w:t>
+      </w:r>
+    </w:p>
+    <w:p>
+      <w:pPr>
+        <w:rPr>
+          <w:b/>
+          <w:bCs/>
+        </w:rPr>
+      </w:pPr>
+    </w:p>
+    <w:p>
+      <w:pPr>
+        <w:rPr>
+          <w:b/>
+          <w:bCs/>
+        </w:rPr>
+      </w:pPr>
+    </w:p>
+    <w:p>
+      <w:pPr>
+        <w:rPr>
+          <w:b/>
+          <w:bCs/>
+        </w:rPr>
+      </w:pPr>
+      <w:r>
+        <w:rPr>
+          <w:b/>
+          <w:bCs/>
+        </w:rPr>
+        <w:t>TASK 4 – UNDERSTAND POD NETWORKING</w:t>
+      </w:r>
+    </w:p>
+    <w:p>
+      <w:pPr>
+        <w:rPr>
+          <w:b/>
+          <w:bCs/>
+        </w:rPr>
+      </w:pPr>
+      <w:r>
+        <w:rPr>
+          <w:b/>
+          <w:bCs/>
+        </w:rPr>
+        <w:t>1. Understand Pod Networking</w:t>
+      </w:r>
+    </w:p>
+    <w:p>
+      <w:r>
+        <w:t>Every Pod in Kubernetes gets its own unique IP address. Pods can communicate with each other directly without Network Address Translation (NAT).</w:t>
+      </w:r>
+    </w:p>
+    <w:p>
+      <w:pPr>
+        <w:rPr>
+          <w:b/>
+          <w:bCs/>
+        </w:rPr>
+      </w:pPr>
+      <w:r>
+        <w:rPr>
+          <w:b/>
+          <w:bCs/>
+        </w:rPr>
+        <w:t>Step 1: Create Two Pods</w:t>
+      </w:r>
+    </w:p>
+    <w:p>
+      <w:r>
+        <w:t>Run the following commands in PowerShell or CMD:</w:t>
+      </w:r>
+    </w:p>
+    <w:p>
+      <w:r>
+        <w:t>kubectl run pod-a --image=nginx</w:t>
+      </w:r>
+    </w:p>
+    <w:p>
+      <w:r>
+        <w:t>kubectl run pod-b --image=nginx</w:t>
+      </w:r>
+    </w:p>
+    <w:p>
+      <w:pPr>
+        <w:rPr>
+          <w:b/>
+          <w:bCs/>
+        </w:rPr>
+      </w:pPr>
+      <w:r>
+        <w:rPr>
+          <w:b/>
+          <w:bCs/>
+        </w:rPr>
+        <w:t>Step 2: Check the Pod IP Addresses</w:t>
+      </w:r>
+    </w:p>
+    <w:p>
+      <w:r>
+        <w:t>Run:</w:t>
+      </w:r>
+    </w:p>
+    <w:p>
+      <w:r>
+        <w:t>kubectl get pods -o wide</w:t>
+      </w:r>
+    </w:p>
+    <w:p>
+      <w:r>
+        <w:t>Example output:</w:t>
+      </w:r>
+    </w:p>
+    <w:p>
+      <w:r>
+        <w:t>NAME READY STATUS RESTARTS AGE IP NODE</w:t>
+      </w:r>
+      <w:r>
+        <w:br/>
+        <w:t>hello-world-86df7f6cdb-zb8t7 1/1 Running 0 52m 10.244.0.3 minikube</w:t>
+      </w:r>
+      <w:r>
+        <w:br/>
+        <w:t>nginx-replicaset-xp56w 1/1 Running 0 44m 10.244.0.6 minikube</w:t>
+      </w:r>
+      <w:r>
+        <w:br/>
+        <w:t>pod-a 1/1 Running 0 2m29s 10.244.0.18 minikube</w:t>
+      </w:r>
+      <w:r>
+        <w:br/>
+        <w:t>pod-b 1/1 Running 0 2m17s 10.244.0.19 minikube</w:t>
+      </w:r>
+    </w:p>
+    <w:p>
+      <w:r>
+        <w:lastRenderedPageBreak/>
+        <w:t>In this example:</w:t>
+      </w:r>
+    </w:p>
+    <w:p>
+      <w:r>
+        <w:t>Pod-a IP address: 10.244.0.18</w:t>
+      </w:r>
+    </w:p>
+    <w:p>
+      <w:r>
+        <w:t>Pod-b IP address: 10.244.0.19</w:t>
+      </w:r>
+    </w:p>
+    <w:p>
+      <w:pPr>
+        <w:rPr>
+          <w:b/>
+          <w:bCs/>
+        </w:rPr>
+      </w:pPr>
+      <w:r>
+        <w:rPr>
+          <w:b/>
+          <w:bCs/>
+        </w:rPr>
+        <w:t>Step 3: Test Communication Between Pods</w:t>
+      </w:r>
+    </w:p>
+    <w:p>
+      <w:r>
+        <w:t>Use kubectl exec to enter one Pod and communicate with the other Pod.</w:t>
+      </w:r>
+    </w:p>
+    <w:p>
+      <w:r>
+        <w:t>For example:</w:t>
+      </w:r>
+    </w:p>
+    <w:p>
+      <w:r>
+        <w:t>kubectl exec -it pod-a -- /bin/bash</w:t>
+      </w:r>
+    </w:p>
+    <w:p>
+      <w:r>
+        <w:t>Then try to ping Pod-b using its IP address:</w:t>
+      </w:r>
+    </w:p>
+    <w:p>
+      <w:r>
+        <w:t>ping 10.244.0.19</w:t>
+      </w:r>
+    </w:p>
+    <w:p>
+      <w:r>
+        <w:t>This demonstrates that Pods can communicate with each other using their Pod IP addresses.</w:t>
+      </w:r>
+    </w:p>
+    <w:p>
+      <w:pPr>
+        <w:rPr>
+          <w:b/>
+          <w:bCs/>
+        </w:rPr>
+      </w:pPr>
+      <w:r>
+        <w:rPr>
+          <w:b/>
+          <w:bCs/>
+        </w:rPr>
+        <w:t>Important Point</w:t>
+      </w:r>
+    </w:p>
+    <w:p>
+      <w:r>
+        <w:t>Kubernetes provides networking in which every Pod receives its own IP address.</w:t>
+      </w:r>
+    </w:p>
+    <w:p>
+      <w:r>
+        <w:t>Pods can communicate directly with other Pods without requiring NAT.</w:t>
+      </w:r>
+    </w:p>
+    <w:p>
+      <w:r>
+        <w:t>In a multi-node Kubernetes cluster, Pod networking also allows Pods to communicate across different nodes.</w:t>
+      </w:r>
+    </w:p>
+    <w:p>
+      <w:pPr>
+        <w:rPr>
+          <w:b/>
+          <w:bCs/>
+        </w:rPr>
+      </w:pPr>
+      <w:r>
+        <w:rPr>
+          <w:b/>
+          <w:bCs/>
+        </w:rPr>
+        <w:t>TASK 5 – KUBERNETES SERVICES, CONFIGURATION MANAGEMENT AND HELM</w:t>
+      </w:r>
+    </w:p>
+    <w:p>
+      <w:pPr>
+        <w:rPr>
+          <w:b/>
+          <w:bCs/>
+        </w:rPr>
+      </w:pPr>
+      <w:r>
+        <w:rPr>
+          <w:b/>
+          <w:bCs/>
+        </w:rPr>
+        <w:t>1. Services – Stable Networking for Pods</w:t>
+      </w:r>
+    </w:p>
+    <w:p>
+      <w:r>
+        <w:t>Kubernetes Services provide a stable network endpoint for Pods.</w:t>
+      </w:r>
+    </w:p>
+    <w:p>
+      <w:r>
+        <w:t>Pods can be restarted or recreated, which can cause their IP addresses to change. A Service provides a stable DNS name and IP address so that applications can continue communicating with the Pods.</w:t>
+      </w:r>
+    </w:p>
+    <w:p>
+      <w:pPr>
+        <w:rPr>
+          <w:b/>
+          <w:bCs/>
+        </w:rPr>
+      </w:pPr>
+      <w:r>
+        <w:rPr>
+          <w:b/>
+          <w:bCs/>
+        </w:rPr>
+        <w:t>Step 1: Create a Deployment</w:t>
+      </w:r>
+    </w:p>
+    <w:p>
+      <w:r>
+        <w:t>Run:</w:t>
+      </w:r>
+    </w:p>
+    <w:p>
+      <w:r>
+        <w:t>kubectl create deployment nginx --image=nginx</w:t>
+      </w:r>
+    </w:p>
+    <w:p>
+      <w:r>
+        <w:t>This creates an Nginx Deployment.</w:t>
+      </w:r>
+    </w:p>
+    <w:p>
+      <w:pPr>
+        <w:rPr>
+          <w:b/>
+          <w:bCs/>
+        </w:rPr>
+      </w:pPr>
+      <w:r>
+        <w:rPr>
+          <w:b/>
+          <w:bCs/>
+        </w:rPr>
+        <w:t>Step 2: Expose the Deployment as a ClusterIP Service</w:t>
+      </w:r>
+    </w:p>
+    <w:p>
+      <w:r>
+        <w:t>Run:</w:t>
+      </w:r>
+    </w:p>
+    <w:p>
+      <w:r>
+        <w:t>kubectl expose deployment nginx --port=80 --type=ClusterIP</w:t>
+      </w:r>
+    </w:p>
+    <w:p>
+      <w:r>
+        <w:lastRenderedPageBreak/>
+        <w:t>ClusterIP is the default Kubernetes Service type.</w:t>
+      </w:r>
+    </w:p>
+    <w:p>
+      <w:r>
+        <w:t>It is accessible only from inside the Kubernetes cluster.</w:t>
+      </w:r>
+    </w:p>
+    <w:p>
+      <w:pPr>
+        <w:rPr>
+          <w:b/>
+          <w:bCs/>
+        </w:rPr>
+      </w:pPr>
+      <w:r>
+        <w:rPr>
+          <w:b/>
+          <w:bCs/>
+        </w:rPr>
+        <w:t>Step 3: Check the Service</w:t>
+      </w:r>
+    </w:p>
+    <w:p>
+      <w:r>
+        <w:t>Run:</w:t>
+      </w:r>
+    </w:p>
+    <w:p>
+      <w:r>
+        <w:t>kubectl get svc</w:t>
+      </w:r>
+    </w:p>
+    <w:p>
+      <w:r>
+        <w:t>Example:</w:t>
+      </w:r>
+    </w:p>
+    <w:p>
+      <w:r>
+        <w:t>NAME TYPE CLUSTER-IP EXTERNAL-IP PORT(S)</w:t>
+      </w:r>
+      <w:r>
+        <w:br/>
+        <w:t>nginx ClusterIP 10.x.x.x 80/TCP</w:t>
+      </w:r>
+    </w:p>
+    <w:p>
+      <w:pPr>
+        <w:rPr>
+          <w:b/>
+          <w:bCs/>
+        </w:rPr>
+      </w:pPr>
+      <w:r>
+        <w:rPr>
+          <w:b/>
+          <w:bCs/>
+        </w:rPr>
+        <w:t>Step 4: Test DNS Resolution</w:t>
+      </w:r>
+    </w:p>
+    <w:p>
+      <w:r>
+        <w:t>Use a BusyBox toolbox Pod to test the Service.</w:t>
+      </w:r>
+    </w:p>
+    <w:p>
+      <w:r>
+        <w:t>Run:</w:t>
+      </w:r>
+    </w:p>
+    <w:p>
+      <w:r>
+        <w:t>nslookup nginx</w:t>
+      </w:r>
+    </w:p>
+    <w:p>
+      <w:r>
+        <w:t>The Service name "nginx" can be resolved using Kubernetes DNS.</w:t>
+      </w:r>
+    </w:p>
+    <w:p>
+      <w:r>
+        <w:t>To test the Nginx application, run:</w:t>
+      </w:r>
+    </w:p>
+    <w:p>
+      <w:r>
+        <w:t>wget -qO- nginx:80</w:t>
+      </w:r>
+    </w:p>
+    <w:p>
+      <w:r>
+        <w:t>You should see the Nginx welcome page.</w:t>
+      </w:r>
+    </w:p>
+    <w:p>
+      <w:pPr>
+        <w:rPr>
+          <w:b/>
+          <w:bCs/>
+        </w:rPr>
+      </w:pPr>
+      <w:r>
+        <w:rPr>
+          <w:b/>
+          <w:bCs/>
+        </w:rPr>
+        <w:t>NodePort Service</w:t>
+      </w:r>
+    </w:p>
+    <w:p>
+      <w:r>
+        <w:t>If external access is required, expose the Deployment using NodePort.</w:t>
+      </w:r>
+    </w:p>
+    <w:p>
+      <w:r>
+        <w:t>Run:</w:t>
+      </w:r>
+    </w:p>
+    <w:p>
+      <w:r>
+        <w:t>kubectl expose deployment nginx --port=80 --type=NodePort</w:t>
+      </w:r>
+    </w:p>
+    <w:p>
+      <w:r>
+        <w:t>NodePort exposes the Service through a port on the Kubernetes node.</w:t>
+      </w:r>
+    </w:p>
+    <w:p>
+      <w:pPr>
+        <w:rPr>
+          <w:b/>
+          <w:bCs/>
+        </w:rPr>
+      </w:pPr>
+      <w:r>
+        <w:rPr>
+          <w:b/>
+          <w:bCs/>
+        </w:rPr>
+        <w:t>2. ConfigMaps &amp; Secrets – Configuration Management</w:t>
+      </w:r>
+    </w:p>
+    <w:p>
+      <w:r>
+        <w:t>Kubernetes provides ConfigMaps and Secrets to manage application configuration.</w:t>
+      </w:r>
+    </w:p>
+    <w:p>
+      <w:pPr>
+        <w:rPr>
+          <w:b/>
+          <w:bCs/>
+        </w:rPr>
+      </w:pPr>
+      <w:r>
+        <w:rPr>
+          <w:b/>
+          <w:bCs/>
+        </w:rPr>
+        <w:t>ConfigMap</w:t>
+      </w:r>
+    </w:p>
+    <w:p>
+      <w:r>
+        <w:t>A ConfigMap stores non-sensitive configuration data.</w:t>
+      </w:r>
+    </w:p>
+    <w:p>
+      <w:r>
+        <w:t>Examples include:</w:t>
+      </w:r>
+    </w:p>
+    <w:p>
+      <w:pPr>
+        <w:numPr>
+          <w:ilvl w:val="0"/>
+          <w:numId w:val="27"/>
+        </w:numPr>
+      </w:pPr>
+      <w:r>
+        <w:t>Application mode</w:t>
+      </w:r>
+    </w:p>
+    <w:p>
+      <w:pPr>
+        <w:numPr>
+          <w:ilvl w:val="0"/>
+          <w:numId w:val="27"/>
+        </w:numPr>
+      </w:pPr>
+      <w:r>
+        <w:t>Application color</w:t>
+      </w:r>
+    </w:p>
+    <w:p>
+      <w:pPr>
+        <w:numPr>
+          <w:ilvl w:val="0"/>
+          <w:numId w:val="27"/>
+        </w:numPr>
+      </w:pPr>
+      <w:r>
+        <w:lastRenderedPageBreak/>
+        <w:t>URLs</w:t>
+      </w:r>
+    </w:p>
+    <w:p>
+      <w:pPr>
+        <w:numPr>
+          <w:ilvl w:val="0"/>
+          <w:numId w:val="27"/>
+        </w:numPr>
+      </w:pPr>
+      <w:r>
+        <w:t>Feature configuration</w:t>
+      </w:r>
+    </w:p>
+    <w:p>
+      <w:pPr>
+        <w:rPr>
+          <w:b/>
+          <w:bCs/>
+        </w:rPr>
+      </w:pPr>
+      <w:r>
+        <w:rPr>
+          <w:b/>
+          <w:bCs/>
+        </w:rPr>
+        <w:t>Secret</w:t>
+      </w:r>
+    </w:p>
+    <w:p>
+      <w:r>
+        <w:t>A Secret stores sensitive configuration data.</w:t>
+      </w:r>
+    </w:p>
+    <w:p>
+      <w:r>
+        <w:t>Examples include:</w:t>
+      </w:r>
+    </w:p>
+    <w:p>
+      <w:pPr>
+        <w:numPr>
+          <w:ilvl w:val="0"/>
+          <w:numId w:val="28"/>
+        </w:numPr>
+      </w:pPr>
+      <w:r>
+        <w:t>Usernames</w:t>
+      </w:r>
+    </w:p>
+    <w:p>
+      <w:pPr>
+        <w:numPr>
+          <w:ilvl w:val="0"/>
+          <w:numId w:val="28"/>
+        </w:numPr>
+      </w:pPr>
+      <w:r>
+        <w:t>Passwords</w:t>
+      </w:r>
+    </w:p>
+    <w:p>
+      <w:pPr>
+        <w:numPr>
+          <w:ilvl w:val="0"/>
+          <w:numId w:val="28"/>
+        </w:numPr>
+      </w:pPr>
+      <w:r>
+        <w:t>API keys</w:t>
+      </w:r>
+    </w:p>
+    <w:p>
+      <w:pPr>
+        <w:numPr>
+          <w:ilvl w:val="0"/>
+          <w:numId w:val="28"/>
+        </w:numPr>
+      </w:pPr>
+      <w:r>
+        <w:t>Authentication tokens</w:t>
+      </w:r>
+    </w:p>
+    <w:p>
+      <w:pPr>
+        <w:rPr>
+          <w:b/>
+          <w:bCs/>
+        </w:rPr>
+      </w:pPr>
+      <w:r>
+        <w:rPr>
+          <w:b/>
+          <w:bCs/>
+        </w:rPr>
+        <w:t>Step 1: Create a ConfigMap</w:t>
+      </w:r>
+    </w:p>
+    <w:p>
+      <w:r>
+        <w:t>Run:</w:t>
+      </w:r>
+    </w:p>
+    <w:p>
+      <w:r>
+        <w:t>kubectl create configmap app-config --from-literal=APP_COLOR=blue --from-literal=APP_MODE=dev</w:t>
+      </w:r>
+    </w:p>
+    <w:p>
+      <w:r>
+        <w:t>This creates a ConfigMap named "app-config" with the following values:</w:t>
+      </w:r>
+    </w:p>
+    <w:p>
+      <w:r>
+        <w:t>APP_COLOR = blue</w:t>
+      </w:r>
+    </w:p>
+    <w:p>
+      <w:r>
+        <w:t>APP_MODE = dev</w:t>
+      </w:r>
+    </w:p>
+    <w:p>
+      <w:pPr>
+        <w:rPr>
+          <w:b/>
+          <w:bCs/>
+        </w:rPr>
+      </w:pPr>
+      <w:r>
+        <w:rPr>
+          <w:b/>
+          <w:bCs/>
+        </w:rPr>
+        <w:t>Step 2: Create a Secret</w:t>
+      </w:r>
+    </w:p>
+    <w:p>
+      <w:r>
+        <w:t>Run:</w:t>
+      </w:r>
+    </w:p>
+    <w:p>
+      <w:r>
+        <w:t>kubectl create secret generic db-secret --from-literal=DB_USER=admin --from-literal=DB_PASS=pass123</w:t>
+      </w:r>
+    </w:p>
+    <w:p>
+      <w:r>
+        <w:t>This creates a Secret named "db-secret" containing:</w:t>
+      </w:r>
+    </w:p>
+    <w:p>
+      <w:r>
+        <w:t>DB_USER = admin</w:t>
+      </w:r>
+    </w:p>
+    <w:p>
+      <w:r>
+        <w:t>DB_PASS = pass123</w:t>
+      </w:r>
+    </w:p>
+    <w:p>
+      <w:pPr>
+        <w:rPr>
+          <w:b/>
+          <w:bCs/>
+        </w:rPr>
+      </w:pPr>
+      <w:r>
+        <w:rPr>
+          <w:b/>
+          <w:bCs/>
+        </w:rPr>
+        <w:t>Step 3: Use ConfigMap and Secret in a Pod</w:t>
+      </w:r>
+    </w:p>
+    <w:p>
+      <w:r>
+        <w:t>Create a file named:</w:t>
+      </w:r>
+    </w:p>
+    <w:p>
+      <w:r>
+        <w:t>config-demo.yaml</w:t>
+      </w:r>
+    </w:p>
+    <w:p>
+      <w:r>
+        <w:t>Use the following YAML configuration:</w:t>
+      </w:r>
+    </w:p>
+    <w:p>
+      <w:r>
+        <w:t>apiVersion: v1</w:t>
+      </w:r>
+      <w:r>
+        <w:br/>
+        <w:t>kind: Pod</w:t>
+      </w:r>
+      <w:r>
+        <w:br/>
+      </w:r>
+      <w:r>
+        <w:lastRenderedPageBreak/>
+        <w:t>metadata:</w:t>
+      </w:r>
+      <w:r>
+        <w:br/>
+        <w:t>name: config-demo</w:t>
+      </w:r>
+      <w:r>
+        <w:br/>
+        <w:t>spec:</w:t>
+      </w:r>
+      <w:r>
+        <w:br/>
+        <w:t>containers:</w:t>
+      </w:r>
+    </w:p>
+    <w:p>
+      <w:pPr>
+        <w:numPr>
+          <w:ilvl w:val="0"/>
+          <w:numId w:val="29"/>
+        </w:numPr>
+      </w:pPr>
+      <w:r>
+        <w:t>name: demo</w:t>
+      </w:r>
+      <w:r>
+        <w:br/>
+        <w:t>image: busybox</w:t>
+      </w:r>
+      <w:r>
+        <w:br/>
+        <w:t>command: ["sh", "-c", "echo Color=$APP_COLOR Mode=$APP_MODE User=$DB_USER Pass=$DB_PASS &amp;&amp; sleep 3600"]</w:t>
+      </w:r>
+      <w:r>
+        <w:br/>
+        <w:t>env:</w:t>
+      </w:r>
+    </w:p>
+    <w:p>
+      <w:pPr>
+        <w:numPr>
+          <w:ilvl w:val="1"/>
+          <w:numId w:val="29"/>
+        </w:numPr>
+      </w:pPr>
+      <w:r>
+        <w:t>name: APP_COLOR</w:t>
+      </w:r>
+      <w:r>
+        <w:br/>
+        <w:t>valueFrom:</w:t>
+      </w:r>
+      <w:r>
+        <w:br/>
+        <w:t>configMapKeyRef:</w:t>
+      </w:r>
+      <w:r>
+        <w:br/>
+        <w:t>name: app-config</w:t>
+      </w:r>
+      <w:r>
+        <w:br/>
+        <w:t>key: APP_COLOR</w:t>
+      </w:r>
+    </w:p>
+    <w:p>
+      <w:pPr>
+        <w:numPr>
+          <w:ilvl w:val="1"/>
+          <w:numId w:val="29"/>
+        </w:numPr>
+      </w:pPr>
+      <w:r>
+        <w:t>name: APP_MODE</w:t>
+      </w:r>
+      <w:r>
+        <w:br/>
+        <w:t>valueFrom:</w:t>
+      </w:r>
+      <w:r>
+        <w:br/>
+        <w:t>configMapKeyRef:</w:t>
+      </w:r>
+      <w:r>
+        <w:br/>
+        <w:t>name: app-config</w:t>
+      </w:r>
+      <w:r>
+        <w:br/>
+        <w:t>key: APP_MODE</w:t>
+      </w:r>
+    </w:p>
+    <w:p>
+      <w:pPr>
+        <w:numPr>
+          <w:ilvl w:val="1"/>
+          <w:numId w:val="29"/>
+        </w:numPr>
+      </w:pPr>
+      <w:r>
+        <w:t>name: DB_USER</w:t>
+      </w:r>
+      <w:r>
+        <w:br/>
+        <w:t>valueFrom:</w:t>
+      </w:r>
+      <w:r>
+        <w:br/>
+        <w:t>secretKeyRef:</w:t>
+      </w:r>
+      <w:r>
+        <w:br/>
+        <w:t>name: db-secret</w:t>
+      </w:r>
+      <w:r>
+        <w:br/>
+        <w:t>key: DB_USER</w:t>
+      </w:r>
+    </w:p>
+    <w:p>
+      <w:pPr>
+        <w:numPr>
+          <w:ilvl w:val="1"/>
+          <w:numId w:val="29"/>
+        </w:numPr>
+      </w:pPr>
+      <w:r>
+        <w:t>name: DB_PASS</w:t>
+      </w:r>
+      <w:r>
+        <w:br/>
+        <w:t>valueFrom:</w:t>
+      </w:r>
+      <w:r>
+        <w:br/>
+        <w:t>secretKeyRef:</w:t>
+      </w:r>
+      <w:r>
+        <w:br/>
+        <w:t>name: db-secret</w:t>
+      </w:r>
+      <w:r>
+        <w:br/>
+        <w:t>key: DB_PASS</w:t>
+      </w:r>
+    </w:p>
+    <w:p>
+      <w:pPr>
+        <w:rPr>
+          <w:b/>
+          <w:bCs/>
+        </w:rPr>
+      </w:pPr>
+      <w:r>
+        <w:rPr>
+          <w:b/>
+          <w:bCs/>
+        </w:rPr>
+        <w:t>Step 4: Apply the Configuration</w:t>
+      </w:r>
+    </w:p>
+    <w:p>
+      <w:r>
+        <w:t>Run:</w:t>
+      </w:r>
+    </w:p>
+    <w:p>
+      <w:r>
+        <w:t>kubectl apply -f config-demo.yaml</w:t>
+      </w:r>
+    </w:p>
+    <w:p>
+      <w:r>
+        <w:t>This creates the Pod using values from the ConfigMap and Secret.</w:t>
+      </w:r>
+    </w:p>
+    <w:p>
+      <w:pPr>
+        <w:rPr>
+          <w:b/>
+          <w:bCs/>
+        </w:rPr>
+      </w:pPr>
+      <w:r>
+        <w:rPr>
+          <w:b/>
+          <w:bCs/>
+        </w:rPr>
+        <w:t>Step 5: Check the Pod Logs</w:t>
+      </w:r>
+    </w:p>
+    <w:p>
+      <w:r>
+        <w:t>Run:</w:t>
+      </w:r>
+    </w:p>
+    <w:p>
+      <w:r>
+        <w:lastRenderedPageBreak/>
+        <w:t>kubectl logs config-demo</w:t>
+      </w:r>
+    </w:p>
+    <w:p>
+      <w:r>
+        <w:t>The logs will display the values injected into the Pod.</w:t>
+      </w:r>
+    </w:p>
+    <w:p>
+      <w:r>
+        <w:t>The output will contain values similar to:</w:t>
+      </w:r>
+    </w:p>
+    <w:p>
+      <w:r>
+        <w:t>Color=blue Mode=dev User=admin Pass=pass123</w:t>
+      </w:r>
+    </w:p>
+    <w:p>
+      <w:pPr>
+        <w:rPr>
+          <w:b/>
+          <w:bCs/>
+        </w:rPr>
+      </w:pPr>
+      <w:r>
+        <w:rPr>
+          <w:b/>
+          <w:bCs/>
+        </w:rPr>
+        <w:t>3. Helm Basics – Package Management</w:t>
+      </w:r>
+    </w:p>
+    <w:p>
+      <w:r>
+        <w:t>Helm is a package manager for Kubernetes.</w:t>
+      </w:r>
+    </w:p>
+    <w:p>
+      <w:r>
+        <w:t>It is similar to package managers such as apt or yum in Linux.</w:t>
+      </w:r>
+    </w:p>
+    <w:p>
+      <w:r>
+        <w:t>Helm uses packages called "Charts" to install and manage applications in Kubernetes.</w:t>
+      </w:r>
+    </w:p>
+    <w:p>
+      <w:pPr>
+        <w:rPr>
+          <w:b/>
+          <w:bCs/>
+        </w:rPr>
+      </w:pPr>
+      <w:r>
+        <w:rPr>
+          <w:b/>
+          <w:bCs/>
+        </w:rPr>
+        <w:t>Step 1: Install Helm</w:t>
+      </w:r>
+    </w:p>
+    <w:p>
+      <w:r>
+        <w:t>On Windows PowerShell with Chocolatey, run:</w:t>
+      </w:r>
+    </w:p>
+    <w:p>
+      <w:r>
+        <w:t>choco install kubernetes-helm</w:t>
+      </w:r>
+    </w:p>
+    <w:p>
+      <w:r>
+        <w:t>Alternatively, Helm can be downloaded from:</w:t>
+      </w:r>
+    </w:p>
+    <w:p>
+      <w:hyperlink r:id="rId9" w:history="1">
+        <w:r>
+          <w:rPr>
+            <w:rStyle w:val="Hyperlink"/>
+          </w:rPr>
+          <w:t>https://helm.sh/</w:t>
+        </w:r>
+      </w:hyperlink>
+    </w:p>
+    <w:p>
+      <w:r>
+        <w:t>After installation, verify that Helm is available by running:</w:t>
+      </w:r>
+    </w:p>
+    <w:p>
+      <w:r>
+        <w:t>helm version</w:t>
+      </w:r>
+    </w:p>
+    <w:p>
+      <w:pPr>
+        <w:rPr>
+          <w:b/>
+          <w:bCs/>
+        </w:rPr>
+      </w:pPr>
+      <w:r>
+        <w:rPr>
+          <w:b/>
+          <w:bCs/>
+        </w:rPr>
+        <w:t>Example Installation Output</w:t>
+      </w:r>
+    </w:p>
+    <w:p>
+      <w:r>
+        <w:t>Chocolatey installed 1/1 packages.</w:t>
+      </w:r>
+    </w:p>
+    <w:p>
+      <w:r>
+        <w:t>The Helm executable is installed and configured so that it can be used from the command line.</w:t>
+      </w:r>
+    </w:p>
+    <w:p>
+      <w:pPr>
+        <w:rPr>
+          <w:b/>
+          <w:bCs/>
+        </w:rPr>
+      </w:pPr>
+      <w:r>
+        <w:rPr>
+          <w:b/>
+          <w:bCs/>
+        </w:rPr>
+        <w:t>Step 2: Add a Helm Chart Repository</w:t>
+      </w:r>
+    </w:p>
+    <w:p>
+      <w:r>
+        <w:t>Add the Bitnami chart repository:</w:t>
+      </w:r>
+    </w:p>
+    <w:p>
+      <w:r>
+        <w:t xml:space="preserve">helm repo add bitnami </w:t>
+      </w:r>
+      <w:hyperlink r:id="rId10" w:history="1">
+        <w:r>
+          <w:rPr>
+            <w:rStyle w:val="Hyperlink"/>
+          </w:rPr>
+          <w:t>https://charts.bitnami.com/bitnami</w:t>
+        </w:r>
+      </w:hyperlink>
+    </w:p>
+    <w:p>
+      <w:r>
+        <w:t>Example output:</w:t>
+      </w:r>
+    </w:p>
+    <w:p>
+      <w:r>
+        <w:t>"bitnami" has been added to your repositories</w:t>
+      </w:r>
+    </w:p>
+    <w:p>
+      <w:pPr>
+        <w:rPr>
+          <w:b/>
+          <w:bCs/>
+        </w:rPr>
+      </w:pPr>
+      <w:r>
+        <w:rPr>
+          <w:b/>
+          <w:bCs/>
+        </w:rPr>
+        <w:t>Step 3: Update the Helm Repository</w:t>
+      </w:r>
+    </w:p>
+    <w:p>
+      <w:r>
+        <w:t>Run:</w:t>
+      </w:r>
+    </w:p>
+    <w:p>
+      <w:r>
+        <w:t>helm repo update</w:t>
+      </w:r>
+    </w:p>
+    <w:p>
+      <w:r>
+        <w:t>This updates the local information about the available Helm charts.</w:t>
+      </w:r>
+    </w:p>
+    <w:p>
+      <w:pPr>
+        <w:rPr>
+          <w:b/>
+          <w:bCs/>
+        </w:rPr>
+      </w:pPr>
+      <w:r>
+        <w:rPr>
+          <w:b/>
+          <w:bCs/>
+        </w:rPr>
+        <w:lastRenderedPageBreak/>
+        <w:t>Step 4: Install Nginx Using Helm</w:t>
+      </w:r>
+    </w:p>
+    <w:p>
+      <w:r>
+        <w:t>Run:</w:t>
+      </w:r>
+    </w:p>
+    <w:p>
+      <w:r>
+        <w:t>helm install my-nginx bitnami/nginx</w:t>
+      </w:r>
+    </w:p>
+    <w:p>
+      <w:r>
+        <w:t>This installs the Nginx application using the Bitnami Nginx Helm chart.</w:t>
+      </w:r>
+    </w:p>
+    <w:p>
+      <w:r>
+        <w:t>"my-nginx" is the release name.</w:t>
+      </w:r>
+    </w:p>
+    <w:p>
+      <w:pPr>
+        <w:rPr>
+          <w:b/>
+          <w:bCs/>
+        </w:rPr>
+      </w:pPr>
+      <w:r>
+        <w:rPr>
+          <w:b/>
+          <w:bCs/>
+        </w:rPr>
+        <w:t>Step 5: Check the Helm Release</w:t>
+      </w:r>
+    </w:p>
+    <w:p>
+      <w:r>
+        <w:t>Run:</w:t>
+      </w:r>
+    </w:p>
+    <w:p>
+      <w:r>
+        <w:t>helm list</w:t>
+      </w:r>
+    </w:p>
+    <w:p>
+      <w:r>
+        <w:t>This displays the Helm releases installed in the Kubernetes cluster.</w:t>
+      </w:r>
+    </w:p>
+    <w:p>
+      <w:pPr>
+        <w:rPr>
+          <w:b/>
+          <w:bCs/>
+        </w:rPr>
+      </w:pPr>
+      <w:r>
+        <w:rPr>
+          <w:b/>
+          <w:bCs/>
+        </w:rPr>
+        <w:t>Step 6: Upgrade the Helm Release</w:t>
+      </w:r>
+    </w:p>
+    <w:p>
+      <w:r>
+        <w:t>To change the Service type to NodePort, run:</w:t>
+      </w:r>
+    </w:p>
+    <w:p>
+      <w:r>
+        <w:t>helm upgrade my-nginx bitnami/nginx --set service.type=NodePort</w:t>
+      </w:r>
+    </w:p>
+    <w:p>
+      <w:r>
+        <w:t>This upgrades the existing Nginx release with the new configuration.</w:t>
+      </w:r>
+    </w:p>
+    <w:p>
+      <w:pPr>
+        <w:rPr>
+          <w:b/>
+          <w:bCs/>
+        </w:rPr>
+      </w:pPr>
+      <w:r>
+        <w:rPr>
+          <w:b/>
+          <w:bCs/>
+        </w:rPr>
+        <w:t>Step 7: Uninstall the Helm Release</w:t>
+      </w:r>
+    </w:p>
+    <w:p>
+      <w:r>
+        <w:t>To remove the application, run:</w:t>
+      </w:r>
+    </w:p>
+    <w:p>
+      <w:r>
+        <w:t>helm uninstall my-nginx</w:t>
+      </w:r>
+    </w:p>
+    <w:p>
+      <w:r>
+        <w:t>This removes the Helm release from the Kubernetes cluster.</w:t>
+      </w:r>
+    </w:p>
+    <w:p>
+      <w:pPr>
+        <w:rPr>
+          <w:b/>
+          <w:bCs/>
+        </w:rPr>
+      </w:pPr>
+      <w:r>
+        <w:rPr>
+          <w:b/>
+          <w:bCs/>
+        </w:rPr>
+        <w:t>EXPECTED OUTCOME</w:t>
+      </w:r>
+    </w:p>
+    <w:p>
+      <w:pPr>
+        <w:rPr>
+          <w:b/>
+          <w:bCs/>
+        </w:rPr>
+      </w:pPr>
+      <w:r>
+        <w:rPr>
+          <w:b/>
+          <w:bCs/>
+        </w:rPr>
+        <w:t>Services</w:t>
+      </w:r>
+    </w:p>
+    <w:p>
+      <w:r>
+        <w:t>Services provide stable networking and DNS names for Pods, allowing applications to communicate even when Pods are restarted or recreated.</w:t>
+      </w:r>
+    </w:p>
+    <w:p>
+      <w:pPr>
+        <w:rPr>
+          <w:b/>
+          <w:bCs/>
+        </w:rPr>
+      </w:pPr>
+      <w:r>
+        <w:rPr>
+          <w:b/>
+          <w:bCs/>
+        </w:rPr>
+        <w:t>ConfigMaps and Secrets</w:t>
+      </w:r>
+    </w:p>
+    <w:p>
+      <w:r>
+        <w:t>ConfigMaps and Secrets allow configuration values and sensitive information to be injected into Pods without hard-coding them directly into the application.</w:t>
+      </w:r>
+    </w:p>
+    <w:p>
+      <w:pPr>
+        <w:rPr>
+          <w:b/>
+          <w:bCs/>
+        </w:rPr>
+      </w:pPr>
+      <w:r>
+        <w:rPr>
+          <w:b/>
+          <w:bCs/>
+        </w:rPr>
+        <w:t>Helm</w:t>
+      </w:r>
+    </w:p>
+    <w:p>
+      <w:r>
+        <w:t>Helm makes it easier to install, upgrade, manage, and uninstall packaged Kubernetes applications using Helm Charts.</w:t>
+      </w:r>
+    </w:p>
+    <w:p>
+      <w:pPr>
+        <w:rPr>
+          <w:b/>
+          <w:bCs/>
+        </w:rPr>
+      </w:pPr>
+      <w:r>
+        <w:rPr>
+          <w:b/>
+          <w:bCs/>
+        </w:rPr>
+        <w:t>FINAL SUMMARY</w:t>
+      </w:r>
+    </w:p>
+    <w:p>
+      <w:r>
+        <w:lastRenderedPageBreak/>
+        <w:t>Pod Networking → Pods receive unique IP addresses and can communicate with other Pods.</w:t>
+      </w:r>
+    </w:p>
+    <w:p>
+      <w:r>
+        <w:t>Service → Provides stable networking and DNS for Pods.</w:t>
+      </w:r>
+    </w:p>
+    <w:p>
+      <w:r>
+        <w:t>ClusterIP → Provides internal access to a Service.</w:t>
+      </w:r>
+    </w:p>
+    <w:p>
+      <w:r>
+        <w:t>NodePort → Provides external access through a node port.</w:t>
+      </w:r>
+    </w:p>
+    <w:p>
+      <w:r>
+        <w:t>ConfigMap → Stores non-sensitive configuration data.</w:t>
+      </w:r>
+    </w:p>
+    <w:p>
+      <w:r>
+        <w:t>Secret → Stores sensitive configuration data.</w:t>
+      </w:r>
+    </w:p>
+    <w:p>
+      <w:r>
+        <w:t>Helm → Package manager used to install and manage Kubernetes applications.</w:t>
+      </w:r>
+    </w:p>
+    <w:p>
+      <w:r>
+        <w:t>After completing these tasks, you will understand Pod-to-Pod networking, Kubernetes Services, ConfigMaps, Secrets, and basic Helm operations.</w:t>
       </w:r>
     </w:p>
     <w:p/>
@@ -6758,6 +6878,155 @@
     </w:lvl>
   </w:abstractNum>
   <w:abstractNum w:abstractNumId="3" w15:restartNumberingAfterBreak="0">
+    <w:nsid w:val="282D0210"/>
+    <w:multiLevelType w:val="multilevel"/>
+    <w:tmpl w:val="9DFEC6FC"/>
+    <w:lvl w:ilvl="0">
+      <w:start w:val="1"/>
+      <w:numFmt w:val="bullet"/>
+      <w:lvlText w:val=""/>
+      <w:lvlJc w:val="left"/>
+      <w:pPr>
+        <w:tabs>
+          <w:tab w:val="num" w:pos="720"/>
+        </w:tabs>
+        <w:ind w:left="720" w:hanging="360"/>
+      </w:pPr>
+      <w:rPr>
+        <w:rFonts w:ascii="Symbol" w:hAnsi="Symbol" w:hint="default"/>
+        <w:sz w:val="20"/>
+      </w:rPr>
+    </w:lvl>
+    <w:lvl w:ilvl="1">
+      <w:start w:val="1"/>
+      <w:numFmt w:val="bullet"/>
+      <w:lvlText w:val="o"/>
+      <w:lvlJc w:val="left"/>
+      <w:pPr>
+        <w:tabs>
+          <w:tab w:val="num" w:pos="1440"/>
+        </w:tabs>
+        <w:ind w:left="1440" w:hanging="360"/>
+      </w:pPr>
+      <w:rPr>
+        <w:rFonts w:ascii="Courier New" w:hAnsi="Courier New" w:hint="default"/>
+        <w:sz w:val="20"/>
+      </w:rPr>
+    </w:lvl>
+    <w:lvl w:ilvl="2" w:tentative="1">
+      <w:start w:val="1"/>
+      <w:numFmt w:val="bullet"/>
+      <w:lvlText w:val=""/>
+      <w:lvlJc w:val="left"/>
+      <w:pPr>
+        <w:tabs>
+          <w:tab w:val="num" w:pos="2160"/>
+        </w:tabs>
+        <w:ind w:left="2160" w:hanging="360"/>
+      </w:pPr>
+      <w:rPr>
+        <w:rFonts w:ascii="Wingdings" w:hAnsi="Wingdings" w:hint="default"/>
+        <w:sz w:val="20"/>
+      </w:rPr>
+    </w:lvl>
+    <w:lvl w:ilvl="3" w:tentative="1">
+      <w:start w:val="1"/>
+      <w:numFmt w:val="bullet"/>
+      <w:lvlText w:val=""/>
+      <w:lvlJc w:val="left"/>
+      <w:pPr>
+        <w:tabs>
+          <w:tab w:val="num" w:pos="2880"/>
+        </w:tabs>
+        <w:ind w:left="2880" w:hanging="360"/>
+      </w:pPr>
+      <w:rPr>
+        <w:rFonts w:ascii="Wingdings" w:hAnsi="Wingdings" w:hint="default"/>
+        <w:sz w:val="20"/>
+      </w:rPr>
+    </w:lvl>
+    <w:lvl w:ilvl="4" w:tentative="1">
+      <w:start w:val="1"/>
+      <w:numFmt w:val="bullet"/>
+      <w:lvlText w:val=""/>
+      <w:lvlJc w:val="left"/>
+      <w:pPr>
+        <w:tabs>
+          <w:tab w:val="num" w:pos="3600"/>
+        </w:tabs>
+        <w:ind w:left="3600" w:hanging="360"/>
+      </w:pPr>
+      <w:rPr>
+        <w:rFonts w:ascii="Wingdings" w:hAnsi="Wingdings" w:hint="default"/>
+        <w:sz w:val="20"/>
+      </w:rPr>
+    </w:lvl>
+    <w:lvl w:ilvl="5" w:tentative="1">
+      <w:start w:val="1"/>
+      <w:numFmt w:val="bullet"/>
+      <w:lvlText w:val=""/>
+      <w:lvlJc w:val="left"/>
+      <w:pPr>
+        <w:tabs>
+          <w:tab w:val="num" w:pos="4320"/>
+        </w:tabs>
+        <w:ind w:left="4320" w:hanging="360"/>
+      </w:pPr>
+      <w:rPr>
+        <w:rFonts w:ascii="Wingdings" w:hAnsi="Wingdings" w:hint="default"/>
+        <w:sz w:val="20"/>
+      </w:rPr>
+    </w:lvl>
+    <w:lvl w:ilvl="6" w:tentative="1">
+      <w:start w:val="1"/>
+      <w:numFmt w:val="bullet"/>
+      <w:lvlText w:val=""/>
+      <w:lvlJc w:val="left"/>
+      <w:pPr>
+        <w:tabs>
+          <w:tab w:val="num" w:pos="5040"/>
+        </w:tabs>
+        <w:ind w:left="5040" w:hanging="360"/>
+      </w:pPr>
+      <w:rPr>
+        <w:rFonts w:ascii="Wingdings" w:hAnsi="Wingdings" w:hint="default"/>
+        <w:sz w:val="20"/>
+      </w:rPr>
+    </w:lvl>
+    <w:lvl w:ilvl="7" w:tentative="1">
+      <w:start w:val="1"/>
+      <w:numFmt w:val="bullet"/>
+      <w:lvlText w:val=""/>
+      <w:lvlJc w:val="left"/>
+      <w:pPr>
+        <w:tabs>
+          <w:tab w:val="num" w:pos="5760"/>
+        </w:tabs>
+        <w:ind w:left="5760" w:hanging="360"/>
+      </w:pPr>
+      <w:rPr>
+        <w:rFonts w:ascii="Wingdings" w:hAnsi="Wingdings" w:hint="default"/>
+        <w:sz w:val="20"/>
+      </w:rPr>
+    </w:lvl>
+    <w:lvl w:ilvl="8" w:tentative="1">
+      <w:start w:val="1"/>
+      <w:numFmt w:val="bullet"/>
+      <w:lvlText w:val=""/>
+      <w:lvlJc w:val="left"/>
+      <w:pPr>
+        <w:tabs>
+          <w:tab w:val="num" w:pos="6480"/>
+        </w:tabs>
+        <w:ind w:left="6480" w:hanging="360"/>
+      </w:pPr>
+      <w:rPr>
+        <w:rFonts w:ascii="Wingdings" w:hAnsi="Wingdings" w:hint="default"/>
+        <w:sz w:val="20"/>
+      </w:rPr>
+    </w:lvl>
+  </w:abstractNum>
+  <w:abstractNum w:abstractNumId="4" w15:restartNumberingAfterBreak="0">
     <w:nsid w:val="29DF14DB"/>
     <w:multiLevelType w:val="multilevel"/>
     <w:tmpl w:val="B17688F2"/>
@@ -6906,7 +7175,7 @@
       </w:rPr>
     </w:lvl>
   </w:abstractNum>
-  <w:abstractNum w:abstractNumId="4" w15:restartNumberingAfterBreak="0">
+  <w:abstractNum w:abstractNumId="5" w15:restartNumberingAfterBreak="0">
     <w:nsid w:val="2E496735"/>
     <w:multiLevelType w:val="multilevel"/>
     <w:tmpl w:val="352080FE"/>
@@ -7055,7 +7324,7 @@
       </w:rPr>
     </w:lvl>
   </w:abstractNum>
-  <w:abstractNum w:abstractNumId="5" w15:restartNumberingAfterBreak="0">
+  <w:abstractNum w:abstractNumId="6" w15:restartNumberingAfterBreak="0">
     <w:nsid w:val="31DE4828"/>
     <w:multiLevelType w:val="multilevel"/>
     <w:tmpl w:val="C9FA2E7C"/>
@@ -7204,7 +7473,7 @@
       </w:rPr>
     </w:lvl>
   </w:abstractNum>
-  <w:abstractNum w:abstractNumId="6" w15:restartNumberingAfterBreak="0">
+  <w:abstractNum w:abstractNumId="7" w15:restartNumberingAfterBreak="0">
     <w:nsid w:val="37341366"/>
     <w:multiLevelType w:val="multilevel"/>
     <w:tmpl w:val="E04AF13E"/>
@@ -7353,7 +7622,7 @@
       </w:rPr>
     </w:lvl>
   </w:abstractNum>
-  <w:abstractNum w:abstractNumId="7" w15:restartNumberingAfterBreak="0">
+  <w:abstractNum w:abstractNumId="8" w15:restartNumberingAfterBreak="0">
     <w:nsid w:val="384A1D8D"/>
     <w:multiLevelType w:val="multilevel"/>
     <w:tmpl w:val="DE12F13E"/>
@@ -7502,7 +7771,7 @@
       </w:rPr>
     </w:lvl>
   </w:abstractNum>
-  <w:abstractNum w:abstractNumId="8" w15:restartNumberingAfterBreak="0">
+  <w:abstractNum w:abstractNumId="9" w15:restartNumberingAfterBreak="0">
     <w:nsid w:val="3E225A7E"/>
     <w:multiLevelType w:val="multilevel"/>
     <w:tmpl w:val="A730766E"/>
@@ -7651,7 +7920,7 @@
       </w:rPr>
     </w:lvl>
   </w:abstractNum>
-  <w:abstractNum w:abstractNumId="9" w15:restartNumberingAfterBreak="0">
+  <w:abstractNum w:abstractNumId="10" w15:restartNumberingAfterBreak="0">
     <w:nsid w:val="4186720B"/>
     <w:multiLevelType w:val="multilevel"/>
     <w:tmpl w:val="BB1471C2"/>
@@ -7800,7 +8069,7 @@
       </w:rPr>
     </w:lvl>
   </w:abstractNum>
-  <w:abstractNum w:abstractNumId="10" w15:restartNumberingAfterBreak="0">
+  <w:abstractNum w:abstractNumId="11" w15:restartNumberingAfterBreak="0">
     <w:nsid w:val="44C33AFF"/>
     <w:multiLevelType w:val="multilevel"/>
     <w:tmpl w:val="FDB230F6"/>
@@ -7949,7 +8218,7 @@
       </w:rPr>
     </w:lvl>
   </w:abstractNum>
-  <w:abstractNum w:abstractNumId="11" w15:restartNumberingAfterBreak="0">
+  <w:abstractNum w:abstractNumId="12" w15:restartNumberingAfterBreak="0">
     <w:nsid w:val="46E803DE"/>
     <w:multiLevelType w:val="multilevel"/>
     <w:tmpl w:val="1CA09060"/>
@@ -8098,7 +8367,7 @@
       </w:rPr>
     </w:lvl>
   </w:abstractNum>
-  <w:abstractNum w:abstractNumId="12" w15:restartNumberingAfterBreak="0">
+  <w:abstractNum w:abstractNumId="13" w15:restartNumberingAfterBreak="0">
     <w:nsid w:val="4B956AEB"/>
     <w:multiLevelType w:val="multilevel"/>
     <w:tmpl w:val="0ECAD042"/>
@@ -8247,7 +8516,7 @@
       </w:rPr>
     </w:lvl>
   </w:abstractNum>
-  <w:abstractNum w:abstractNumId="13" w15:restartNumberingAfterBreak="0">
+  <w:abstractNum w:abstractNumId="14" w15:restartNumberingAfterBreak="0">
     <w:nsid w:val="529552FF"/>
     <w:multiLevelType w:val="multilevel"/>
     <w:tmpl w:val="79BA58B4"/>
@@ -8396,7 +8665,156 @@
       </w:rPr>
     </w:lvl>
   </w:abstractNum>
-  <w:abstractNum w:abstractNumId="14" w15:restartNumberingAfterBreak="0">
+  <w:abstractNum w:abstractNumId="15" w15:restartNumberingAfterBreak="0">
+    <w:nsid w:val="548B2677"/>
+    <w:multiLevelType w:val="multilevel"/>
+    <w:tmpl w:val="A6EAC9BE"/>
+    <w:lvl w:ilvl="0">
+      <w:start w:val="1"/>
+      <w:numFmt w:val="bullet"/>
+      <w:lvlText w:val=""/>
+      <w:lvlJc w:val="left"/>
+      <w:pPr>
+        <w:tabs>
+          <w:tab w:val="num" w:pos="720"/>
+        </w:tabs>
+        <w:ind w:left="720" w:hanging="360"/>
+      </w:pPr>
+      <w:rPr>
+        <w:rFonts w:ascii="Symbol" w:hAnsi="Symbol" w:hint="default"/>
+        <w:sz w:val="20"/>
+      </w:rPr>
+    </w:lvl>
+    <w:lvl w:ilvl="1" w:tentative="1">
+      <w:start w:val="1"/>
+      <w:numFmt w:val="bullet"/>
+      <w:lvlText w:val="o"/>
+      <w:lvlJc w:val="left"/>
+      <w:pPr>
+        <w:tabs>
+          <w:tab w:val="num" w:pos="1440"/>
+        </w:tabs>
+        <w:ind w:left="1440" w:hanging="360"/>
+      </w:pPr>
+      <w:rPr>
+        <w:rFonts w:ascii="Courier New" w:hAnsi="Courier New" w:hint="default"/>
+        <w:sz w:val="20"/>
+      </w:rPr>
+    </w:lvl>
+    <w:lvl w:ilvl="2" w:tentative="1">
+      <w:start w:val="1"/>
+      <w:numFmt w:val="bullet"/>
+      <w:lvlText w:val=""/>
+      <w:lvlJc w:val="left"/>
+      <w:pPr>
+        <w:tabs>
+          <w:tab w:val="num" w:pos="2160"/>
+        </w:tabs>
+        <w:ind w:left="2160" w:hanging="360"/>
+      </w:pPr>
+      <w:rPr>
+        <w:rFonts w:ascii="Wingdings" w:hAnsi="Wingdings" w:hint="default"/>
+        <w:sz w:val="20"/>
+      </w:rPr>
+    </w:lvl>
+    <w:lvl w:ilvl="3" w:tentative="1">
+      <w:start w:val="1"/>
+      <w:numFmt w:val="bullet"/>
+      <w:lvlText w:val=""/>
+      <w:lvlJc w:val="left"/>
+      <w:pPr>
+        <w:tabs>
+          <w:tab w:val="num" w:pos="2880"/>
+        </w:tabs>
+        <w:ind w:left="2880" w:hanging="360"/>
+      </w:pPr>
+      <w:rPr>
+        <w:rFonts w:ascii="Wingdings" w:hAnsi="Wingdings" w:hint="default"/>
+        <w:sz w:val="20"/>
+      </w:rPr>
+    </w:lvl>
+    <w:lvl w:ilvl="4" w:tentative="1">
+      <w:start w:val="1"/>
+      <w:numFmt w:val="bullet"/>
+      <w:lvlText w:val=""/>
+      <w:lvlJc w:val="left"/>
+      <w:pPr>
+        <w:tabs>
+          <w:tab w:val="num" w:pos="3600"/>
+        </w:tabs>
+        <w:ind w:left="3600" w:hanging="360"/>
+      </w:pPr>
+      <w:rPr>
+        <w:rFonts w:ascii="Wingdings" w:hAnsi="Wingdings" w:hint="default"/>
+        <w:sz w:val="20"/>
+      </w:rPr>
+    </w:lvl>
+    <w:lvl w:ilvl="5" w:tentative="1">
+      <w:start w:val="1"/>
+      <w:numFmt w:val="bullet"/>
+      <w:lvlText w:val=""/>
+      <w:lvlJc w:val="left"/>
+      <w:pPr>
+        <w:tabs>
+          <w:tab w:val="num" w:pos="4320"/>
+        </w:tabs>
+        <w:ind w:left="4320" w:hanging="360"/>
+      </w:pPr>
+      <w:rPr>
+        <w:rFonts w:ascii="Wingdings" w:hAnsi="Wingdings" w:hint="default"/>
+        <w:sz w:val="20"/>
+      </w:rPr>
+    </w:lvl>
+    <w:lvl w:ilvl="6" w:tentative="1">
+      <w:start w:val="1"/>
+      <w:numFmt w:val="bullet"/>
+      <w:lvlText w:val=""/>
+      <w:lvlJc w:val="left"/>
+      <w:pPr>
+        <w:tabs>
+          <w:tab w:val="num" w:pos="5040"/>
+        </w:tabs>
+        <w:ind w:left="5040" w:hanging="360"/>
+      </w:pPr>
+      <w:rPr>
+        <w:rFonts w:ascii="Wingdings" w:hAnsi="Wingdings" w:hint="default"/>
+        <w:sz w:val="20"/>
+      </w:rPr>
+    </w:lvl>
+    <w:lvl w:ilvl="7" w:tentative="1">
+      <w:start w:val="1"/>
+      <w:numFmt w:val="bullet"/>
+      <w:lvlText w:val=""/>
+      <w:lvlJc w:val="left"/>
+      <w:pPr>
+        <w:tabs>
+          <w:tab w:val="num" w:pos="5760"/>
+        </w:tabs>
+        <w:ind w:left="5760" w:hanging="360"/>
+      </w:pPr>
+      <w:rPr>
+        <w:rFonts w:ascii="Wingdings" w:hAnsi="Wingdings" w:hint="default"/>
+        <w:sz w:val="20"/>
+      </w:rPr>
+    </w:lvl>
+    <w:lvl w:ilvl="8" w:tentative="1">
+      <w:start w:val="1"/>
+      <w:numFmt w:val="bullet"/>
+      <w:lvlText w:val=""/>
+      <w:lvlJc w:val="left"/>
+      <w:pPr>
+        <w:tabs>
+          <w:tab w:val="num" w:pos="6480"/>
+        </w:tabs>
+        <w:ind w:left="6480" w:hanging="360"/>
+      </w:pPr>
+      <w:rPr>
+        <w:rFonts w:ascii="Wingdings" w:hAnsi="Wingdings" w:hint="default"/>
+        <w:sz w:val="20"/>
+      </w:rPr>
+    </w:lvl>
+  </w:abstractNum>
+  <w:abstractNum w:abstractNumId="16" w15:restartNumberingAfterBreak="0">
     <w:nsid w:val="55473D49"/>
     <w:multiLevelType w:val="multilevel"/>
     <w:tmpl w:val="C9EAC78C"/>
@@ -8545,7 +8963,7 @@
       </w:rPr>
     </w:lvl>
   </w:abstractNum>
-  <w:abstractNum w:abstractNumId="15" w15:restartNumberingAfterBreak="0">
+  <w:abstractNum w:abstractNumId="17" w15:restartNumberingAfterBreak="0">
     <w:nsid w:val="5C503882"/>
     <w:multiLevelType w:val="multilevel"/>
     <w:tmpl w:val="0BF0677E"/>
@@ -8694,7 +9112,7 @@
       </w:rPr>
     </w:lvl>
   </w:abstractNum>
-  <w:abstractNum w:abstractNumId="16" w15:restartNumberingAfterBreak="0">
+  <w:abstractNum w:abstractNumId="18" w15:restartNumberingAfterBreak="0">
     <w:nsid w:val="5E716E86"/>
     <w:multiLevelType w:val="multilevel"/>
     <w:tmpl w:val="A14ED88A"/>
@@ -8843,7 +9261,7 @@
       </w:rPr>
     </w:lvl>
   </w:abstractNum>
-  <w:abstractNum w:abstractNumId="17" w15:restartNumberingAfterBreak="0">
+  <w:abstractNum w:abstractNumId="19" w15:restartNumberingAfterBreak="0">
     <w:nsid w:val="607364DA"/>
     <w:multiLevelType w:val="multilevel"/>
     <w:tmpl w:val="BCC20750"/>
@@ -8992,7 +9410,7 @@
       </w:rPr>
     </w:lvl>
   </w:abstractNum>
-  <w:abstractNum w:abstractNumId="18" w15:restartNumberingAfterBreak="0">
+  <w:abstractNum w:abstractNumId="20" w15:restartNumberingAfterBreak="0">
     <w:nsid w:val="612800B8"/>
     <w:multiLevelType w:val="multilevel"/>
     <w:tmpl w:val="5D6A2F76"/>
@@ -9141,7 +9559,7 @@
       </w:rPr>
     </w:lvl>
   </w:abstractNum>
-  <w:abstractNum w:abstractNumId="19" w15:restartNumberingAfterBreak="0">
+  <w:abstractNum w:abstractNumId="21" w15:restartNumberingAfterBreak="0">
     <w:nsid w:val="67A612EF"/>
     <w:multiLevelType w:val="multilevel"/>
     <w:tmpl w:val="33B03E7C"/>
@@ -9290,7 +9708,7 @@
       </w:rPr>
     </w:lvl>
   </w:abstractNum>
-  <w:abstractNum w:abstractNumId="20" w15:restartNumberingAfterBreak="0">
+  <w:abstractNum w:abstractNumId="22" w15:restartNumberingAfterBreak="0">
     <w:nsid w:val="68891CF9"/>
     <w:multiLevelType w:val="multilevel"/>
     <w:tmpl w:val="458EAF70"/>
@@ -9439,7 +9857,156 @@
       </w:rPr>
     </w:lvl>
   </w:abstractNum>
-  <w:abstractNum w:abstractNumId="21" w15:restartNumberingAfterBreak="0">
+  <w:abstractNum w:abstractNumId="23" w15:restartNumberingAfterBreak="0">
+    <w:nsid w:val="69524075"/>
+    <w:multiLevelType w:val="multilevel"/>
+    <w:tmpl w:val="FFAE66F4"/>
+    <w:lvl w:ilvl="0">
+      <w:start w:val="1"/>
+      <w:numFmt w:val="bullet"/>
+      <w:lvlText w:val=""/>
+      <w:lvlJc w:val="left"/>
+      <w:pPr>
+        <w:tabs>
+          <w:tab w:val="num" w:pos="720"/>
+        </w:tabs>
+        <w:ind w:left="720" w:hanging="360"/>
+      </w:pPr>
+      <w:rPr>
+        <w:rFonts w:ascii="Symbol" w:hAnsi="Symbol" w:hint="default"/>
+        <w:sz w:val="20"/>
+      </w:rPr>
+    </w:lvl>
+    <w:lvl w:ilvl="1" w:tentative="1">
+      <w:start w:val="1"/>
+      <w:numFmt w:val="bullet"/>
+      <w:lvlText w:val="o"/>
+      <w:lvlJc w:val="left"/>
+      <w:pPr>
+        <w:tabs>
+          <w:tab w:val="num" w:pos="1440"/>
+        </w:tabs>
+        <w:ind w:left="1440" w:hanging="360"/>
+      </w:pPr>
+      <w:rPr>
+        <w:rFonts w:ascii="Courier New" w:hAnsi="Courier New" w:hint="default"/>
+        <w:sz w:val="20"/>
+      </w:rPr>
+    </w:lvl>
+    <w:lvl w:ilvl="2" w:tentative="1">
+      <w:start w:val="1"/>
+      <w:numFmt w:val="bullet"/>
+      <w:lvlText w:val=""/>
+      <w:lvlJc w:val="left"/>
+      <w:pPr>
+        <w:tabs>
+          <w:tab w:val="num" w:pos="2160"/>
+        </w:tabs>
+        <w:ind w:left="2160" w:hanging="360"/>
+      </w:pPr>
+      <w:rPr>
+        <w:rFonts w:ascii="Wingdings" w:hAnsi="Wingdings" w:hint="default"/>
+        <w:sz w:val="20"/>
+      </w:rPr>
+    </w:lvl>
+    <w:lvl w:ilvl="3" w:tentative="1">
+      <w:start w:val="1"/>
+      <w:numFmt w:val="bullet"/>
+      <w:lvlText w:val=""/>
+      <w:lvlJc w:val="left"/>
+      <w:pPr>
+        <w:tabs>
+          <w:tab w:val="num" w:pos="2880"/>
+        </w:tabs>
+        <w:ind w:left="2880" w:hanging="360"/>
+      </w:pPr>
+      <w:rPr>
+        <w:rFonts w:ascii="Wingdings" w:hAnsi="Wingdings" w:hint="default"/>
+        <w:sz w:val="20"/>
+      </w:rPr>
+    </w:lvl>
+    <w:lvl w:ilvl="4" w:tentative="1">
+      <w:start w:val="1"/>
+      <w:numFmt w:val="bullet"/>
+      <w:lvlText w:val=""/>
+      <w:lvlJc w:val="left"/>
+      <w:pPr>
+        <w:tabs>
+          <w:tab w:val="num" w:pos="3600"/>
+        </w:tabs>
+        <w:ind w:left="3600" w:hanging="360"/>
+      </w:pPr>
+      <w:rPr>
+        <w:rFonts w:ascii="Wingdings" w:hAnsi="Wingdings" w:hint="default"/>
+        <w:sz w:val="20"/>
+      </w:rPr>
+    </w:lvl>
+    <w:lvl w:ilvl="5" w:tentative="1">
+      <w:start w:val="1"/>
+      <w:numFmt w:val="bullet"/>
+      <w:lvlText w:val=""/>
+      <w:lvlJc w:val="left"/>
+      <w:pPr>
+        <w:tabs>
+          <w:tab w:val="num" w:pos="4320"/>
+        </w:tabs>
+        <w:ind w:left="4320" w:hanging="360"/>
+      </w:pPr>
+      <w:rPr>
+        <w:rFonts w:ascii="Wingdings" w:hAnsi="Wingdings" w:hint="default"/>
+        <w:sz w:val="20"/>
+      </w:rPr>
+    </w:lvl>
+    <w:lvl w:ilvl="6" w:tentative="1">
+      <w:start w:val="1"/>
+      <w:numFmt w:val="bullet"/>
+      <w:lvlText w:val=""/>
+      <w:lvlJc w:val="left"/>
+      <w:pPr>
+        <w:tabs>
+          <w:tab w:val="num" w:pos="5040"/>
+        </w:tabs>
+        <w:ind w:left="5040" w:hanging="360"/>
+      </w:pPr>
+      <w:rPr>
+        <w:rFonts w:ascii="Wingdings" w:hAnsi="Wingdings" w:hint="default"/>
+        <w:sz w:val="20"/>
+      </w:rPr>
+    </w:lvl>
+    <w:lvl w:ilvl="7" w:tentative="1">
+      <w:start w:val="1"/>
+      <w:numFmt w:val="bullet"/>
+      <w:lvlText w:val=""/>
+      <w:lvlJc w:val="left"/>
+      <w:pPr>
+        <w:tabs>
+          <w:tab w:val="num" w:pos="5760"/>
+        </w:tabs>
+        <w:ind w:left="5760" w:hanging="360"/>
+      </w:pPr>
+      <w:rPr>
+        <w:rFonts w:ascii="Wingdings" w:hAnsi="Wingdings" w:hint="default"/>
+        <w:sz w:val="20"/>
+      </w:rPr>
+    </w:lvl>
+    <w:lvl w:ilvl="8" w:tentative="1">
+      <w:start w:val="1"/>
+      <w:numFmt w:val="bullet"/>
+      <w:lvlText w:val=""/>
+      <w:lvlJc w:val="left"/>
+      <w:pPr>
+        <w:tabs>
+          <w:tab w:val="num" w:pos="6480"/>
+        </w:tabs>
+        <w:ind w:left="6480" w:hanging="360"/>
+      </w:pPr>
+      <w:rPr>
+        <w:rFonts w:ascii="Wingdings" w:hAnsi="Wingdings" w:hint="default"/>
+        <w:sz w:val="20"/>
+      </w:rPr>
+    </w:lvl>
+  </w:abstractNum>
+  <w:abstractNum w:abstractNumId="24" w15:restartNumberingAfterBreak="0">
     <w:nsid w:val="69C923BD"/>
     <w:multiLevelType w:val="multilevel"/>
     <w:tmpl w:val="71F41B0A"/>
@@ -9588,7 +10155,7 @@
       </w:rPr>
     </w:lvl>
   </w:abstractNum>
-  <w:abstractNum w:abstractNumId="22" w15:restartNumberingAfterBreak="0">
+  <w:abstractNum w:abstractNumId="25" w15:restartNumberingAfterBreak="0">
     <w:nsid w:val="70BC203B"/>
     <w:multiLevelType w:val="multilevel"/>
     <w:tmpl w:val="6E7E72F2"/>
@@ -9737,7 +10304,7 @@
       </w:rPr>
     </w:lvl>
   </w:abstractNum>
-  <w:abstractNum w:abstractNumId="23" w15:restartNumberingAfterBreak="0">
+  <w:abstractNum w:abstractNumId="26" w15:restartNumberingAfterBreak="0">
     <w:nsid w:val="777D55CA"/>
     <w:multiLevelType w:val="multilevel"/>
     <w:tmpl w:val="BA5CDE98"/>
@@ -9886,7 +10453,7 @@
       </w:rPr>
     </w:lvl>
   </w:abstractNum>
-  <w:abstractNum w:abstractNumId="24" w15:restartNumberingAfterBreak="0">
+  <w:abstractNum w:abstractNumId="27" w15:restartNumberingAfterBreak="0">
     <w:nsid w:val="7F315120"/>
     <w:multiLevelType w:val="multilevel"/>
     <w:tmpl w:val="EA10F306"/>
@@ -10035,7 +10602,7 @@
       </w:rPr>
     </w:lvl>
   </w:abstractNum>
-  <w:abstractNum w:abstractNumId="25" w15:restartNumberingAfterBreak="0">
+  <w:abstractNum w:abstractNumId="28" w15:restartNumberingAfterBreak="0">
     <w:nsid w:val="7FEC4AC5"/>
     <w:multiLevelType w:val="multilevel"/>
     <w:tmpl w:val="3730A336"/>
@@ -10185,82 +10752,91 @@
     </w:lvl>
   </w:abstractNum>
   <w:num w:numId="1" w16cid:durableId="1462261600">
-    <w:abstractNumId w:val="9"/>
+    <w:abstractNumId w:val="10"/>
   </w:num>
   <w:num w:numId="2" w16cid:durableId="1339457056">
+    <w:abstractNumId w:val="8"/>
+  </w:num>
+  <w:num w:numId="3" w16cid:durableId="1576863476">
+    <w:abstractNumId w:val="17"/>
+  </w:num>
+  <w:num w:numId="4" w16cid:durableId="1814322643">
+    <w:abstractNumId w:val="18"/>
+  </w:num>
+  <w:num w:numId="5" w16cid:durableId="1362517449">
     <w:abstractNumId w:val="7"/>
   </w:num>
-  <w:num w:numId="3" w16cid:durableId="1576863476">
-    <w:abstractNumId w:val="15"/>
-  </w:num>
-  <w:num w:numId="4" w16cid:durableId="1814322643">
-    <w:abstractNumId w:val="16"/>
-  </w:num>
-  <w:num w:numId="5" w16cid:durableId="1362517449">
-    <w:abstractNumId w:val="6"/>
-  </w:num>
   <w:num w:numId="6" w16cid:durableId="606540532">
-    <w:abstractNumId w:val="3"/>
+    <w:abstractNumId w:val="4"/>
   </w:num>
   <w:num w:numId="7" w16cid:durableId="720135211">
-    <w:abstractNumId w:val="13"/>
+    <w:abstractNumId w:val="14"/>
   </w:num>
   <w:num w:numId="8" w16cid:durableId="1588492648">
-    <w:abstractNumId w:val="24"/>
+    <w:abstractNumId w:val="27"/>
   </w:num>
   <w:num w:numId="9" w16cid:durableId="1337461681">
-    <w:abstractNumId w:val="19"/>
+    <w:abstractNumId w:val="21"/>
   </w:num>
   <w:num w:numId="10" w16cid:durableId="1474356">
-    <w:abstractNumId w:val="4"/>
+    <w:abstractNumId w:val="5"/>
   </w:num>
   <w:num w:numId="11" w16cid:durableId="124469529">
-    <w:abstractNumId w:val="12"/>
+    <w:abstractNumId w:val="13"/>
   </w:num>
   <w:num w:numId="12" w16cid:durableId="235896702">
     <w:abstractNumId w:val="0"/>
   </w:num>
   <w:num w:numId="13" w16cid:durableId="1544753352">
-    <w:abstractNumId w:val="21"/>
+    <w:abstractNumId w:val="24"/>
   </w:num>
   <w:num w:numId="14" w16cid:durableId="113444822">
-    <w:abstractNumId w:val="23"/>
+    <w:abstractNumId w:val="26"/>
   </w:num>
   <w:num w:numId="15" w16cid:durableId="2139491789">
-    <w:abstractNumId w:val="8"/>
+    <w:abstractNumId w:val="9"/>
   </w:num>
   <w:num w:numId="16" w16cid:durableId="1579634331">
-    <w:abstractNumId w:val="10"/>
+    <w:abstractNumId w:val="11"/>
   </w:num>
   <w:num w:numId="17" w16cid:durableId="1789002857">
-    <w:abstractNumId w:val="20"/>
+    <w:abstractNumId w:val="22"/>
   </w:num>
   <w:num w:numId="18" w16cid:durableId="85273522">
-    <w:abstractNumId w:val="22"/>
+    <w:abstractNumId w:val="25"/>
   </w:num>
   <w:num w:numId="19" w16cid:durableId="1527712158">
-    <w:abstractNumId w:val="25"/>
+    <w:abstractNumId w:val="28"/>
   </w:num>
   <w:num w:numId="20" w16cid:durableId="1816414972">
-    <w:abstractNumId w:val="5"/>
+    <w:abstractNumId w:val="6"/>
   </w:num>
   <w:num w:numId="21" w16cid:durableId="72970899">
-    <w:abstractNumId w:val="17"/>
+    <w:abstractNumId w:val="19"/>
   </w:num>
   <w:num w:numId="22" w16cid:durableId="561721285">
-    <w:abstractNumId w:val="11"/>
+    <w:abstractNumId w:val="12"/>
   </w:num>
   <w:num w:numId="23" w16cid:durableId="2041785824">
-    <w:abstractNumId w:val="14"/>
+    <w:abstractNumId w:val="16"/>
   </w:num>
   <w:num w:numId="24" w16cid:durableId="80370894">
-    <w:abstractNumId w:val="18"/>
+    <w:abstractNumId w:val="20"/>
   </w:num>
   <w:num w:numId="25" w16cid:durableId="677922490">
     <w:abstractNumId w:val="1"/>
   </w:num>
   <w:num w:numId="26" w16cid:durableId="1971933396">
     <w:abstractNumId w:val="2"/>
+  </w:num>
+  <w:num w:numId="27" w16cid:durableId="391274030">
+    <w:abstractNumId w:val="23"/>
+  </w:num>
+  <w:num w:numId="28" w16cid:durableId="205411027">
+    <w:abstractNumId w:val="15"/>
+  </w:num>
+  <w:num w:numId="29" w16cid:durableId="369959130">
+    <w:abstractNumId w:val="3"/>
   </w:num>
 </w:numbering>
 </file>
